--- a/Task1.docx
+++ b/Task1.docx
@@ -1103,15 +1103,7 @@
           <w:sz w:val="20"/>
           <w:szCs w:val="20"/>
         </w:rPr>
-        <w:t>Purpose: to display the visual elements of the loan application form</w:t>
-      </w:r>
-      <w:r>
-        <w:rPr>
-          <w:rFonts w:ascii="Verdana" w:hAnsi="Verdana" w:cs="Arial"/>
-          <w:sz w:val="20"/>
-          <w:szCs w:val="20"/>
-        </w:rPr>
-        <w:t>.</w:t>
+        <w:t>Purpose: to display the visual elements of the loan application form.</w:t>
       </w:r>
     </w:p>
     <w:p>
@@ -2176,6 +2168,520 @@
           <w:szCs w:val="20"/>
         </w:rPr>
       </w:pPr>
+      <w:r>
+        <w:rPr>
+          <w:rFonts w:ascii="Verdana" w:hAnsi="Verdana" w:cs="Arial"/>
+          <w:sz w:val="20"/>
+          <w:szCs w:val="20"/>
+        </w:rPr>
+        <w:t>Functionality</w:t>
+      </w:r>
+    </w:p>
+    <w:p>
+      <w:pPr>
+        <w:pStyle w:val="ListParagraph"/>
+        <w:numPr>
+          <w:ilvl w:val="3"/>
+          <w:numId w:val="15"/>
+        </w:numPr>
+        <w:spacing w:after="0" w:line="240" w:lineRule="auto"/>
+        <w:rPr>
+          <w:rFonts w:ascii="Verdana" w:hAnsi="Verdana" w:cs="Arial"/>
+          <w:sz w:val="20"/>
+          <w:szCs w:val="20"/>
+        </w:rPr>
+      </w:pPr>
+      <w:r>
+        <w:rPr>
+          <w:rFonts w:ascii="Verdana" w:hAnsi="Verdana" w:cs="Arial"/>
+          <w:sz w:val="20"/>
+          <w:szCs w:val="20"/>
+        </w:rPr>
+        <w:t>Receiving the business establishment date and current date</w:t>
+      </w:r>
+    </w:p>
+    <w:p>
+      <w:pPr>
+        <w:pStyle w:val="ListParagraph"/>
+        <w:numPr>
+          <w:ilvl w:val="3"/>
+          <w:numId w:val="15"/>
+        </w:numPr>
+        <w:spacing w:after="0" w:line="240" w:lineRule="auto"/>
+        <w:rPr>
+          <w:rFonts w:ascii="Verdana" w:hAnsi="Verdana" w:cs="Arial"/>
+          <w:sz w:val="20"/>
+          <w:szCs w:val="20"/>
+        </w:rPr>
+      </w:pPr>
+      <w:r>
+        <w:rPr>
+          <w:rFonts w:ascii="Verdana" w:hAnsi="Verdana" w:cs="Arial"/>
+          <w:sz w:val="20"/>
+          <w:szCs w:val="20"/>
+        </w:rPr>
+        <w:t>Implementing the core logic to calculate the correct five fiscal years based on the business age</w:t>
+      </w:r>
+    </w:p>
+    <w:p>
+      <w:pPr>
+        <w:pStyle w:val="ListParagraph"/>
+        <w:numPr>
+          <w:ilvl w:val="3"/>
+          <w:numId w:val="15"/>
+        </w:numPr>
+        <w:spacing w:after="0" w:line="240" w:lineRule="auto"/>
+        <w:rPr>
+          <w:rFonts w:ascii="Verdana" w:hAnsi="Verdana" w:cs="Arial"/>
+          <w:sz w:val="20"/>
+          <w:szCs w:val="20"/>
+        </w:rPr>
+      </w:pPr>
+      <w:r>
+        <w:rPr>
+          <w:rFonts w:ascii="Verdana" w:hAnsi="Verdana" w:cs="Arial"/>
+          <w:sz w:val="20"/>
+          <w:szCs w:val="20"/>
+        </w:rPr>
+        <w:t>Validating financial data</w:t>
+      </w:r>
+    </w:p>
+    <w:p>
+      <w:pPr>
+        <w:pStyle w:val="ListParagraph"/>
+        <w:numPr>
+          <w:ilvl w:val="3"/>
+          <w:numId w:val="15"/>
+        </w:numPr>
+        <w:spacing w:after="0" w:line="240" w:lineRule="auto"/>
+        <w:rPr>
+          <w:rFonts w:ascii="Verdana" w:hAnsi="Verdana" w:cs="Arial"/>
+          <w:sz w:val="20"/>
+          <w:szCs w:val="20"/>
+        </w:rPr>
+      </w:pPr>
+      <w:r>
+        <w:rPr>
+          <w:rFonts w:ascii="Verdana" w:hAnsi="Verdana" w:cs="Arial"/>
+          <w:sz w:val="20"/>
+          <w:szCs w:val="20"/>
+        </w:rPr>
+        <w:t>Coordinating with the financial_data_repository for data persistence</w:t>
+      </w:r>
+    </w:p>
+    <w:p>
+      <w:pPr>
+        <w:pStyle w:val="ListParagraph"/>
+        <w:numPr>
+          <w:ilvl w:val="3"/>
+          <w:numId w:val="15"/>
+        </w:numPr>
+        <w:spacing w:after="0" w:line="240" w:lineRule="auto"/>
+        <w:rPr>
+          <w:rFonts w:ascii="Verdana" w:hAnsi="Verdana" w:cs="Arial"/>
+          <w:sz w:val="20"/>
+          <w:szCs w:val="20"/>
+        </w:rPr>
+      </w:pPr>
+      <w:r>
+        <w:rPr>
+          <w:rFonts w:ascii="Verdana" w:hAnsi="Verdana" w:cs="Arial"/>
+          <w:sz w:val="20"/>
+          <w:szCs w:val="20"/>
+        </w:rPr>
+        <w:t>Applying security checks and authorization rules.</w:t>
+      </w:r>
+    </w:p>
+    <w:p>
+      <w:pPr>
+        <w:pStyle w:val="ListParagraph"/>
+        <w:numPr>
+          <w:ilvl w:val="1"/>
+          <w:numId w:val="15"/>
+        </w:numPr>
+        <w:spacing w:after="0" w:line="240" w:lineRule="auto"/>
+        <w:rPr>
+          <w:rFonts w:ascii="Verdana" w:hAnsi="Verdana" w:cs="Arial"/>
+          <w:sz w:val="20"/>
+          <w:szCs w:val="20"/>
+        </w:rPr>
+      </w:pPr>
+      <w:r>
+        <w:rPr>
+          <w:rFonts w:ascii="Verdana" w:hAnsi="Verdana" w:cs="Arial"/>
+          <w:sz w:val="20"/>
+          <w:szCs w:val="20"/>
+        </w:rPr>
+        <w:t>Data Access</w:t>
+      </w:r>
+    </w:p>
+    <w:p>
+      <w:pPr>
+        <w:pStyle w:val="ListParagraph"/>
+        <w:numPr>
+          <w:ilvl w:val="2"/>
+          <w:numId w:val="15"/>
+        </w:numPr>
+        <w:spacing w:after="0" w:line="240" w:lineRule="auto"/>
+        <w:rPr>
+          <w:rFonts w:ascii="Verdana" w:hAnsi="Verdana" w:cs="Arial"/>
+          <w:sz w:val="20"/>
+          <w:szCs w:val="20"/>
+        </w:rPr>
+      </w:pPr>
+      <w:r>
+        <w:rPr>
+          <w:rFonts w:ascii="Verdana" w:hAnsi="Verdana" w:cs="Arial"/>
+          <w:sz w:val="20"/>
+          <w:szCs w:val="20"/>
+        </w:rPr>
+        <w:t>Purpose: to abstract the details of database interaction from the business logic</w:t>
+      </w:r>
+    </w:p>
+    <w:p>
+      <w:pPr>
+        <w:pStyle w:val="ListParagraph"/>
+        <w:numPr>
+          <w:ilvl w:val="2"/>
+          <w:numId w:val="15"/>
+        </w:numPr>
+        <w:spacing w:after="0" w:line="240" w:lineRule="auto"/>
+        <w:rPr>
+          <w:rFonts w:ascii="Verdana" w:hAnsi="Verdana" w:cs="Arial"/>
+          <w:sz w:val="20"/>
+          <w:szCs w:val="20"/>
+        </w:rPr>
+      </w:pPr>
+      <w:r>
+        <w:rPr>
+          <w:rFonts w:ascii="Verdana" w:hAnsi="Verdana" w:cs="Arial"/>
+          <w:sz w:val="20"/>
+          <w:szCs w:val="20"/>
+        </w:rPr>
+        <w:t>Segmentation:</w:t>
+      </w:r>
+    </w:p>
+    <w:p>
+      <w:pPr>
+        <w:pStyle w:val="ListParagraph"/>
+        <w:numPr>
+          <w:ilvl w:val="3"/>
+          <w:numId w:val="15"/>
+        </w:numPr>
+        <w:spacing w:after="0" w:line="240" w:lineRule="auto"/>
+        <w:rPr>
+          <w:rFonts w:ascii="Verdana" w:hAnsi="Verdana" w:cs="Arial"/>
+          <w:sz w:val="20"/>
+          <w:szCs w:val="20"/>
+        </w:rPr>
+      </w:pPr>
+      <w:r>
+        <w:rPr>
+          <w:rFonts w:ascii="Verdana" w:hAnsi="Verdana" w:cs="Arial"/>
+          <w:sz w:val="20"/>
+          <w:szCs w:val="20"/>
+        </w:rPr>
+        <w:t>Financial_data_repo: responsible for all create, read, update, and delete operations related to financial data in the database</w:t>
+      </w:r>
+    </w:p>
+    <w:p>
+      <w:pPr>
+        <w:pStyle w:val="ListParagraph"/>
+        <w:numPr>
+          <w:ilvl w:val="3"/>
+          <w:numId w:val="15"/>
+        </w:numPr>
+        <w:spacing w:after="0" w:line="240" w:lineRule="auto"/>
+        <w:rPr>
+          <w:rFonts w:ascii="Verdana" w:hAnsi="Verdana" w:cs="Arial"/>
+          <w:sz w:val="20"/>
+          <w:szCs w:val="20"/>
+        </w:rPr>
+      </w:pPr>
+      <w:r>
+        <w:rPr>
+          <w:rFonts w:ascii="Verdana" w:hAnsi="Verdana" w:cs="Arial"/>
+          <w:sz w:val="20"/>
+          <w:szCs w:val="20"/>
+        </w:rPr>
+        <w:t>Loan_application_repo: manages persistence for the overall loan application</w:t>
+      </w:r>
+    </w:p>
+    <w:p>
+      <w:pPr>
+        <w:pStyle w:val="ListParagraph"/>
+        <w:numPr>
+          <w:ilvl w:val="2"/>
+          <w:numId w:val="15"/>
+        </w:numPr>
+        <w:spacing w:after="0" w:line="240" w:lineRule="auto"/>
+        <w:rPr>
+          <w:rFonts w:ascii="Verdana" w:hAnsi="Verdana" w:cs="Arial"/>
+          <w:sz w:val="20"/>
+          <w:szCs w:val="20"/>
+        </w:rPr>
+      </w:pPr>
+      <w:r>
+        <w:rPr>
+          <w:rFonts w:ascii="Verdana" w:hAnsi="Verdana" w:cs="Arial"/>
+          <w:sz w:val="20"/>
+          <w:szCs w:val="20"/>
+        </w:rPr>
+        <w:t>Functionality:</w:t>
+      </w:r>
+    </w:p>
+    <w:p>
+      <w:pPr>
+        <w:pStyle w:val="ListParagraph"/>
+        <w:numPr>
+          <w:ilvl w:val="3"/>
+          <w:numId w:val="15"/>
+        </w:numPr>
+        <w:spacing w:after="0" w:line="240" w:lineRule="auto"/>
+        <w:rPr>
+          <w:rFonts w:ascii="Verdana" w:hAnsi="Verdana" w:cs="Arial"/>
+          <w:sz w:val="20"/>
+          <w:szCs w:val="20"/>
+        </w:rPr>
+      </w:pPr>
+      <w:r>
+        <w:rPr>
+          <w:rFonts w:ascii="Verdana" w:hAnsi="Verdana" w:cs="Arial"/>
+          <w:sz w:val="20"/>
+          <w:szCs w:val="20"/>
+        </w:rPr>
+        <w:t>Storing submitted financial data into the appropriate database tables</w:t>
+      </w:r>
+    </w:p>
+    <w:p>
+      <w:pPr>
+        <w:pStyle w:val="ListParagraph"/>
+        <w:numPr>
+          <w:ilvl w:val="3"/>
+          <w:numId w:val="15"/>
+        </w:numPr>
+        <w:spacing w:after="0" w:line="240" w:lineRule="auto"/>
+        <w:rPr>
+          <w:rFonts w:ascii="Verdana" w:hAnsi="Verdana" w:cs="Arial"/>
+          <w:sz w:val="20"/>
+          <w:szCs w:val="20"/>
+        </w:rPr>
+      </w:pPr>
+      <w:r>
+        <w:rPr>
+          <w:rFonts w:ascii="Verdana" w:hAnsi="Verdana" w:cs="Arial"/>
+          <w:sz w:val="20"/>
+          <w:szCs w:val="20"/>
+        </w:rPr>
+        <w:t>Retrieving existing financial data for a loan application</w:t>
+      </w:r>
+    </w:p>
+    <w:p>
+      <w:pPr>
+        <w:pStyle w:val="ListParagraph"/>
+        <w:numPr>
+          <w:ilvl w:val="3"/>
+          <w:numId w:val="15"/>
+        </w:numPr>
+        <w:spacing w:after="0" w:line="240" w:lineRule="auto"/>
+        <w:rPr>
+          <w:rFonts w:ascii="Verdana" w:hAnsi="Verdana" w:cs="Arial"/>
+          <w:sz w:val="20"/>
+          <w:szCs w:val="20"/>
+        </w:rPr>
+      </w:pPr>
+      <w:r>
+        <w:rPr>
+          <w:rFonts w:ascii="Verdana" w:hAnsi="Verdana" w:cs="Arial"/>
+          <w:sz w:val="20"/>
+          <w:szCs w:val="20"/>
+        </w:rPr>
+        <w:t>Ensuring data integrity and transaction consistency</w:t>
+      </w:r>
+    </w:p>
+    <w:p>
+      <w:pPr>
+        <w:pStyle w:val="ListParagraph"/>
+        <w:numPr>
+          <w:ilvl w:val="3"/>
+          <w:numId w:val="15"/>
+        </w:numPr>
+        <w:spacing w:after="0" w:line="240" w:lineRule="auto"/>
+        <w:rPr>
+          <w:rFonts w:ascii="Verdana" w:hAnsi="Verdana" w:cs="Arial"/>
+          <w:sz w:val="20"/>
+          <w:szCs w:val="20"/>
+        </w:rPr>
+      </w:pPr>
+      <w:r>
+        <w:rPr>
+          <w:rFonts w:ascii="Verdana" w:hAnsi="Verdana" w:cs="Arial"/>
+          <w:sz w:val="20"/>
+          <w:szCs w:val="20"/>
+        </w:rPr>
+        <w:t>Mapping between application objects and database records</w:t>
+      </w:r>
+    </w:p>
+    <w:p>
+      <w:pPr>
+        <w:pStyle w:val="ListParagraph"/>
+        <w:numPr>
+          <w:ilvl w:val="1"/>
+          <w:numId w:val="15"/>
+        </w:numPr>
+        <w:spacing w:after="0" w:line="240" w:lineRule="auto"/>
+        <w:rPr>
+          <w:rFonts w:ascii="Verdana" w:hAnsi="Verdana" w:cs="Arial"/>
+          <w:sz w:val="20"/>
+          <w:szCs w:val="20"/>
+        </w:rPr>
+      </w:pPr>
+      <w:r>
+        <w:rPr>
+          <w:rFonts w:ascii="Verdana" w:hAnsi="Verdana" w:cs="Arial"/>
+          <w:sz w:val="20"/>
+          <w:szCs w:val="20"/>
+        </w:rPr>
+        <w:t>Data Models/Entities:</w:t>
+      </w:r>
+    </w:p>
+    <w:p>
+      <w:pPr>
+        <w:pStyle w:val="ListParagraph"/>
+        <w:numPr>
+          <w:ilvl w:val="2"/>
+          <w:numId w:val="15"/>
+        </w:numPr>
+        <w:spacing w:after="0" w:line="240" w:lineRule="auto"/>
+        <w:rPr>
+          <w:rFonts w:ascii="Verdana" w:hAnsi="Verdana" w:cs="Arial"/>
+          <w:sz w:val="20"/>
+          <w:szCs w:val="20"/>
+        </w:rPr>
+      </w:pPr>
+      <w:r>
+        <w:rPr>
+          <w:rFonts w:ascii="Verdana" w:hAnsi="Verdana" w:cs="Arial"/>
+          <w:sz w:val="20"/>
+          <w:szCs w:val="20"/>
+        </w:rPr>
+        <w:t>Purpose: to define the structure of the data used throughout the application</w:t>
+      </w:r>
+    </w:p>
+    <w:p>
+      <w:pPr>
+        <w:pStyle w:val="ListParagraph"/>
+        <w:numPr>
+          <w:ilvl w:val="2"/>
+          <w:numId w:val="15"/>
+        </w:numPr>
+        <w:spacing w:after="0" w:line="240" w:lineRule="auto"/>
+        <w:rPr>
+          <w:rFonts w:ascii="Verdana" w:hAnsi="Verdana" w:cs="Arial"/>
+          <w:sz w:val="20"/>
+          <w:szCs w:val="20"/>
+        </w:rPr>
+      </w:pPr>
+      <w:r>
+        <w:rPr>
+          <w:rFonts w:ascii="Verdana" w:hAnsi="Verdana" w:cs="Arial"/>
+          <w:sz w:val="20"/>
+          <w:szCs w:val="20"/>
+        </w:rPr>
+        <w:t>Segmentation:</w:t>
+      </w:r>
+    </w:p>
+    <w:p>
+      <w:pPr>
+        <w:pStyle w:val="ListParagraph"/>
+        <w:numPr>
+          <w:ilvl w:val="3"/>
+          <w:numId w:val="15"/>
+        </w:numPr>
+        <w:spacing w:after="0" w:line="240" w:lineRule="auto"/>
+        <w:rPr>
+          <w:rFonts w:ascii="Verdana" w:hAnsi="Verdana" w:cs="Arial"/>
+          <w:sz w:val="20"/>
+          <w:szCs w:val="20"/>
+        </w:rPr>
+      </w:pPr>
+      <w:r>
+        <w:rPr>
+          <w:rFonts w:ascii="Verdana" w:hAnsi="Verdana" w:cs="Arial"/>
+          <w:sz w:val="20"/>
+          <w:szCs w:val="20"/>
+        </w:rPr>
+        <w:t>Financial_data: Represents a single fiscal year’s financial info</w:t>
+      </w:r>
+    </w:p>
+    <w:p>
+      <w:pPr>
+        <w:pStyle w:val="ListParagraph"/>
+        <w:numPr>
+          <w:ilvl w:val="3"/>
+          <w:numId w:val="15"/>
+        </w:numPr>
+        <w:spacing w:after="0" w:line="240" w:lineRule="auto"/>
+        <w:rPr>
+          <w:rFonts w:ascii="Verdana" w:hAnsi="Verdana" w:cs="Arial"/>
+          <w:sz w:val="20"/>
+          <w:szCs w:val="20"/>
+        </w:rPr>
+      </w:pPr>
+      <w:r>
+        <w:rPr>
+          <w:rFonts w:ascii="Verdana" w:hAnsi="Verdana" w:cs="Arial"/>
+          <w:sz w:val="20"/>
+          <w:szCs w:val="20"/>
+        </w:rPr>
+        <w:t>Load_application: Represents the overall loan application, containing collections of financial_data</w:t>
+      </w:r>
+    </w:p>
+    <w:p>
+      <w:pPr>
+        <w:pStyle w:val="ListParagraph"/>
+        <w:numPr>
+          <w:ilvl w:val="2"/>
+          <w:numId w:val="15"/>
+        </w:numPr>
+        <w:spacing w:after="0" w:line="240" w:lineRule="auto"/>
+        <w:rPr>
+          <w:rFonts w:ascii="Verdana" w:hAnsi="Verdana" w:cs="Arial"/>
+          <w:sz w:val="20"/>
+          <w:szCs w:val="20"/>
+        </w:rPr>
+      </w:pPr>
+      <w:r>
+        <w:rPr>
+          <w:rFonts w:ascii="Verdana" w:hAnsi="Verdana" w:cs="Arial"/>
+          <w:sz w:val="20"/>
+          <w:szCs w:val="20"/>
+        </w:rPr>
+        <w:t>Functionality:</w:t>
+      </w:r>
+    </w:p>
+    <w:p>
+      <w:pPr>
+        <w:pStyle w:val="ListParagraph"/>
+        <w:numPr>
+          <w:ilvl w:val="3"/>
+          <w:numId w:val="15"/>
+        </w:numPr>
+        <w:spacing w:after="0" w:line="240" w:lineRule="auto"/>
+        <w:rPr>
+          <w:rFonts w:ascii="Verdana" w:hAnsi="Verdana" w:cs="Arial"/>
+          <w:sz w:val="20"/>
+          <w:szCs w:val="20"/>
+        </w:rPr>
+      </w:pPr>
+      <w:r>
+        <w:rPr>
+          <w:rFonts w:ascii="Verdana" w:hAnsi="Verdana" w:cs="Arial"/>
+          <w:sz w:val="20"/>
+          <w:szCs w:val="20"/>
+        </w:rPr>
+        <w:t>Providing a consistent structure for data transfer between layers and for persistence</w:t>
+      </w:r>
     </w:p>
     <w:p>
       <w:pPr>
@@ -2243,6 +2749,103 @@
           <w:szCs w:val="20"/>
         </w:rPr>
       </w:pPr>
+      <w:r>
+        <w:rPr>
+          <w:rFonts w:ascii="Verdana" w:hAnsi="Verdana" w:cs="Arial"/>
+          <w:sz w:val="20"/>
+          <w:szCs w:val="20"/>
+        </w:rPr>
+        <w:t>An updated version of the loan application system with the required bugfixes</w:t>
+      </w:r>
+    </w:p>
+    <w:p>
+      <w:pPr>
+        <w:spacing w:after="0" w:line="240" w:lineRule="auto"/>
+        <w:rPr>
+          <w:rFonts w:ascii="Verdana" w:hAnsi="Verdana" w:cs="Arial"/>
+          <w:sz w:val="20"/>
+          <w:szCs w:val="20"/>
+        </w:rPr>
+      </w:pPr>
+    </w:p>
+    <w:p>
+      <w:pPr>
+        <w:pStyle w:val="ListParagraph"/>
+        <w:numPr>
+          <w:ilvl w:val="0"/>
+          <w:numId w:val="6"/>
+        </w:numPr>
+        <w:spacing w:after="0" w:line="240" w:lineRule="auto"/>
+        <w:rPr>
+          <w:rFonts w:ascii="Verdana" w:hAnsi="Verdana" w:cs="Arial"/>
+          <w:sz w:val="20"/>
+          <w:szCs w:val="20"/>
+        </w:rPr>
+      </w:pPr>
+      <w:r>
+        <w:rPr>
+          <w:rFonts w:ascii="Verdana" w:hAnsi="Verdana" w:cs="Arial"/>
+          <w:sz w:val="20"/>
+          <w:szCs w:val="20"/>
+        </w:rPr>
+        <w:t>Implement the required by the user</w:t>
+      </w:r>
+    </w:p>
+    <w:p>
+      <w:pPr>
+        <w:pStyle w:val="ListParagraph"/>
+        <w:numPr>
+          <w:ilvl w:val="1"/>
+          <w:numId w:val="6"/>
+        </w:numPr>
+        <w:spacing w:after="0" w:line="240" w:lineRule="auto"/>
+        <w:rPr>
+          <w:rFonts w:ascii="Verdana" w:hAnsi="Verdana" w:cs="Arial"/>
+          <w:sz w:val="20"/>
+          <w:szCs w:val="20"/>
+        </w:rPr>
+      </w:pPr>
+      <w:r>
+        <w:rPr>
+          <w:rFonts w:ascii="Verdana" w:hAnsi="Verdana" w:cs="Arial"/>
+          <w:sz w:val="20"/>
+          <w:szCs w:val="20"/>
+        </w:rPr>
+        <w:t>Ensure the user is presented with the correct fields for the five most recent complete fiscal years when the business is older than five years</w:t>
+      </w:r>
+    </w:p>
+    <w:p>
+      <w:pPr>
+        <w:pStyle w:val="ListParagraph"/>
+        <w:numPr>
+          <w:ilvl w:val="1"/>
+          <w:numId w:val="6"/>
+        </w:numPr>
+        <w:spacing w:after="0" w:line="240" w:lineRule="auto"/>
+        <w:rPr>
+          <w:rFonts w:ascii="Verdana" w:hAnsi="Verdana" w:cs="Arial"/>
+          <w:sz w:val="20"/>
+          <w:szCs w:val="20"/>
+        </w:rPr>
+      </w:pPr>
+      <w:r>
+        <w:rPr>
+          <w:rFonts w:ascii="Verdana" w:hAnsi="Verdana" w:cs="Arial"/>
+          <w:sz w:val="20"/>
+          <w:szCs w:val="20"/>
+        </w:rPr>
+        <w:t>Ensure the user is presented with the correct fields for current and forecasted years if the business is less than 5 years old</w:t>
+      </w:r>
+    </w:p>
+    <w:p>
+      <w:pPr>
+        <w:spacing w:after="0" w:line="240" w:lineRule="auto"/>
+        <w:rPr>
+          <w:rFonts w:ascii="Verdana" w:hAnsi="Verdana" w:cs="Arial"/>
+          <w:sz w:val="20"/>
+          <w:szCs w:val="20"/>
+        </w:rPr>
+      </w:pPr>
     </w:p>
     <w:p>
       <w:pPr>
@@ -2289,6 +2892,14 @@
           <w:szCs w:val="20"/>
         </w:rPr>
       </w:pPr>
+      <w:r>
+        <w:rPr>
+          <w:rFonts w:ascii="Verdana" w:hAnsi="Verdana" w:cs="Arial"/>
+          <w:sz w:val="20"/>
+          <w:szCs w:val="20"/>
+        </w:rPr>
+        <w:t>The updated application will be deployed once the bug is confirmed to be fixed by internal unit testing.</w:t>
+      </w:r>
     </w:p>
     <w:p>
       <w:pPr>
@@ -2341,6 +2952,14 @@
           <w:szCs w:val="20"/>
         </w:rPr>
       </w:pPr>
+      <w:r>
+        <w:rPr>
+          <w:rFonts w:ascii="Verdana" w:hAnsi="Verdana" w:cs="Arial"/>
+          <w:sz w:val="20"/>
+          <w:szCs w:val="20"/>
+        </w:rPr>
+        <w:t>The development environment will include the developer’s windows 11 workstation. The developers use their preferred IDE which is either Visual studio enterprise or IntelliJ</w:t>
+      </w:r>
     </w:p>
     <w:p>
       <w:pPr>
@@ -2393,6 +3012,14 @@
           <w:szCs w:val="20"/>
         </w:rPr>
       </w:pPr>
+      <w:r>
+        <w:rPr>
+          <w:rFonts w:ascii="Verdana" w:hAnsi="Verdana" w:cs="Arial"/>
+          <w:sz w:val="20"/>
+          <w:szCs w:val="20"/>
+        </w:rPr>
+        <w:t xml:space="preserve">This application has been developed using the agile methodology. This allows for quick releases of bugfix applications. </w:t>
+      </w:r>
     </w:p>
     <w:p>
       <w:pPr>
@@ -5338,6 +5965,48 @@
 </file>
 
 <file path=customXml/item3.xml><?xml version="1.0" encoding="utf-8"?>
+<p:properties xmlns:p="http://schemas.microsoft.com/office/2006/metadata/properties" xmlns:xsi="http://www.w3.org/2001/XMLSchema-instance" xmlns:pc="http://schemas.microsoft.com/office/infopath/2007/PartnerControls">
+  <documentManagement>
+    <Vendor xmlns="0feec74c-ecc7-44c3-9c64-3623cf89ed41">N/A</Vendor>
+    <_ip_UnifiedCompliancePolicyUIAction xmlns="http://schemas.microsoft.com/sharepoint/v3" xsi:nil="true"/>
+    <Launch_x0020_Date xmlns="0feec74c-ecc7-44c3-9c64-3623cf89ed41" xsi:nil="true"/>
+    <Discipline xmlns="0feec74c-ecc7-44c3-9c64-3623cf89ed41" xsi:nil="true"/>
+    <Course_x0020_code xmlns="0feec74c-ecc7-44c3-9c64-3623cf89ed41" xsi:nil="true"/>
+    <Performance_x0020_Steps_x0020_Completed xmlns="0feec74c-ecc7-44c3-9c64-3623cf89ed41">
+      <Value>N/A</Value>
+    </Performance_x0020_Steps_x0020_Completed>
+    <Course_x0020_short_x0020_name xmlns="0feec74c-ecc7-44c3-9c64-3623cf89ed41" xsi:nil="true"/>
+    <_ip_UnifiedCompliancePolicyProperties xmlns="http://schemas.microsoft.com/sharepoint/v3" xsi:nil="true"/>
+    <AssessmentCode xmlns="0feec74c-ecc7-44c3-9c64-3623cf89ed41" xsi:nil="true"/>
+    <Course_x0020_number xmlns="0feec74c-ecc7-44c3-9c64-3623cf89ed41" xsi:nil="true"/>
+    <Course_x0020_title xmlns="0feec74c-ecc7-44c3-9c64-3623cf89ed41" xsi:nil="true"/>
+    <d5fh xmlns="0feec74c-ecc7-44c3-9c64-3623cf89ed41" xsi:nil="true"/>
+    <Step_x0020_Completed xmlns="0feec74c-ecc7-44c3-9c64-3623cf89ed41">
+      <Value>N/A</Value>
+    </Step_x0020_Completed>
+    <Assessment_x0020_Type xmlns="0feec74c-ecc7-44c3-9c64-3623cf89ed41">
+      <Value>Objective</Value>
+    </Assessment_x0020_Type>
+    <Publication_x0020_Date xmlns="0feec74c-ecc7-44c3-9c64-3623cf89ed41" xsi:nil="true"/>
+    <SME xmlns="0feec74c-ecc7-44c3-9c64-3623cf89ed41" xsi:nil="true"/>
+    <Editor0 xmlns="0feec74c-ecc7-44c3-9c64-3623cf89ed41">
+      <UserInfo>
+        <DisplayName/>
+        <AccountId xsi:nil="true"/>
+        <AccountType/>
+      </UserInfo>
+    </Editor0>
+    <Doc_x0020_Type xmlns="0feec74c-ecc7-44c3-9c64-3623cf89ed41" xsi:nil="true"/>
+    <qrac xmlns="0feec74c-ecc7-44c3-9c64-3623cf89ed41" xsi:nil="true"/>
+    <lcf76f155ced4ddcb4097134ff3c332f xmlns="0feec74c-ecc7-44c3-9c64-3623cf89ed41">
+      <Terms xmlns="http://schemas.microsoft.com/office/infopath/2007/PartnerControls"/>
+    </lcf76f155ced4ddcb4097134ff3c332f>
+    <TaxCatchAll xmlns="1f707338-ea0f-4fe5-baee-59b996692b22" xsi:nil="true"/>
+  </documentManagement>
+</p:properties>
+</file>
+
+<file path=customXml/item4.xml><?xml version="1.0" encoding="utf-8"?>
 <ct:contentTypeSchema xmlns:ct="http://schemas.microsoft.com/office/2006/metadata/contentType" xmlns:ma="http://schemas.microsoft.com/office/2006/metadata/properties/metaAttributes" ct:_="" ma:_="" ma:contentTypeName="Document" ma:contentTypeID="0x010100C39F2A75005F2D43B30369DAED2CCB1C" ma:contentTypeVersion="45" ma:contentTypeDescription="Create a new document." ma:contentTypeScope="" ma:versionID="1b9fdb374581140854a9d0518901e886">
   <xsd:schema xmlns:xsd="http://www.w3.org/2001/XMLSchema" xmlns:xs="http://www.w3.org/2001/XMLSchema" xmlns:p="http://schemas.microsoft.com/office/2006/metadata/properties" xmlns:ns1="http://schemas.microsoft.com/sharepoint/v3" xmlns:ns2="0feec74c-ecc7-44c3-9c64-3623cf89ed41" xmlns:ns3="1f707338-ea0f-4fe5-baee-59b996692b22" targetNamespace="http://schemas.microsoft.com/office/2006/metadata/properties" ma:root="true" ma:fieldsID="d4e90b57406cfd253bd268c9429fcd51" ns1:_="" ns2:_="" ns3:_="">
     <xsd:import namespace="http://schemas.microsoft.com/sharepoint/v3"/>
@@ -5809,48 +6478,6 @@
 </ct:contentTypeSchema>
 </file>
 
-<file path=customXml/item4.xml><?xml version="1.0" encoding="utf-8"?>
-<p:properties xmlns:p="http://schemas.microsoft.com/office/2006/metadata/properties" xmlns:xsi="http://www.w3.org/2001/XMLSchema-instance" xmlns:pc="http://schemas.microsoft.com/office/infopath/2007/PartnerControls">
-  <documentManagement>
-    <Vendor xmlns="0feec74c-ecc7-44c3-9c64-3623cf89ed41">N/A</Vendor>
-    <_ip_UnifiedCompliancePolicyUIAction xmlns="http://schemas.microsoft.com/sharepoint/v3" xsi:nil="true"/>
-    <Launch_x0020_Date xmlns="0feec74c-ecc7-44c3-9c64-3623cf89ed41" xsi:nil="true"/>
-    <Discipline xmlns="0feec74c-ecc7-44c3-9c64-3623cf89ed41" xsi:nil="true"/>
-    <Course_x0020_code xmlns="0feec74c-ecc7-44c3-9c64-3623cf89ed41" xsi:nil="true"/>
-    <Performance_x0020_Steps_x0020_Completed xmlns="0feec74c-ecc7-44c3-9c64-3623cf89ed41">
-      <Value>N/A</Value>
-    </Performance_x0020_Steps_x0020_Completed>
-    <Course_x0020_short_x0020_name xmlns="0feec74c-ecc7-44c3-9c64-3623cf89ed41" xsi:nil="true"/>
-    <_ip_UnifiedCompliancePolicyProperties xmlns="http://schemas.microsoft.com/sharepoint/v3" xsi:nil="true"/>
-    <AssessmentCode xmlns="0feec74c-ecc7-44c3-9c64-3623cf89ed41" xsi:nil="true"/>
-    <Course_x0020_number xmlns="0feec74c-ecc7-44c3-9c64-3623cf89ed41" xsi:nil="true"/>
-    <Course_x0020_title xmlns="0feec74c-ecc7-44c3-9c64-3623cf89ed41" xsi:nil="true"/>
-    <d5fh xmlns="0feec74c-ecc7-44c3-9c64-3623cf89ed41" xsi:nil="true"/>
-    <Step_x0020_Completed xmlns="0feec74c-ecc7-44c3-9c64-3623cf89ed41">
-      <Value>N/A</Value>
-    </Step_x0020_Completed>
-    <Assessment_x0020_Type xmlns="0feec74c-ecc7-44c3-9c64-3623cf89ed41">
-      <Value>Objective</Value>
-    </Assessment_x0020_Type>
-    <Publication_x0020_Date xmlns="0feec74c-ecc7-44c3-9c64-3623cf89ed41" xsi:nil="true"/>
-    <SME xmlns="0feec74c-ecc7-44c3-9c64-3623cf89ed41" xsi:nil="true"/>
-    <Editor0 xmlns="0feec74c-ecc7-44c3-9c64-3623cf89ed41">
-      <UserInfo>
-        <DisplayName/>
-        <AccountId xsi:nil="true"/>
-        <AccountType/>
-      </UserInfo>
-    </Editor0>
-    <Doc_x0020_Type xmlns="0feec74c-ecc7-44c3-9c64-3623cf89ed41" xsi:nil="true"/>
-    <qrac xmlns="0feec74c-ecc7-44c3-9c64-3623cf89ed41" xsi:nil="true"/>
-    <lcf76f155ced4ddcb4097134ff3c332f xmlns="0feec74c-ecc7-44c3-9c64-3623cf89ed41">
-      <Terms xmlns="http://schemas.microsoft.com/office/infopath/2007/PartnerControls"/>
-    </lcf76f155ced4ddcb4097134ff3c332f>
-    <TaxCatchAll xmlns="1f707338-ea0f-4fe5-baee-59b996692b22" xsi:nil="true"/>
-  </documentManagement>
-</p:properties>
-</file>
-
 <file path=customXml/itemProps1.xml><?xml version="1.0" encoding="utf-8"?>
 <ds:datastoreItem xmlns:ds="http://schemas.openxmlformats.org/officeDocument/2006/customXml" ds:itemID="{55AF091B-3C7A-41E3-B477-F2FDAA23CFDA}">
   <ds:schemaRefs>
@@ -5868,6 +6495,18 @@
 </file>
 
 <file path=customXml/itemProps3.xml><?xml version="1.0" encoding="utf-8"?>
+<ds:datastoreItem xmlns:ds="http://schemas.openxmlformats.org/officeDocument/2006/customXml" ds:itemID="{E23E4120-D6A2-4237-8072-707FB1C50E55}">
+  <ds:schemaRefs>
+    <ds:schemaRef ds:uri="http://schemas.microsoft.com/office/2006/metadata/properties"/>
+    <ds:schemaRef ds:uri="http://schemas.microsoft.com/office/infopath/2007/PartnerControls"/>
+    <ds:schemaRef ds:uri="0feec74c-ecc7-44c3-9c64-3623cf89ed41"/>
+    <ds:schemaRef ds:uri="http://schemas.microsoft.com/sharepoint/v3"/>
+    <ds:schemaRef ds:uri="1f707338-ea0f-4fe5-baee-59b996692b22"/>
+  </ds:schemaRefs>
+</ds:datastoreItem>
+</file>
+
+<file path=customXml/itemProps4.xml><?xml version="1.0" encoding="utf-8"?>
 <ds:datastoreItem xmlns:ds="http://schemas.openxmlformats.org/officeDocument/2006/customXml" ds:itemID="{A5D04F1A-573F-4449-9B26-6F35AD920F9A}">
   <ds:schemaRefs>
     <ds:schemaRef ds:uri="http://schemas.microsoft.com/office/2006/metadata/contentType"/>
@@ -5887,18 +6526,6 @@
 </ds:datastoreItem>
 </file>
 
-<file path=customXml/itemProps4.xml><?xml version="1.0" encoding="utf-8"?>
-<ds:datastoreItem xmlns:ds="http://schemas.openxmlformats.org/officeDocument/2006/customXml" ds:itemID="{E23E4120-D6A2-4237-8072-707FB1C50E55}">
-  <ds:schemaRefs>
-    <ds:schemaRef ds:uri="http://schemas.microsoft.com/office/2006/metadata/properties"/>
-    <ds:schemaRef ds:uri="http://schemas.microsoft.com/office/infopath/2007/PartnerControls"/>
-    <ds:schemaRef ds:uri="0feec74c-ecc7-44c3-9c64-3623cf89ed41"/>
-    <ds:schemaRef ds:uri="http://schemas.microsoft.com/sharepoint/v3"/>
-    <ds:schemaRef ds:uri="1f707338-ea0f-4fe5-baee-59b996692b22"/>
-  </ds:schemaRefs>
-</ds:datastoreItem>
-</file>
-
 <file path=docMetadata/LabelInfo.xml><?xml version="1.0" encoding="utf-8"?>
 <clbl:labelList xmlns:clbl="http://schemas.microsoft.com/office/2020/mipLabelMetadata">
   <clbl:label id="{9d258917-277f-42cd-a3cd-14c4e9ee58bc}" enabled="1" method="Standard" siteId="{38ae3bcd-9579-4fd4-adda-b42e1495d55a}" contentBits="0" removed="0"/>

--- a/Task1.docx
+++ b/Task1.docx
@@ -150,16 +150,19 @@
     </w:p>
     <w:p>
       <w:r>
-        <w:t>Loan application logic incorrectly re</w:t>
-      </w:r>
-      <w:r>
-        <w:t>quests</w:t>
-      </w:r>
-      <w:r>
-        <w:t xml:space="preserve"> the first five fiscal years of financial data instead of the five most recent fiscal years of financial data.</w:t>
-      </w:r>
-      <w:r>
-        <w:t xml:space="preserve"> The current state of the applications functionality is fully functional unless the business is less than 5 years old.</w:t>
+        <w:t>The loan application logic incorrectly requests the first five fiscal years of financial data rather than the five most recent fiscal years</w:t>
+      </w:r>
+      <w:r>
+        <w:t>.</w:t>
+      </w:r>
+      <w:r>
+        <w:t xml:space="preserve"> The </w:t>
+      </w:r>
+      <w:r>
+        <w:t>application's</w:t>
+      </w:r>
+      <w:r>
+        <w:t xml:space="preserve"> functionality is fully functional unless the business is less than 5 years old.</w:t>
       </w:r>
     </w:p>
     <w:p>
@@ -285,7 +288,23 @@
           <w:sz w:val="20"/>
           <w:szCs w:val="20"/>
         </w:rPr>
-        <w:t>Correction of existing bug: The application shall be updated to fix the current bug where it incorrectly requests the first five fiscal years of financial data instead of the five most recent fiscal years.</w:t>
+        <w:t>Correction of existing bug: The application shall be updated to fix the current bug</w:t>
+      </w:r>
+      <w:r>
+        <w:rPr>
+          <w:rFonts w:ascii="Verdana" w:hAnsi="Verdana" w:cs="Arial"/>
+          <w:sz w:val="20"/>
+          <w:szCs w:val="20"/>
+        </w:rPr>
+        <w:t>,</w:t>
+      </w:r>
+      <w:r>
+        <w:rPr>
+          <w:rFonts w:ascii="Verdana" w:hAnsi="Verdana" w:cs="Arial"/>
+          <w:sz w:val="20"/>
+          <w:szCs w:val="20"/>
+        </w:rPr>
+        <w:t xml:space="preserve"> where it incorrectly requests the first five fiscal years of financial data instead of the five most recent fiscal years.</w:t>
       </w:r>
     </w:p>
     <w:p>
@@ -355,7 +374,23 @@
           <w:sz w:val="20"/>
           <w:szCs w:val="20"/>
         </w:rPr>
-        <w:t>Implement the required by the user</w:t>
+        <w:t xml:space="preserve">Implement the </w:t>
+      </w:r>
+      <w:r>
+        <w:rPr>
+          <w:rFonts w:ascii="Verdana" w:hAnsi="Verdana" w:cs="Arial"/>
+          <w:sz w:val="20"/>
+          <w:szCs w:val="20"/>
+        </w:rPr>
+        <w:t>requirements of</w:t>
+      </w:r>
+      <w:r>
+        <w:rPr>
+          <w:rFonts w:ascii="Verdana" w:hAnsi="Verdana" w:cs="Arial"/>
+          <w:sz w:val="20"/>
+          <w:szCs w:val="20"/>
+        </w:rPr>
+        <w:t xml:space="preserve"> the user</w:t>
       </w:r>
     </w:p>
     <w:p>
@@ -531,7 +566,41 @@
           <w:sz w:val="20"/>
           <w:szCs w:val="20"/>
         </w:rPr>
-        <w:t>Implementing new features could be included in fixing the bug or bugs in question but would be out of scope because it would not fix the bug or bugs the ticket refers to. New features can be requested using the appropriate channels.</w:t>
+        <w:t xml:space="preserve">Implementing new features could be included in fixing the bug or bugs in </w:t>
+      </w:r>
+      <w:proofErr w:type="gramStart"/>
+      <w:r>
+        <w:rPr>
+          <w:rFonts w:ascii="Verdana" w:hAnsi="Verdana" w:cs="Arial"/>
+          <w:sz w:val="20"/>
+          <w:szCs w:val="20"/>
+        </w:rPr>
+        <w:t>question</w:t>
+      </w:r>
+      <w:r>
+        <w:rPr>
+          <w:rFonts w:ascii="Verdana" w:hAnsi="Verdana" w:cs="Arial"/>
+          <w:sz w:val="20"/>
+          <w:szCs w:val="20"/>
+        </w:rPr>
+        <w:t>,</w:t>
+      </w:r>
+      <w:r>
+        <w:rPr>
+          <w:rFonts w:ascii="Verdana" w:hAnsi="Verdana" w:cs="Arial"/>
+          <w:sz w:val="20"/>
+          <w:szCs w:val="20"/>
+        </w:rPr>
+        <w:t xml:space="preserve"> but</w:t>
+      </w:r>
+      <w:proofErr w:type="gramEnd"/>
+      <w:r>
+        <w:rPr>
+          <w:rFonts w:ascii="Verdana" w:hAnsi="Verdana" w:cs="Arial"/>
+          <w:sz w:val="20"/>
+          <w:szCs w:val="20"/>
+        </w:rPr>
+        <w:t xml:space="preserve"> would be out of scope because it would not fix the bug or bugs the ticket refers to. New features can be requested using the appropriate channels.</w:t>
       </w:r>
     </w:p>
     <w:p>
@@ -590,7 +659,19 @@
         </w:numPr>
       </w:pPr>
       <w:r>
-        <w:t>The application shall dynamically display input fields for the five most recently complete fiscal years if the business is older than the five years. If the business was established in the last 5 years, the application shall display the input fields for the fiscal years the business has been established and the remaining fiscal years forecasts.</w:t>
+        <w:t xml:space="preserve">The application shall dynamically display input fields for the five most recently </w:t>
+      </w:r>
+      <w:r>
+        <w:t xml:space="preserve">completed fiscal years if the business is older than </w:t>
+      </w:r>
+      <w:r>
+        <w:t xml:space="preserve">five years. If the business was established in the last 5 years, the application shall display </w:t>
+      </w:r>
+      <w:r>
+        <w:t>input fields for the fiscal years the business has been in operation and the remaining fiscal years'</w:t>
+      </w:r>
+      <w:r>
+        <w:t xml:space="preserve"> forecasts.</w:t>
       </w:r>
     </w:p>
     <w:p>
@@ -734,7 +815,7 @@
           <w:sz w:val="20"/>
           <w:szCs w:val="20"/>
         </w:rPr>
-        <w:t>Input/event : the user provides the business establishment date within the loan application form. This will be done via a date picker</w:t>
+        <w:t>Input/event: the user provides the business establishment date within the loan application form. This will be done via a date picker</w:t>
       </w:r>
     </w:p>
     <w:p>
@@ -780,7 +861,23 @@
           <w:sz w:val="20"/>
           <w:szCs w:val="20"/>
         </w:rPr>
-        <w:t>The app calculates the age of the business by comparing the current date to the date entered by input.</w:t>
+        <w:t xml:space="preserve">The app calculates the age of the business by comparing the current date to the date entered by </w:t>
+      </w:r>
+      <w:r>
+        <w:rPr>
+          <w:rFonts w:ascii="Verdana" w:hAnsi="Verdana" w:cs="Arial"/>
+          <w:sz w:val="20"/>
+          <w:szCs w:val="20"/>
+        </w:rPr>
+        <w:t>the user</w:t>
+      </w:r>
+      <w:r>
+        <w:rPr>
+          <w:rFonts w:ascii="Verdana" w:hAnsi="Verdana" w:cs="Arial"/>
+          <w:sz w:val="20"/>
+          <w:szCs w:val="20"/>
+        </w:rPr>
+        <w:t>.</w:t>
       </w:r>
     </w:p>
     <w:p>
@@ -849,7 +946,23 @@
           <w:sz w:val="20"/>
           <w:szCs w:val="20"/>
         </w:rPr>
-        <w:t>If the business is less than 5 years old, fields are displayed for the fiscal years they business exists, and fields for forecasted data are displayed for the remaining years until data for five years is achieved.</w:t>
+        <w:t xml:space="preserve">If the business is less than 5 years old, fields are displayed for the fiscal years </w:t>
+      </w:r>
+      <w:r>
+        <w:rPr>
+          <w:rFonts w:ascii="Verdana" w:hAnsi="Verdana" w:cs="Arial"/>
+          <w:sz w:val="20"/>
+          <w:szCs w:val="20"/>
+        </w:rPr>
+        <w:t>the</w:t>
+      </w:r>
+      <w:r>
+        <w:rPr>
+          <w:rFonts w:ascii="Verdana" w:hAnsi="Verdana" w:cs="Arial"/>
+          <w:sz w:val="20"/>
+          <w:szCs w:val="20"/>
+        </w:rPr>
+        <w:t xml:space="preserve"> business exists, and fields for forecasted data are displayed for the remaining years until data for five years is achieved.</w:t>
       </w:r>
     </w:p>
     <w:p>
@@ -1033,7 +1146,23 @@
           <w:sz w:val="20"/>
           <w:szCs w:val="20"/>
         </w:rPr>
-        <w:t>If validation fails, an error message will appear and the fields for which the validation failed are highlighted red.</w:t>
+        <w:t>If validation fails, an error message will appear</w:t>
+      </w:r>
+      <w:r>
+        <w:rPr>
+          <w:rFonts w:ascii="Verdana" w:hAnsi="Verdana" w:cs="Arial"/>
+          <w:sz w:val="20"/>
+          <w:szCs w:val="20"/>
+        </w:rPr>
+        <w:t>,</w:t>
+      </w:r>
+      <w:r>
+        <w:rPr>
+          <w:rFonts w:ascii="Verdana" w:hAnsi="Verdana" w:cs="Arial"/>
+          <w:sz w:val="20"/>
+          <w:szCs w:val="20"/>
+        </w:rPr>
+        <w:t xml:space="preserve"> and the fields for which the validation failed are highlighted red.</w:t>
       </w:r>
     </w:p>
     <w:p>
@@ -1174,6 +1303,7 @@
           <w:szCs w:val="20"/>
         </w:rPr>
       </w:pPr>
+      <w:proofErr w:type="spellStart"/>
       <w:r>
         <w:rPr>
           <w:rFonts w:ascii="Verdana" w:hAnsi="Verdana" w:cs="Arial"/>
@@ -1181,7 +1311,32 @@
           <w:szCs w:val="20"/>
         </w:rPr>
         <w:lastRenderedPageBreak/>
-        <w:t>Fiscal_year_input_field: A reuseable component responsible for displaying a single fiscal year input field. Each instance will handle its own state for input values and validation</w:t>
+        <w:t>Fiscal_year_input_field</w:t>
+      </w:r>
+      <w:proofErr w:type="spellEnd"/>
+      <w:r>
+        <w:rPr>
+          <w:rFonts w:ascii="Verdana" w:hAnsi="Verdana" w:cs="Arial"/>
+          <w:sz w:val="20"/>
+          <w:szCs w:val="20"/>
+        </w:rPr>
+        <w:t xml:space="preserve">: A </w:t>
+      </w:r>
+      <w:r>
+        <w:rPr>
+          <w:rFonts w:ascii="Verdana" w:hAnsi="Verdana" w:cs="Arial"/>
+          <w:sz w:val="20"/>
+          <w:szCs w:val="20"/>
+        </w:rPr>
+        <w:t>reusable</w:t>
+      </w:r>
+      <w:r>
+        <w:rPr>
+          <w:rFonts w:ascii="Verdana" w:hAnsi="Verdana" w:cs="Arial"/>
+          <w:sz w:val="20"/>
+          <w:szCs w:val="20"/>
+        </w:rPr>
+        <w:t xml:space="preserve"> component responsible for displaying a single fiscal year input field. Each instance will handle its own state for input values and validation</w:t>
       </w:r>
     </w:p>
     <w:p>
@@ -1296,7 +1451,23 @@
           <w:sz w:val="20"/>
           <w:szCs w:val="20"/>
         </w:rPr>
-        <w:t>Displaying front end validation errors</w:t>
+        <w:t xml:space="preserve">Displaying </w:t>
+      </w:r>
+      <w:r>
+        <w:rPr>
+          <w:rFonts w:ascii="Verdana" w:hAnsi="Verdana" w:cs="Arial"/>
+          <w:sz w:val="20"/>
+          <w:szCs w:val="20"/>
+        </w:rPr>
+        <w:t>front-end</w:t>
+      </w:r>
+      <w:r>
+        <w:rPr>
+          <w:rFonts w:ascii="Verdana" w:hAnsi="Verdana" w:cs="Arial"/>
+          <w:sz w:val="20"/>
+          <w:szCs w:val="20"/>
+        </w:rPr>
+        <w:t xml:space="preserve"> validation errors</w:t>
       </w:r>
     </w:p>
     <w:p>
@@ -1549,7 +1720,15 @@
           <w:sz w:val="20"/>
           <w:szCs w:val="20"/>
         </w:rPr>
-        <w:t>Front end data service</w:t>
+        <w:t>Front-end</w:t>
+      </w:r>
+      <w:r>
+        <w:rPr>
+          <w:rFonts w:ascii="Verdana" w:hAnsi="Verdana" w:cs="Arial"/>
+          <w:sz w:val="20"/>
+          <w:szCs w:val="20"/>
+        </w:rPr>
+        <w:t xml:space="preserve"> data service</w:t>
       </w:r>
     </w:p>
     <w:p>
@@ -1618,7 +1797,41 @@
           <w:sz w:val="20"/>
           <w:szCs w:val="20"/>
         </w:rPr>
-        <w:t xml:space="preserve">Date_utility: contains functions for calculating the businesses age and determining the appropriate fiscal year financial data input fields to be displayed </w:t>
+        <w:t>Date_</w:t>
+      </w:r>
+      <w:proofErr w:type="gramStart"/>
+      <w:r>
+        <w:rPr>
+          <w:rFonts w:ascii="Verdana" w:hAnsi="Verdana" w:cs="Arial"/>
+          <w:sz w:val="20"/>
+          <w:szCs w:val="20"/>
+        </w:rPr>
+        <w:t>utility:</w:t>
+      </w:r>
+      <w:proofErr w:type="gramEnd"/>
+      <w:r>
+        <w:rPr>
+          <w:rFonts w:ascii="Verdana" w:hAnsi="Verdana" w:cs="Arial"/>
+          <w:sz w:val="20"/>
+          <w:szCs w:val="20"/>
+        </w:rPr>
+        <w:t xml:space="preserve"> contains functions for calculating the </w:t>
+      </w:r>
+      <w:r>
+        <w:rPr>
+          <w:rFonts w:ascii="Verdana" w:hAnsi="Verdana" w:cs="Arial"/>
+          <w:sz w:val="20"/>
+          <w:szCs w:val="20"/>
+        </w:rPr>
+        <w:t>business's</w:t>
+      </w:r>
+      <w:r>
+        <w:rPr>
+          <w:rFonts w:ascii="Verdana" w:hAnsi="Verdana" w:cs="Arial"/>
+          <w:sz w:val="20"/>
+          <w:szCs w:val="20"/>
+        </w:rPr>
+        <w:t xml:space="preserve"> age and determining the appropriate fiscal year financial data input fields to be displayed </w:t>
       </w:r>
     </w:p>
     <w:p>
@@ -1741,7 +1954,23 @@
           <w:sz w:val="20"/>
           <w:szCs w:val="20"/>
         </w:rPr>
-        <w:t>Formatting data for front end display</w:t>
+        <w:t xml:space="preserve">Formatting data for </w:t>
+      </w:r>
+      <w:r>
+        <w:rPr>
+          <w:rFonts w:ascii="Verdana" w:hAnsi="Verdana" w:cs="Arial"/>
+          <w:sz w:val="20"/>
+          <w:szCs w:val="20"/>
+        </w:rPr>
+        <w:t>front-end</w:t>
+      </w:r>
+      <w:r>
+        <w:rPr>
+          <w:rFonts w:ascii="Verdana" w:hAnsi="Verdana" w:cs="Arial"/>
+          <w:sz w:val="20"/>
+          <w:szCs w:val="20"/>
+        </w:rPr>
+        <w:t xml:space="preserve"> display</w:t>
       </w:r>
     </w:p>
     <w:p>
@@ -2197,7 +2426,23 @@
           <w:sz w:val="20"/>
           <w:szCs w:val="20"/>
         </w:rPr>
-        <w:t>Receiving the business establishment date and current date</w:t>
+        <w:t xml:space="preserve">Receiving the business establishment date and </w:t>
+      </w:r>
+      <w:r>
+        <w:rPr>
+          <w:rFonts w:ascii="Verdana" w:hAnsi="Verdana" w:cs="Arial"/>
+          <w:sz w:val="20"/>
+          <w:szCs w:val="20"/>
+        </w:rPr>
+        <w:t xml:space="preserve">the </w:t>
+      </w:r>
+      <w:r>
+        <w:rPr>
+          <w:rFonts w:ascii="Verdana" w:hAnsi="Verdana" w:cs="Arial"/>
+          <w:sz w:val="20"/>
+          <w:szCs w:val="20"/>
+        </w:rPr>
+        <w:t>current date</w:t>
       </w:r>
     </w:p>
     <w:p>
@@ -2788,7 +3033,23 @@
           <w:sz w:val="20"/>
           <w:szCs w:val="20"/>
         </w:rPr>
-        <w:t>Implement the required by the user</w:t>
+        <w:t xml:space="preserve">Implement the </w:t>
+      </w:r>
+      <w:r>
+        <w:rPr>
+          <w:rFonts w:ascii="Verdana" w:hAnsi="Verdana" w:cs="Arial"/>
+          <w:sz w:val="20"/>
+          <w:szCs w:val="20"/>
+        </w:rPr>
+        <w:t>requirements of</w:t>
+      </w:r>
+      <w:r>
+        <w:rPr>
+          <w:rFonts w:ascii="Verdana" w:hAnsi="Verdana" w:cs="Arial"/>
+          <w:sz w:val="20"/>
+          <w:szCs w:val="20"/>
+        </w:rPr>
+        <w:t xml:space="preserve"> the user</w:t>
       </w:r>
     </w:p>
     <w:p>
@@ -2958,7 +3219,79 @@
           <w:sz w:val="20"/>
           <w:szCs w:val="20"/>
         </w:rPr>
-        <w:t>The development environment will include the developer’s windows 11 workstation. The developers use their preferred IDE which is either Visual studio enterprise or IntelliJ</w:t>
+        <w:t>The development environment will include the</w:t>
+      </w:r>
+      <w:r>
+        <w:rPr>
+          <w:rFonts w:ascii="Verdana" w:hAnsi="Verdana" w:cs="Arial"/>
+          <w:sz w:val="20"/>
+          <w:szCs w:val="20"/>
+        </w:rPr>
+        <w:t xml:space="preserve"> </w:t>
+      </w:r>
+      <w:r>
+        <w:rPr>
+          <w:rFonts w:ascii="Verdana" w:hAnsi="Verdana" w:cs="Arial"/>
+          <w:sz w:val="20"/>
+          <w:szCs w:val="20"/>
+        </w:rPr>
+        <w:t xml:space="preserve">developer’s </w:t>
+      </w:r>
+      <w:r>
+        <w:rPr>
+          <w:rFonts w:ascii="Verdana" w:hAnsi="Verdana" w:cs="Arial"/>
+          <w:sz w:val="20"/>
+          <w:szCs w:val="20"/>
+        </w:rPr>
+        <w:t>Windows</w:t>
+      </w:r>
+      <w:r>
+        <w:rPr>
+          <w:rFonts w:ascii="Verdana" w:hAnsi="Verdana" w:cs="Arial"/>
+          <w:sz w:val="20"/>
+          <w:szCs w:val="20"/>
+        </w:rPr>
+        <w:t xml:space="preserve"> 11 workstation. The developers use their preferred IDE</w:t>
+      </w:r>
+      <w:r>
+        <w:rPr>
+          <w:rFonts w:ascii="Verdana" w:hAnsi="Verdana" w:cs="Arial"/>
+          <w:sz w:val="20"/>
+          <w:szCs w:val="20"/>
+        </w:rPr>
+        <w:t>,</w:t>
+      </w:r>
+      <w:r>
+        <w:rPr>
+          <w:rFonts w:ascii="Verdana" w:hAnsi="Verdana" w:cs="Arial"/>
+          <w:sz w:val="20"/>
+          <w:szCs w:val="20"/>
+        </w:rPr>
+        <w:t xml:space="preserve"> which is either Visual </w:t>
+      </w:r>
+      <w:r>
+        <w:rPr>
+          <w:rFonts w:ascii="Verdana" w:hAnsi="Verdana" w:cs="Arial"/>
+          <w:sz w:val="20"/>
+          <w:szCs w:val="20"/>
+        </w:rPr>
+        <w:t>Studio Enterprise</w:t>
+      </w:r>
+      <w:r>
+        <w:rPr>
+          <w:rFonts w:ascii="Verdana" w:hAnsi="Verdana" w:cs="Arial"/>
+          <w:sz w:val="20"/>
+          <w:szCs w:val="20"/>
+        </w:rPr>
+        <w:t xml:space="preserve"> or IntelliJ</w:t>
+      </w:r>
+      <w:r>
+        <w:rPr>
+          <w:rFonts w:ascii="Verdana" w:hAnsi="Verdana" w:cs="Arial"/>
+          <w:sz w:val="20"/>
+          <w:szCs w:val="20"/>
+        </w:rPr>
+        <w:t>.</w:t>
       </w:r>
     </w:p>
     <w:p>
@@ -5965,48 +6298,6 @@
 </file>
 
 <file path=customXml/item3.xml><?xml version="1.0" encoding="utf-8"?>
-<p:properties xmlns:p="http://schemas.microsoft.com/office/2006/metadata/properties" xmlns:xsi="http://www.w3.org/2001/XMLSchema-instance" xmlns:pc="http://schemas.microsoft.com/office/infopath/2007/PartnerControls">
-  <documentManagement>
-    <Vendor xmlns="0feec74c-ecc7-44c3-9c64-3623cf89ed41">N/A</Vendor>
-    <_ip_UnifiedCompliancePolicyUIAction xmlns="http://schemas.microsoft.com/sharepoint/v3" xsi:nil="true"/>
-    <Launch_x0020_Date xmlns="0feec74c-ecc7-44c3-9c64-3623cf89ed41" xsi:nil="true"/>
-    <Discipline xmlns="0feec74c-ecc7-44c3-9c64-3623cf89ed41" xsi:nil="true"/>
-    <Course_x0020_code xmlns="0feec74c-ecc7-44c3-9c64-3623cf89ed41" xsi:nil="true"/>
-    <Performance_x0020_Steps_x0020_Completed xmlns="0feec74c-ecc7-44c3-9c64-3623cf89ed41">
-      <Value>N/A</Value>
-    </Performance_x0020_Steps_x0020_Completed>
-    <Course_x0020_short_x0020_name xmlns="0feec74c-ecc7-44c3-9c64-3623cf89ed41" xsi:nil="true"/>
-    <_ip_UnifiedCompliancePolicyProperties xmlns="http://schemas.microsoft.com/sharepoint/v3" xsi:nil="true"/>
-    <AssessmentCode xmlns="0feec74c-ecc7-44c3-9c64-3623cf89ed41" xsi:nil="true"/>
-    <Course_x0020_number xmlns="0feec74c-ecc7-44c3-9c64-3623cf89ed41" xsi:nil="true"/>
-    <Course_x0020_title xmlns="0feec74c-ecc7-44c3-9c64-3623cf89ed41" xsi:nil="true"/>
-    <d5fh xmlns="0feec74c-ecc7-44c3-9c64-3623cf89ed41" xsi:nil="true"/>
-    <Step_x0020_Completed xmlns="0feec74c-ecc7-44c3-9c64-3623cf89ed41">
-      <Value>N/A</Value>
-    </Step_x0020_Completed>
-    <Assessment_x0020_Type xmlns="0feec74c-ecc7-44c3-9c64-3623cf89ed41">
-      <Value>Objective</Value>
-    </Assessment_x0020_Type>
-    <Publication_x0020_Date xmlns="0feec74c-ecc7-44c3-9c64-3623cf89ed41" xsi:nil="true"/>
-    <SME xmlns="0feec74c-ecc7-44c3-9c64-3623cf89ed41" xsi:nil="true"/>
-    <Editor0 xmlns="0feec74c-ecc7-44c3-9c64-3623cf89ed41">
-      <UserInfo>
-        <DisplayName/>
-        <AccountId xsi:nil="true"/>
-        <AccountType/>
-      </UserInfo>
-    </Editor0>
-    <Doc_x0020_Type xmlns="0feec74c-ecc7-44c3-9c64-3623cf89ed41" xsi:nil="true"/>
-    <qrac xmlns="0feec74c-ecc7-44c3-9c64-3623cf89ed41" xsi:nil="true"/>
-    <lcf76f155ced4ddcb4097134ff3c332f xmlns="0feec74c-ecc7-44c3-9c64-3623cf89ed41">
-      <Terms xmlns="http://schemas.microsoft.com/office/infopath/2007/PartnerControls"/>
-    </lcf76f155ced4ddcb4097134ff3c332f>
-    <TaxCatchAll xmlns="1f707338-ea0f-4fe5-baee-59b996692b22" xsi:nil="true"/>
-  </documentManagement>
-</p:properties>
-</file>
-
-<file path=customXml/item4.xml><?xml version="1.0" encoding="utf-8"?>
 <ct:contentTypeSchema xmlns:ct="http://schemas.microsoft.com/office/2006/metadata/contentType" xmlns:ma="http://schemas.microsoft.com/office/2006/metadata/properties/metaAttributes" ct:_="" ma:_="" ma:contentTypeName="Document" ma:contentTypeID="0x010100C39F2A75005F2D43B30369DAED2CCB1C" ma:contentTypeVersion="45" ma:contentTypeDescription="Create a new document." ma:contentTypeScope="" ma:versionID="1b9fdb374581140854a9d0518901e886">
   <xsd:schema xmlns:xsd="http://www.w3.org/2001/XMLSchema" xmlns:xs="http://www.w3.org/2001/XMLSchema" xmlns:p="http://schemas.microsoft.com/office/2006/metadata/properties" xmlns:ns1="http://schemas.microsoft.com/sharepoint/v3" xmlns:ns2="0feec74c-ecc7-44c3-9c64-3623cf89ed41" xmlns:ns3="1f707338-ea0f-4fe5-baee-59b996692b22" targetNamespace="http://schemas.microsoft.com/office/2006/metadata/properties" ma:root="true" ma:fieldsID="d4e90b57406cfd253bd268c9429fcd51" ns1:_="" ns2:_="" ns3:_="">
     <xsd:import namespace="http://schemas.microsoft.com/sharepoint/v3"/>
@@ -6478,6 +6769,48 @@
 </ct:contentTypeSchema>
 </file>
 
+<file path=customXml/item4.xml><?xml version="1.0" encoding="utf-8"?>
+<p:properties xmlns:p="http://schemas.microsoft.com/office/2006/metadata/properties" xmlns:xsi="http://www.w3.org/2001/XMLSchema-instance" xmlns:pc="http://schemas.microsoft.com/office/infopath/2007/PartnerControls">
+  <documentManagement>
+    <Vendor xmlns="0feec74c-ecc7-44c3-9c64-3623cf89ed41">N/A</Vendor>
+    <_ip_UnifiedCompliancePolicyUIAction xmlns="http://schemas.microsoft.com/sharepoint/v3" xsi:nil="true"/>
+    <Launch_x0020_Date xmlns="0feec74c-ecc7-44c3-9c64-3623cf89ed41" xsi:nil="true"/>
+    <Discipline xmlns="0feec74c-ecc7-44c3-9c64-3623cf89ed41" xsi:nil="true"/>
+    <Course_x0020_code xmlns="0feec74c-ecc7-44c3-9c64-3623cf89ed41" xsi:nil="true"/>
+    <Performance_x0020_Steps_x0020_Completed xmlns="0feec74c-ecc7-44c3-9c64-3623cf89ed41">
+      <Value>N/A</Value>
+    </Performance_x0020_Steps_x0020_Completed>
+    <Course_x0020_short_x0020_name xmlns="0feec74c-ecc7-44c3-9c64-3623cf89ed41" xsi:nil="true"/>
+    <_ip_UnifiedCompliancePolicyProperties xmlns="http://schemas.microsoft.com/sharepoint/v3" xsi:nil="true"/>
+    <AssessmentCode xmlns="0feec74c-ecc7-44c3-9c64-3623cf89ed41" xsi:nil="true"/>
+    <Course_x0020_number xmlns="0feec74c-ecc7-44c3-9c64-3623cf89ed41" xsi:nil="true"/>
+    <Course_x0020_title xmlns="0feec74c-ecc7-44c3-9c64-3623cf89ed41" xsi:nil="true"/>
+    <d5fh xmlns="0feec74c-ecc7-44c3-9c64-3623cf89ed41" xsi:nil="true"/>
+    <Step_x0020_Completed xmlns="0feec74c-ecc7-44c3-9c64-3623cf89ed41">
+      <Value>N/A</Value>
+    </Step_x0020_Completed>
+    <Assessment_x0020_Type xmlns="0feec74c-ecc7-44c3-9c64-3623cf89ed41">
+      <Value>Objective</Value>
+    </Assessment_x0020_Type>
+    <Publication_x0020_Date xmlns="0feec74c-ecc7-44c3-9c64-3623cf89ed41" xsi:nil="true"/>
+    <SME xmlns="0feec74c-ecc7-44c3-9c64-3623cf89ed41" xsi:nil="true"/>
+    <Editor0 xmlns="0feec74c-ecc7-44c3-9c64-3623cf89ed41">
+      <UserInfo>
+        <DisplayName/>
+        <AccountId xsi:nil="true"/>
+        <AccountType/>
+      </UserInfo>
+    </Editor0>
+    <Doc_x0020_Type xmlns="0feec74c-ecc7-44c3-9c64-3623cf89ed41" xsi:nil="true"/>
+    <qrac xmlns="0feec74c-ecc7-44c3-9c64-3623cf89ed41" xsi:nil="true"/>
+    <lcf76f155ced4ddcb4097134ff3c332f xmlns="0feec74c-ecc7-44c3-9c64-3623cf89ed41">
+      <Terms xmlns="http://schemas.microsoft.com/office/infopath/2007/PartnerControls"/>
+    </lcf76f155ced4ddcb4097134ff3c332f>
+    <TaxCatchAll xmlns="1f707338-ea0f-4fe5-baee-59b996692b22" xsi:nil="true"/>
+  </documentManagement>
+</p:properties>
+</file>
+
 <file path=customXml/itemProps1.xml><?xml version="1.0" encoding="utf-8"?>
 <ds:datastoreItem xmlns:ds="http://schemas.openxmlformats.org/officeDocument/2006/customXml" ds:itemID="{55AF091B-3C7A-41E3-B477-F2FDAA23CFDA}">
   <ds:schemaRefs>
@@ -6495,18 +6828,6 @@
 </file>
 
 <file path=customXml/itemProps3.xml><?xml version="1.0" encoding="utf-8"?>
-<ds:datastoreItem xmlns:ds="http://schemas.openxmlformats.org/officeDocument/2006/customXml" ds:itemID="{E23E4120-D6A2-4237-8072-707FB1C50E55}">
-  <ds:schemaRefs>
-    <ds:schemaRef ds:uri="http://schemas.microsoft.com/office/2006/metadata/properties"/>
-    <ds:schemaRef ds:uri="http://schemas.microsoft.com/office/infopath/2007/PartnerControls"/>
-    <ds:schemaRef ds:uri="0feec74c-ecc7-44c3-9c64-3623cf89ed41"/>
-    <ds:schemaRef ds:uri="http://schemas.microsoft.com/sharepoint/v3"/>
-    <ds:schemaRef ds:uri="1f707338-ea0f-4fe5-baee-59b996692b22"/>
-  </ds:schemaRefs>
-</ds:datastoreItem>
-</file>
-
-<file path=customXml/itemProps4.xml><?xml version="1.0" encoding="utf-8"?>
 <ds:datastoreItem xmlns:ds="http://schemas.openxmlformats.org/officeDocument/2006/customXml" ds:itemID="{A5D04F1A-573F-4449-9B26-6F35AD920F9A}">
   <ds:schemaRefs>
     <ds:schemaRef ds:uri="http://schemas.microsoft.com/office/2006/metadata/contentType"/>
@@ -6526,6 +6847,18 @@
 </ds:datastoreItem>
 </file>
 
+<file path=customXml/itemProps4.xml><?xml version="1.0" encoding="utf-8"?>
+<ds:datastoreItem xmlns:ds="http://schemas.openxmlformats.org/officeDocument/2006/customXml" ds:itemID="{E23E4120-D6A2-4237-8072-707FB1C50E55}">
+  <ds:schemaRefs>
+    <ds:schemaRef ds:uri="http://schemas.microsoft.com/office/2006/metadata/properties"/>
+    <ds:schemaRef ds:uri="http://schemas.microsoft.com/office/infopath/2007/PartnerControls"/>
+    <ds:schemaRef ds:uri="0feec74c-ecc7-44c3-9c64-3623cf89ed41"/>
+    <ds:schemaRef ds:uri="http://schemas.microsoft.com/sharepoint/v3"/>
+    <ds:schemaRef ds:uri="1f707338-ea0f-4fe5-baee-59b996692b22"/>
+  </ds:schemaRefs>
+</ds:datastoreItem>
+</file>
+
 <file path=docMetadata/LabelInfo.xml><?xml version="1.0" encoding="utf-8"?>
 <clbl:labelList xmlns:clbl="http://schemas.microsoft.com/office/2020/mipLabelMetadata">
   <clbl:label id="{9d258917-277f-42cd-a3cd-14c4e9ee58bc}" enabled="1" method="Standard" siteId="{38ae3bcd-9579-4fd4-adda-b42e1495d55a}" contentBits="0" removed="0"/>

--- a/Task1.docx
+++ b/Task1.docx
@@ -161,16 +161,9 @@
       <w:r>
         <w:t xml:space="preserve"> The current state of the applications functionality is fully functional unless the business is less than 5 years old.</w:t>
       </w:r>
-    </w:p>
-    <w:p>
-      <w:pPr>
-        <w:spacing w:after="0" w:line="240" w:lineRule="auto"/>
-        <w:rPr>
-          <w:rFonts w:ascii="Verdana" w:hAnsi="Verdana" w:cs="Arial"/>
-          <w:sz w:val="20"/>
-          <w:szCs w:val="20"/>
-        </w:rPr>
-      </w:pPr>
+      <w:r>
+        <w:t xml:space="preserve"> For example, if a business older than 5 years applies for a loan, the application will be successful and sent to the appropriate parties for approval. However, if the business is less than 5 years old, the application requests the first 5 years of fiscal financial data. This is incorrect because a business that has existed for less than 5 years does not have 5 fiscal years of financial data.</w:t>
+      </w:r>
     </w:p>
     <w:p>
       <w:pPr>
@@ -531,6 +524,7 @@
           <w:sz w:val="20"/>
           <w:szCs w:val="20"/>
         </w:rPr>
+        <w:lastRenderedPageBreak/>
         <w:t>Implementing new features could be included in fixing the bug or bugs in question but would be out of scope because it would not fix the bug or bugs the ticket refers to. New features can be requested using the appropriate channels.</w:t>
       </w:r>
     </w:p>
@@ -879,6 +873,144 @@
       <w:pPr>
         <w:pStyle w:val="ListParagraph"/>
         <w:numPr>
+          <w:ilvl w:val="1"/>
+          <w:numId w:val="14"/>
+        </w:numPr>
+        <w:spacing w:after="0" w:line="240" w:lineRule="auto"/>
+        <w:rPr>
+          <w:rFonts w:ascii="Verdana" w:hAnsi="Verdana" w:cs="Arial"/>
+          <w:sz w:val="20"/>
+          <w:szCs w:val="20"/>
+        </w:rPr>
+      </w:pPr>
+      <w:r>
+        <w:rPr>
+          <w:rFonts w:ascii="Verdana" w:hAnsi="Verdana" w:cs="Arial"/>
+          <w:sz w:val="20"/>
+          <w:szCs w:val="20"/>
+        </w:rPr>
+        <w:t>Constraints:</w:t>
+      </w:r>
+    </w:p>
+    <w:p>
+      <w:pPr>
+        <w:pStyle w:val="ListParagraph"/>
+        <w:numPr>
+          <w:ilvl w:val="2"/>
+          <w:numId w:val="14"/>
+        </w:numPr>
+        <w:spacing w:after="0" w:line="240" w:lineRule="auto"/>
+        <w:rPr>
+          <w:rFonts w:ascii="Verdana" w:hAnsi="Verdana" w:cs="Arial"/>
+          <w:sz w:val="20"/>
+          <w:szCs w:val="20"/>
+        </w:rPr>
+      </w:pPr>
+      <w:r>
+        <w:rPr>
+          <w:rFonts w:ascii="Verdana" w:hAnsi="Verdana" w:cs="Arial"/>
+          <w:sz w:val="20"/>
+          <w:szCs w:val="20"/>
+        </w:rPr>
+        <w:t>The business establishment data cannot be a future date or the current date</w:t>
+      </w:r>
+    </w:p>
+    <w:p>
+      <w:pPr>
+        <w:pStyle w:val="ListParagraph"/>
+        <w:numPr>
+          <w:ilvl w:val="2"/>
+          <w:numId w:val="14"/>
+        </w:numPr>
+        <w:spacing w:after="0" w:line="240" w:lineRule="auto"/>
+        <w:rPr>
+          <w:rFonts w:ascii="Verdana" w:hAnsi="Verdana" w:cs="Arial"/>
+          <w:sz w:val="20"/>
+          <w:szCs w:val="20"/>
+        </w:rPr>
+      </w:pPr>
+      <w:r>
+        <w:rPr>
+          <w:rFonts w:ascii="Verdana" w:hAnsi="Verdana" w:cs="Arial"/>
+          <w:sz w:val="20"/>
+          <w:szCs w:val="20"/>
+        </w:rPr>
+        <w:t>The earliest accepted establishment data is January 1, 1850</w:t>
+      </w:r>
+    </w:p>
+    <w:p>
+      <w:pPr>
+        <w:pStyle w:val="ListParagraph"/>
+        <w:numPr>
+          <w:ilvl w:val="2"/>
+          <w:numId w:val="14"/>
+        </w:numPr>
+        <w:spacing w:after="0" w:line="240" w:lineRule="auto"/>
+        <w:rPr>
+          <w:rFonts w:ascii="Verdana" w:hAnsi="Verdana" w:cs="Arial"/>
+          <w:sz w:val="20"/>
+          <w:szCs w:val="20"/>
+        </w:rPr>
+      </w:pPr>
+      <w:r>
+        <w:rPr>
+          <w:rFonts w:ascii="Verdana" w:hAnsi="Verdana" w:cs="Arial"/>
+          <w:sz w:val="20"/>
+          <w:szCs w:val="20"/>
+        </w:rPr>
+        <w:t>Business age is calculated based on complete fiscal years</w:t>
+      </w:r>
+    </w:p>
+    <w:p>
+      <w:pPr>
+        <w:pStyle w:val="ListParagraph"/>
+        <w:numPr>
+          <w:ilvl w:val="2"/>
+          <w:numId w:val="14"/>
+        </w:numPr>
+        <w:spacing w:after="0" w:line="240" w:lineRule="auto"/>
+        <w:rPr>
+          <w:rFonts w:ascii="Verdana" w:hAnsi="Verdana" w:cs="Arial"/>
+          <w:sz w:val="20"/>
+          <w:szCs w:val="20"/>
+        </w:rPr>
+      </w:pPr>
+      <w:r>
+        <w:rPr>
+          <w:rFonts w:ascii="Verdana" w:hAnsi="Verdana" w:cs="Arial"/>
+          <w:sz w:val="20"/>
+          <w:szCs w:val="20"/>
+        </w:rPr>
+        <w:t>A maximum of 5 financial data entry fields will be displayed at any time</w:t>
+      </w:r>
+    </w:p>
+    <w:p>
+      <w:pPr>
+        <w:pStyle w:val="ListParagraph"/>
+        <w:numPr>
+          <w:ilvl w:val="2"/>
+          <w:numId w:val="14"/>
+        </w:numPr>
+        <w:spacing w:after="0" w:line="240" w:lineRule="auto"/>
+        <w:rPr>
+          <w:rFonts w:ascii="Verdana" w:hAnsi="Verdana" w:cs="Arial"/>
+          <w:sz w:val="20"/>
+          <w:szCs w:val="20"/>
+        </w:rPr>
+      </w:pPr>
+      <w:r>
+        <w:rPr>
+          <w:rFonts w:ascii="Verdana" w:hAnsi="Verdana" w:cs="Arial"/>
+          <w:sz w:val="20"/>
+          <w:szCs w:val="20"/>
+        </w:rPr>
+        <w:t>Forecasted data fields will be generated for consecutive future years until a total of 5 financial periods are available for input</w:t>
+      </w:r>
+    </w:p>
+    <w:p>
+      <w:pPr>
+        <w:pStyle w:val="ListParagraph"/>
+        <w:numPr>
           <w:ilvl w:val="0"/>
           <w:numId w:val="14"/>
         </w:numPr>
@@ -1033,7 +1165,169 @@
           <w:sz w:val="20"/>
           <w:szCs w:val="20"/>
         </w:rPr>
+        <w:lastRenderedPageBreak/>
         <w:t>If validation fails, an error message will appear and the fields for which the validation failed are highlighted red.</w:t>
+      </w:r>
+    </w:p>
+    <w:p>
+      <w:pPr>
+        <w:pStyle w:val="ListParagraph"/>
+        <w:numPr>
+          <w:ilvl w:val="1"/>
+          <w:numId w:val="14"/>
+        </w:numPr>
+        <w:spacing w:after="0" w:line="240" w:lineRule="auto"/>
+        <w:rPr>
+          <w:rFonts w:ascii="Verdana" w:hAnsi="Verdana" w:cs="Arial"/>
+          <w:sz w:val="20"/>
+          <w:szCs w:val="20"/>
+        </w:rPr>
+      </w:pPr>
+      <w:r>
+        <w:rPr>
+          <w:rFonts w:ascii="Verdana" w:hAnsi="Verdana" w:cs="Arial"/>
+          <w:sz w:val="20"/>
+          <w:szCs w:val="20"/>
+        </w:rPr>
+        <w:t>Constraints:</w:t>
+      </w:r>
+    </w:p>
+    <w:p>
+      <w:pPr>
+        <w:pStyle w:val="ListParagraph"/>
+        <w:numPr>
+          <w:ilvl w:val="2"/>
+          <w:numId w:val="14"/>
+        </w:numPr>
+        <w:spacing w:after="0" w:line="240" w:lineRule="auto"/>
+        <w:rPr>
+          <w:rFonts w:ascii="Verdana" w:hAnsi="Verdana" w:cs="Arial"/>
+          <w:sz w:val="20"/>
+          <w:szCs w:val="20"/>
+        </w:rPr>
+      </w:pPr>
+      <w:r>
+        <w:rPr>
+          <w:rFonts w:ascii="Verdana" w:hAnsi="Verdana" w:cs="Arial"/>
+          <w:sz w:val="20"/>
+          <w:szCs w:val="20"/>
+        </w:rPr>
+        <w:t>All financial data fields displayed are mandatory</w:t>
+      </w:r>
+    </w:p>
+    <w:p>
+      <w:pPr>
+        <w:pStyle w:val="ListParagraph"/>
+        <w:numPr>
+          <w:ilvl w:val="2"/>
+          <w:numId w:val="14"/>
+        </w:numPr>
+        <w:spacing w:after="0" w:line="240" w:lineRule="auto"/>
+        <w:rPr>
+          <w:rFonts w:ascii="Verdana" w:hAnsi="Verdana" w:cs="Arial"/>
+          <w:sz w:val="20"/>
+          <w:szCs w:val="20"/>
+        </w:rPr>
+      </w:pPr>
+      <w:r>
+        <w:rPr>
+          <w:rFonts w:ascii="Verdana" w:hAnsi="Verdana" w:cs="Arial"/>
+          <w:sz w:val="20"/>
+          <w:szCs w:val="20"/>
+        </w:rPr>
+        <w:t>All financial data fields must be numerical</w:t>
+      </w:r>
+    </w:p>
+    <w:p>
+      <w:pPr>
+        <w:pStyle w:val="ListParagraph"/>
+        <w:numPr>
+          <w:ilvl w:val="2"/>
+          <w:numId w:val="14"/>
+        </w:numPr>
+        <w:spacing w:after="0" w:line="240" w:lineRule="auto"/>
+        <w:rPr>
+          <w:rFonts w:ascii="Verdana" w:hAnsi="Verdana" w:cs="Arial"/>
+          <w:sz w:val="20"/>
+          <w:szCs w:val="20"/>
+        </w:rPr>
+      </w:pPr>
+      <w:r>
+        <w:rPr>
+          <w:rFonts w:ascii="Verdana" w:hAnsi="Verdana" w:cs="Arial"/>
+          <w:sz w:val="20"/>
+          <w:szCs w:val="20"/>
+        </w:rPr>
+        <w:t>Numerical input must conform to a standard currency format</w:t>
+      </w:r>
+    </w:p>
+    <w:p>
+      <w:pPr>
+        <w:pStyle w:val="ListParagraph"/>
+        <w:numPr>
+          <w:ilvl w:val="2"/>
+          <w:numId w:val="14"/>
+        </w:numPr>
+        <w:spacing w:after="0" w:line="240" w:lineRule="auto"/>
+        <w:rPr>
+          <w:rFonts w:ascii="Verdana" w:hAnsi="Verdana" w:cs="Arial"/>
+          <w:sz w:val="20"/>
+          <w:szCs w:val="20"/>
+        </w:rPr>
+      </w:pPr>
+      <w:r>
+        <w:rPr>
+          <w:rFonts w:ascii="Verdana" w:hAnsi="Verdana" w:cs="Arial"/>
+          <w:sz w:val="20"/>
+          <w:szCs w:val="20"/>
+        </w:rPr>
+        <w:t>Error messages will be user-friendly and clearly indicate which field failed validation and why.</w:t>
+      </w:r>
+    </w:p>
+    <w:p>
+      <w:pPr>
+        <w:pStyle w:val="ListParagraph"/>
+        <w:numPr>
+          <w:ilvl w:val="2"/>
+          <w:numId w:val="14"/>
+        </w:numPr>
+        <w:spacing w:after="0" w:line="240" w:lineRule="auto"/>
+        <w:rPr>
+          <w:rFonts w:ascii="Verdana" w:hAnsi="Verdana" w:cs="Arial"/>
+          <w:sz w:val="20"/>
+          <w:szCs w:val="20"/>
+        </w:rPr>
+      </w:pPr>
+      <w:r>
+        <w:rPr>
+          <w:rFonts w:ascii="Verdana" w:hAnsi="Verdana" w:cs="Arial"/>
+          <w:sz w:val="20"/>
+          <w:szCs w:val="20"/>
+        </w:rPr>
+        <w:t>General validation errors will appear at the top of the form, while specific field errors will appear directly below the invalid field.</w:t>
+      </w:r>
+    </w:p>
+    <w:p>
+      <w:pPr>
+        <w:pStyle w:val="ListParagraph"/>
+        <w:numPr>
+          <w:ilvl w:val="2"/>
+          <w:numId w:val="14"/>
+        </w:numPr>
+        <w:spacing w:after="0" w:line="240" w:lineRule="auto"/>
+        <w:rPr>
+          <w:rFonts w:ascii="Verdana" w:hAnsi="Verdana" w:cs="Arial"/>
+          <w:sz w:val="20"/>
+          <w:szCs w:val="20"/>
+        </w:rPr>
+      </w:pPr>
+      <w:r>
+        <w:rPr>
+          <w:rFonts w:ascii="Verdana" w:hAnsi="Verdana" w:cs="Arial"/>
+          <w:sz w:val="20"/>
+          <w:szCs w:val="20"/>
+        </w:rPr>
+        <w:t>The user will not be able to proceed to the next section until all validation errors are resolved and the data successfully passes validation.</w:t>
       </w:r>
     </w:p>
     <w:p>
@@ -1180,7 +1474,6 @@
           <w:sz w:val="20"/>
           <w:szCs w:val="20"/>
         </w:rPr>
-        <w:lastRenderedPageBreak/>
         <w:t>Fiscal_year_input_field: A reuseable component responsible for displaying a single fiscal year input field. Each instance will handle its own state for input values and validation</w:t>
       </w:r>
     </w:p>
@@ -1595,6 +1888,7 @@
           <w:sz w:val="20"/>
           <w:szCs w:val="20"/>
         </w:rPr>
+        <w:lastRenderedPageBreak/>
         <w:t>Segmentation:</w:t>
       </w:r>
     </w:p>
@@ -1966,7 +2260,6 @@
           <w:sz w:val="20"/>
           <w:szCs w:val="20"/>
         </w:rPr>
-        <w:lastRenderedPageBreak/>
         <w:t>Receiving financial data submissions from the front end</w:t>
       </w:r>
     </w:p>
@@ -2473,6 +2766,7 @@
           <w:sz w:val="20"/>
           <w:szCs w:val="20"/>
         </w:rPr>
+        <w:lastRenderedPageBreak/>
         <w:t>Retrieving existing financial data for a loan application</w:t>
       </w:r>
     </w:p>
@@ -2773,7 +3067,7 @@
         <w:pStyle w:val="ListParagraph"/>
         <w:numPr>
           <w:ilvl w:val="0"/>
-          <w:numId w:val="6"/>
+          <w:numId w:val="16"/>
         </w:numPr>
         <w:spacing w:after="0" w:line="240" w:lineRule="auto"/>
         <w:rPr>
@@ -2796,15 +3090,23 @@
         <w:pStyle w:val="ListParagraph"/>
         <w:numPr>
           <w:ilvl w:val="1"/>
-          <w:numId w:val="6"/>
-        </w:numPr>
-        <w:spacing w:after="0" w:line="240" w:lineRule="auto"/>
-        <w:rPr>
-          <w:rFonts w:ascii="Verdana" w:hAnsi="Verdana" w:cs="Arial"/>
-          <w:sz w:val="20"/>
-          <w:szCs w:val="20"/>
-        </w:rPr>
-      </w:pPr>
+          <w:numId w:val="16"/>
+        </w:numPr>
+        <w:spacing w:after="0" w:line="240" w:lineRule="auto"/>
+        <w:rPr>
+          <w:rFonts w:ascii="Verdana" w:hAnsi="Verdana" w:cs="Arial"/>
+          <w:sz w:val="20"/>
+          <w:szCs w:val="20"/>
+        </w:rPr>
+      </w:pPr>
+      <w:r>
+        <w:rPr>
+          <w:rFonts w:ascii="Verdana" w:hAnsi="Verdana" w:cs="Arial"/>
+          <w:sz w:val="20"/>
+          <w:szCs w:val="20"/>
+        </w:rPr>
+        <w:t xml:space="preserve">Deliverable 1: </w:t>
+      </w:r>
       <w:r>
         <w:rPr>
           <w:rFonts w:ascii="Verdana" w:hAnsi="Verdana" w:cs="Arial"/>
@@ -2818,8 +3120,192 @@
       <w:pPr>
         <w:pStyle w:val="ListParagraph"/>
         <w:numPr>
+          <w:ilvl w:val="2"/>
+          <w:numId w:val="16"/>
+        </w:numPr>
+        <w:spacing w:after="0" w:line="240" w:lineRule="auto"/>
+        <w:rPr>
+          <w:rFonts w:ascii="Verdana" w:hAnsi="Verdana" w:cs="Arial"/>
+          <w:sz w:val="20"/>
+          <w:szCs w:val="20"/>
+        </w:rPr>
+      </w:pPr>
+      <w:r>
+        <w:rPr>
+          <w:rFonts w:ascii="Verdana" w:hAnsi="Verdana" w:cs="Arial"/>
+          <w:sz w:val="20"/>
+          <w:szCs w:val="20"/>
+        </w:rPr>
+        <w:t>Steps to arrive at this deliverable:</w:t>
+      </w:r>
+    </w:p>
+    <w:p>
+      <w:pPr>
+        <w:pStyle w:val="ListParagraph"/>
+        <w:numPr>
+          <w:ilvl w:val="3"/>
+          <w:numId w:val="16"/>
+        </w:numPr>
+        <w:spacing w:after="0" w:line="240" w:lineRule="auto"/>
+        <w:rPr>
+          <w:rFonts w:ascii="Verdana" w:hAnsi="Verdana" w:cs="Arial"/>
+          <w:sz w:val="20"/>
+          <w:szCs w:val="20"/>
+        </w:rPr>
+      </w:pPr>
+      <w:r>
+        <w:rPr>
+          <w:rFonts w:ascii="Verdana" w:hAnsi="Verdana" w:cs="Arial"/>
+          <w:sz w:val="20"/>
+          <w:szCs w:val="20"/>
+        </w:rPr>
+        <w:t>Capture business establishment date: The system will receive the business establishment date from the user’s input</w:t>
+      </w:r>
+    </w:p>
+    <w:p>
+      <w:pPr>
+        <w:pStyle w:val="ListParagraph"/>
+        <w:numPr>
+          <w:ilvl w:val="3"/>
+          <w:numId w:val="16"/>
+        </w:numPr>
+        <w:spacing w:after="0" w:line="240" w:lineRule="auto"/>
+        <w:rPr>
+          <w:rFonts w:ascii="Verdana" w:hAnsi="Verdana" w:cs="Arial"/>
+          <w:sz w:val="20"/>
+          <w:szCs w:val="20"/>
+        </w:rPr>
+      </w:pPr>
+      <w:r>
+        <w:rPr>
+          <w:rFonts w:ascii="Verdana" w:hAnsi="Verdana" w:cs="Arial"/>
+          <w:sz w:val="20"/>
+          <w:szCs w:val="20"/>
+        </w:rPr>
+        <w:t>Determine current date: the system will retrieve the current system date</w:t>
+      </w:r>
+    </w:p>
+    <w:p>
+      <w:pPr>
+        <w:pStyle w:val="ListParagraph"/>
+        <w:numPr>
+          <w:ilvl w:val="3"/>
+          <w:numId w:val="16"/>
+        </w:numPr>
+        <w:spacing w:after="0" w:line="240" w:lineRule="auto"/>
+        <w:rPr>
+          <w:rFonts w:ascii="Verdana" w:hAnsi="Verdana" w:cs="Arial"/>
+          <w:sz w:val="20"/>
+          <w:szCs w:val="20"/>
+        </w:rPr>
+      </w:pPr>
+      <w:r>
+        <w:rPr>
+          <w:rFonts w:ascii="Verdana" w:hAnsi="Verdana" w:cs="Arial"/>
+          <w:sz w:val="20"/>
+          <w:szCs w:val="20"/>
+        </w:rPr>
+        <w:t>Calculate business age: The system will calculate the total number of completed fiscal years since the business establishment date up to the end of the last complete fiscal year relative to the current date</w:t>
+      </w:r>
+    </w:p>
+    <w:p>
+      <w:pPr>
+        <w:pStyle w:val="ListParagraph"/>
+        <w:numPr>
+          <w:ilvl w:val="3"/>
+          <w:numId w:val="16"/>
+        </w:numPr>
+        <w:spacing w:after="0" w:line="240" w:lineRule="auto"/>
+        <w:rPr>
+          <w:rFonts w:ascii="Verdana" w:hAnsi="Verdana" w:cs="Arial"/>
+          <w:sz w:val="20"/>
+          <w:szCs w:val="20"/>
+        </w:rPr>
+      </w:pPr>
+      <w:r>
+        <w:rPr>
+          <w:rFonts w:ascii="Verdana" w:hAnsi="Verdana" w:cs="Arial"/>
+          <w:sz w:val="20"/>
+          <w:szCs w:val="20"/>
+        </w:rPr>
+        <w:t>Conditional logic for age: The system will evaluate if the calculated business age is greater than or equal to the five full fiscal years</w:t>
+      </w:r>
+    </w:p>
+    <w:p>
+      <w:pPr>
+        <w:pStyle w:val="ListParagraph"/>
+        <w:numPr>
+          <w:ilvl w:val="3"/>
+          <w:numId w:val="16"/>
+        </w:numPr>
+        <w:spacing w:after="0" w:line="240" w:lineRule="auto"/>
+        <w:rPr>
+          <w:rFonts w:ascii="Verdana" w:hAnsi="Verdana" w:cs="Arial"/>
+          <w:sz w:val="20"/>
+          <w:szCs w:val="20"/>
+        </w:rPr>
+      </w:pPr>
+      <w:r>
+        <w:rPr>
+          <w:rFonts w:ascii="Verdana" w:hAnsi="Verdana" w:cs="Arial"/>
+          <w:sz w:val="20"/>
+          <w:szCs w:val="20"/>
+        </w:rPr>
+        <w:t>Identify most recent fiscal years: If the business is five years or older, the system will identify the five most recently completed fiscal years</w:t>
+      </w:r>
+    </w:p>
+    <w:p>
+      <w:pPr>
+        <w:pStyle w:val="ListParagraph"/>
+        <w:numPr>
+          <w:ilvl w:val="3"/>
+          <w:numId w:val="16"/>
+        </w:numPr>
+        <w:spacing w:after="0" w:line="240" w:lineRule="auto"/>
+        <w:rPr>
+          <w:rFonts w:ascii="Verdana" w:hAnsi="Verdana" w:cs="Arial"/>
+          <w:sz w:val="20"/>
+          <w:szCs w:val="20"/>
+        </w:rPr>
+      </w:pPr>
+      <w:r>
+        <w:rPr>
+          <w:rFonts w:ascii="Verdana" w:hAnsi="Verdana" w:cs="Arial"/>
+          <w:sz w:val="20"/>
+          <w:szCs w:val="20"/>
+        </w:rPr>
+        <w:t>Dynamic field generation: For each of the identified five fiscal years, the system will dynamically generate and display the required input fields for financial data</w:t>
+      </w:r>
+    </w:p>
+    <w:p>
+      <w:pPr>
+        <w:pStyle w:val="ListParagraph"/>
+        <w:numPr>
+          <w:ilvl w:val="3"/>
+          <w:numId w:val="16"/>
+        </w:numPr>
+        <w:spacing w:after="0" w:line="240" w:lineRule="auto"/>
+        <w:rPr>
+          <w:rFonts w:ascii="Verdana" w:hAnsi="Verdana" w:cs="Arial"/>
+          <w:sz w:val="20"/>
+          <w:szCs w:val="20"/>
+        </w:rPr>
+      </w:pPr>
+      <w:r>
+        <w:rPr>
+          <w:rFonts w:ascii="Verdana" w:hAnsi="Verdana" w:cs="Arial"/>
+          <w:sz w:val="20"/>
+          <w:szCs w:val="20"/>
+        </w:rPr>
+        <w:t>Lebling historical fields: each generated field will be clearly labeled with its corresponding fiscal year</w:t>
+      </w:r>
+    </w:p>
+    <w:p>
+      <w:pPr>
+        <w:pStyle w:val="ListParagraph"/>
+        <w:numPr>
           <w:ilvl w:val="1"/>
-          <w:numId w:val="6"/>
+          <w:numId w:val="16"/>
         </w:numPr>
         <w:spacing w:after="0" w:line="240" w:lineRule="auto"/>
         <w:rPr>
@@ -2839,6 +3325,283 @@
     </w:p>
     <w:p>
       <w:pPr>
+        <w:pStyle w:val="ListParagraph"/>
+        <w:numPr>
+          <w:ilvl w:val="2"/>
+          <w:numId w:val="16"/>
+        </w:numPr>
+        <w:spacing w:after="0" w:line="240" w:lineRule="auto"/>
+        <w:rPr>
+          <w:rFonts w:ascii="Verdana" w:hAnsi="Verdana" w:cs="Arial"/>
+          <w:sz w:val="20"/>
+          <w:szCs w:val="20"/>
+        </w:rPr>
+      </w:pPr>
+      <w:r>
+        <w:rPr>
+          <w:rFonts w:ascii="Verdana" w:hAnsi="Verdana" w:cs="Arial"/>
+          <w:sz w:val="20"/>
+          <w:szCs w:val="20"/>
+        </w:rPr>
+        <w:t>Steps to arrive at this deliverable</w:t>
+      </w:r>
+    </w:p>
+    <w:p>
+      <w:pPr>
+        <w:pStyle w:val="ListParagraph"/>
+        <w:numPr>
+          <w:ilvl w:val="3"/>
+          <w:numId w:val="16"/>
+        </w:numPr>
+        <w:spacing w:after="0" w:line="240" w:lineRule="auto"/>
+        <w:rPr>
+          <w:rFonts w:ascii="Verdana" w:hAnsi="Verdana" w:cs="Arial"/>
+          <w:sz w:val="20"/>
+          <w:szCs w:val="20"/>
+        </w:rPr>
+      </w:pPr>
+      <w:r>
+        <w:rPr>
+          <w:rFonts w:ascii="Verdana" w:hAnsi="Verdana" w:cs="Arial"/>
+          <w:sz w:val="20"/>
+          <w:szCs w:val="20"/>
+        </w:rPr>
+        <w:t>Capture business establishment date: the system will receive the business establishment date from the user</w:t>
+      </w:r>
+    </w:p>
+    <w:p>
+      <w:pPr>
+        <w:pStyle w:val="ListParagraph"/>
+        <w:numPr>
+          <w:ilvl w:val="3"/>
+          <w:numId w:val="16"/>
+        </w:numPr>
+        <w:spacing w:after="0" w:line="240" w:lineRule="auto"/>
+        <w:rPr>
+          <w:rFonts w:ascii="Verdana" w:hAnsi="Verdana" w:cs="Arial"/>
+          <w:sz w:val="20"/>
+          <w:szCs w:val="20"/>
+        </w:rPr>
+      </w:pPr>
+      <w:r>
+        <w:rPr>
+          <w:rFonts w:ascii="Verdana" w:hAnsi="Verdana" w:cs="Arial"/>
+          <w:sz w:val="20"/>
+          <w:szCs w:val="20"/>
+        </w:rPr>
+        <w:t>Determine the current date: The system will retrieve the current system date</w:t>
+      </w:r>
+    </w:p>
+    <w:p>
+      <w:pPr>
+        <w:pStyle w:val="ListParagraph"/>
+        <w:numPr>
+          <w:ilvl w:val="3"/>
+          <w:numId w:val="16"/>
+        </w:numPr>
+        <w:spacing w:after="0" w:line="240" w:lineRule="auto"/>
+        <w:rPr>
+          <w:rFonts w:ascii="Verdana" w:hAnsi="Verdana" w:cs="Arial"/>
+          <w:sz w:val="20"/>
+          <w:szCs w:val="20"/>
+        </w:rPr>
+      </w:pPr>
+      <w:r>
+        <w:rPr>
+          <w:rFonts w:ascii="Verdana" w:hAnsi="Verdana" w:cs="Arial"/>
+          <w:sz w:val="20"/>
+          <w:szCs w:val="20"/>
+        </w:rPr>
+        <w:t>Calculate business age: The system will calculate the total number of full fiscal years completed since the business establishment date up to the end of the last complete fiscal year relative the current date</w:t>
+      </w:r>
+    </w:p>
+    <w:p>
+      <w:pPr>
+        <w:pStyle w:val="ListParagraph"/>
+        <w:numPr>
+          <w:ilvl w:val="3"/>
+          <w:numId w:val="16"/>
+        </w:numPr>
+        <w:spacing w:after="0" w:line="240" w:lineRule="auto"/>
+        <w:rPr>
+          <w:rFonts w:ascii="Verdana" w:hAnsi="Verdana" w:cs="Arial"/>
+          <w:sz w:val="20"/>
+          <w:szCs w:val="20"/>
+        </w:rPr>
+      </w:pPr>
+      <w:r>
+        <w:rPr>
+          <w:rFonts w:ascii="Verdana" w:hAnsi="Verdana" w:cs="Arial"/>
+          <w:sz w:val="20"/>
+          <w:szCs w:val="20"/>
+        </w:rPr>
+        <w:t>Conditional logic for age: The system will evaluate if the calculated business age is less than five fiscal years</w:t>
+      </w:r>
+    </w:p>
+    <w:p>
+      <w:pPr>
+        <w:pStyle w:val="ListParagraph"/>
+        <w:numPr>
+          <w:ilvl w:val="3"/>
+          <w:numId w:val="16"/>
+        </w:numPr>
+        <w:spacing w:after="0" w:line="240" w:lineRule="auto"/>
+        <w:rPr>
+          <w:rFonts w:ascii="Verdana" w:hAnsi="Verdana" w:cs="Arial"/>
+          <w:sz w:val="20"/>
+          <w:szCs w:val="20"/>
+        </w:rPr>
+      </w:pPr>
+      <w:r>
+        <w:rPr>
+          <w:rFonts w:ascii="Verdana" w:hAnsi="Verdana" w:cs="Arial"/>
+          <w:sz w:val="20"/>
+          <w:szCs w:val="20"/>
+        </w:rPr>
+        <w:t>Identify existing fiscal years: If the business is less than five fiscal years old, the system will identify all complete fiscal years since the business establishment date up to the end of the last complete fiscal year</w:t>
+      </w:r>
+    </w:p>
+    <w:p>
+      <w:pPr>
+        <w:pStyle w:val="ListParagraph"/>
+        <w:numPr>
+          <w:ilvl w:val="3"/>
+          <w:numId w:val="16"/>
+        </w:numPr>
+        <w:spacing w:after="0" w:line="240" w:lineRule="auto"/>
+        <w:rPr>
+          <w:rFonts w:ascii="Verdana" w:hAnsi="Verdana" w:cs="Arial"/>
+          <w:sz w:val="20"/>
+          <w:szCs w:val="20"/>
+        </w:rPr>
+      </w:pPr>
+      <w:r>
+        <w:rPr>
+          <w:rFonts w:ascii="Verdana" w:hAnsi="Verdana" w:cs="Arial"/>
+          <w:sz w:val="20"/>
+          <w:szCs w:val="20"/>
+        </w:rPr>
+        <w:t>Dynamic field generator for existing years: for each of these identified existing fiscal years, the system will dynamically generate and display the required input fields for financial data</w:t>
+      </w:r>
+    </w:p>
+    <w:p>
+      <w:pPr>
+        <w:pStyle w:val="ListParagraph"/>
+        <w:numPr>
+          <w:ilvl w:val="3"/>
+          <w:numId w:val="16"/>
+        </w:numPr>
+        <w:spacing w:after="0" w:line="240" w:lineRule="auto"/>
+        <w:rPr>
+          <w:rFonts w:ascii="Verdana" w:hAnsi="Verdana" w:cs="Arial"/>
+          <w:sz w:val="20"/>
+          <w:szCs w:val="20"/>
+        </w:rPr>
+      </w:pPr>
+      <w:r>
+        <w:rPr>
+          <w:rFonts w:ascii="Verdana" w:hAnsi="Verdana" w:cs="Arial"/>
+          <w:sz w:val="20"/>
+          <w:szCs w:val="20"/>
+        </w:rPr>
+        <w:t>labeling existing fields: each generated field for existing years will be clearly labeled with its corresponding fiscal year</w:t>
+      </w:r>
+    </w:p>
+    <w:p>
+      <w:pPr>
+        <w:pStyle w:val="ListParagraph"/>
+        <w:numPr>
+          <w:ilvl w:val="3"/>
+          <w:numId w:val="16"/>
+        </w:numPr>
+        <w:spacing w:after="0" w:line="240" w:lineRule="auto"/>
+        <w:rPr>
+          <w:rFonts w:ascii="Verdana" w:hAnsi="Verdana" w:cs="Arial"/>
+          <w:sz w:val="20"/>
+          <w:szCs w:val="20"/>
+        </w:rPr>
+      </w:pPr>
+      <w:r>
+        <w:rPr>
+          <w:rFonts w:ascii="Verdana" w:hAnsi="Verdana" w:cs="Arial"/>
+          <w:sz w:val="20"/>
+          <w:szCs w:val="20"/>
+        </w:rPr>
+        <w:t>Calculate remaining years for forecast: The system will determine the number of additional fiscal years required to reach a total of five fiscal years</w:t>
+      </w:r>
+    </w:p>
+    <w:p>
+      <w:pPr>
+        <w:pStyle w:val="ListParagraph"/>
+        <w:numPr>
+          <w:ilvl w:val="3"/>
+          <w:numId w:val="16"/>
+        </w:numPr>
+        <w:spacing w:after="0" w:line="240" w:lineRule="auto"/>
+        <w:rPr>
+          <w:rFonts w:ascii="Verdana" w:hAnsi="Verdana" w:cs="Arial"/>
+          <w:sz w:val="20"/>
+          <w:szCs w:val="20"/>
+        </w:rPr>
+      </w:pPr>
+      <w:r>
+        <w:rPr>
+          <w:rFonts w:ascii="Verdana" w:hAnsi="Verdana" w:cs="Arial"/>
+          <w:sz w:val="20"/>
+          <w:szCs w:val="20"/>
+        </w:rPr>
+        <w:lastRenderedPageBreak/>
+        <w:t>Identify forecasted fiscal years: They system will identify the consecutive future fiscal years, starting from the current fiscal year (if not already included in the existing years) or the next fiscal year until the total of five fiscal periods is met</w:t>
+      </w:r>
+    </w:p>
+    <w:p>
+      <w:pPr>
+        <w:pStyle w:val="ListParagraph"/>
+        <w:numPr>
+          <w:ilvl w:val="3"/>
+          <w:numId w:val="16"/>
+        </w:numPr>
+        <w:spacing w:after="0" w:line="240" w:lineRule="auto"/>
+        <w:rPr>
+          <w:rFonts w:ascii="Verdana" w:hAnsi="Verdana" w:cs="Arial"/>
+          <w:sz w:val="20"/>
+          <w:szCs w:val="20"/>
+        </w:rPr>
+      </w:pPr>
+      <w:r>
+        <w:rPr>
+          <w:rFonts w:ascii="Verdana" w:hAnsi="Verdana" w:cs="Arial"/>
+          <w:sz w:val="20"/>
+          <w:szCs w:val="20"/>
+        </w:rPr>
+        <w:t>Dynamic field generation for forecast: for each of the identified forecasted fiscal years, the system will dynamically generate and display the required input fields for financial data</w:t>
+      </w:r>
+    </w:p>
+    <w:p>
+      <w:pPr>
+        <w:pStyle w:val="ListParagraph"/>
+        <w:numPr>
+          <w:ilvl w:val="3"/>
+          <w:numId w:val="16"/>
+        </w:numPr>
+        <w:spacing w:after="0" w:line="240" w:lineRule="auto"/>
+        <w:rPr>
+          <w:rFonts w:ascii="Verdana" w:hAnsi="Verdana" w:cs="Arial"/>
+          <w:sz w:val="20"/>
+          <w:szCs w:val="20"/>
+        </w:rPr>
+      </w:pPr>
+      <w:r>
+        <w:rPr>
+          <w:rFonts w:ascii="Verdana" w:hAnsi="Verdana" w:cs="Arial"/>
+          <w:sz w:val="20"/>
+          <w:szCs w:val="20"/>
+        </w:rPr>
+        <w:t xml:space="preserve">Labeling forecasted fields: Each generated forecasted field will be clearly labeled to indicate it’s a forecast and its corresponding fiscal year </w:t>
+      </w:r>
+    </w:p>
+    <w:p>
+      <w:pPr>
         <w:spacing w:after="0" w:line="240" w:lineRule="auto"/>
         <w:rPr>
           <w:rFonts w:ascii="Verdana" w:hAnsi="Verdana" w:cs="Arial"/>
@@ -2898,7 +3661,440 @@
           <w:sz w:val="20"/>
           <w:szCs w:val="20"/>
         </w:rPr>
-        <w:t>The updated application will be deployed once the bug is confirmed to be fixed by internal unit testing.</w:t>
+        <w:t>The deployment of the updated load application system, incorporating the identified bug fixes and new functionality for dynamic financial data fields will follow a phased and validated approach to ensure stability, reliability, and data integrity</w:t>
+      </w:r>
+    </w:p>
+    <w:p>
+      <w:pPr>
+        <w:pStyle w:val="ListParagraph"/>
+        <w:numPr>
+          <w:ilvl w:val="0"/>
+          <w:numId w:val="17"/>
+        </w:numPr>
+        <w:spacing w:after="0" w:line="240" w:lineRule="auto"/>
+        <w:rPr>
+          <w:rFonts w:ascii="Verdana" w:hAnsi="Verdana" w:cs="Arial"/>
+          <w:sz w:val="20"/>
+          <w:szCs w:val="20"/>
+        </w:rPr>
+      </w:pPr>
+      <w:r>
+        <w:rPr>
+          <w:rFonts w:ascii="Verdana" w:hAnsi="Verdana" w:cs="Arial"/>
+          <w:sz w:val="20"/>
+          <w:szCs w:val="20"/>
+        </w:rPr>
+        <w:t>Phase 1: Development and internal unit testing</w:t>
+      </w:r>
+    </w:p>
+    <w:p>
+      <w:pPr>
+        <w:pStyle w:val="ListParagraph"/>
+        <w:numPr>
+          <w:ilvl w:val="1"/>
+          <w:numId w:val="17"/>
+        </w:numPr>
+        <w:spacing w:after="0" w:line="240" w:lineRule="auto"/>
+        <w:rPr>
+          <w:rFonts w:ascii="Verdana" w:hAnsi="Verdana" w:cs="Arial"/>
+          <w:sz w:val="20"/>
+          <w:szCs w:val="20"/>
+        </w:rPr>
+      </w:pPr>
+      <w:r>
+        <w:rPr>
+          <w:rFonts w:ascii="Verdana" w:hAnsi="Verdana" w:cs="Arial"/>
+          <w:sz w:val="20"/>
+          <w:szCs w:val="20"/>
+        </w:rPr>
+        <w:t>Description: The development team will implement the required bug fixes and new features. Each implemented component will undergo rigorous internal testing by the test team to verify that individual code modules function correctly in isolation and address the reported issues</w:t>
+      </w:r>
+    </w:p>
+    <w:p>
+      <w:pPr>
+        <w:pStyle w:val="ListParagraph"/>
+        <w:numPr>
+          <w:ilvl w:val="1"/>
+          <w:numId w:val="17"/>
+        </w:numPr>
+        <w:spacing w:after="0" w:line="240" w:lineRule="auto"/>
+        <w:rPr>
+          <w:rFonts w:ascii="Verdana" w:hAnsi="Verdana" w:cs="Arial"/>
+          <w:sz w:val="20"/>
+          <w:szCs w:val="20"/>
+        </w:rPr>
+      </w:pPr>
+      <w:r>
+        <w:rPr>
+          <w:rFonts w:ascii="Verdana" w:hAnsi="Verdana" w:cs="Arial"/>
+          <w:sz w:val="20"/>
+          <w:szCs w:val="20"/>
+        </w:rPr>
+        <w:t xml:space="preserve">Justification: ensure that the core logic and individual components meet their technical specifications and that the reported bugs </w:t>
+      </w:r>
+      <w:r>
+        <w:rPr>
+          <w:rFonts w:ascii="Verdana" w:hAnsi="Verdana" w:cs="Arial"/>
+          <w:sz w:val="20"/>
+          <w:szCs w:val="20"/>
+        </w:rPr>
+        <w:t xml:space="preserve">are resolved at the code level. </w:t>
+      </w:r>
+    </w:p>
+    <w:p>
+      <w:pPr>
+        <w:pStyle w:val="ListParagraph"/>
+        <w:numPr>
+          <w:ilvl w:val="1"/>
+          <w:numId w:val="17"/>
+        </w:numPr>
+        <w:spacing w:after="0" w:line="240" w:lineRule="auto"/>
+        <w:rPr>
+          <w:rFonts w:ascii="Verdana" w:hAnsi="Verdana" w:cs="Arial"/>
+          <w:sz w:val="20"/>
+          <w:szCs w:val="20"/>
+        </w:rPr>
+      </w:pPr>
+      <w:r>
+        <w:rPr>
+          <w:rFonts w:ascii="Verdana" w:hAnsi="Verdana" w:cs="Arial"/>
+          <w:sz w:val="20"/>
+          <w:szCs w:val="20"/>
+        </w:rPr>
+        <w:t>Completion Criteria: All newly developed or modified code passes its associated unit tests and developers confirm the bug fixes locally.</w:t>
+      </w:r>
+    </w:p>
+    <w:p>
+      <w:pPr>
+        <w:pStyle w:val="ListParagraph"/>
+        <w:numPr>
+          <w:ilvl w:val="0"/>
+          <w:numId w:val="17"/>
+        </w:numPr>
+        <w:spacing w:after="0" w:line="240" w:lineRule="auto"/>
+        <w:rPr>
+          <w:rFonts w:ascii="Verdana" w:hAnsi="Verdana" w:cs="Arial"/>
+          <w:sz w:val="20"/>
+          <w:szCs w:val="20"/>
+        </w:rPr>
+      </w:pPr>
+      <w:r>
+        <w:rPr>
+          <w:rFonts w:ascii="Verdana" w:hAnsi="Verdana" w:cs="Arial"/>
+          <w:sz w:val="20"/>
+          <w:szCs w:val="20"/>
+        </w:rPr>
+        <w:t>Phase 2: Integration Testing and Quality Assurance validation</w:t>
+      </w:r>
+    </w:p>
+    <w:p>
+      <w:pPr>
+        <w:pStyle w:val="ListParagraph"/>
+        <w:numPr>
+          <w:ilvl w:val="1"/>
+          <w:numId w:val="17"/>
+        </w:numPr>
+        <w:spacing w:after="0" w:line="240" w:lineRule="auto"/>
+        <w:rPr>
+          <w:rFonts w:ascii="Verdana" w:hAnsi="Verdana" w:cs="Arial"/>
+          <w:sz w:val="20"/>
+          <w:szCs w:val="20"/>
+        </w:rPr>
+      </w:pPr>
+      <w:r>
+        <w:rPr>
+          <w:rFonts w:ascii="Verdana" w:hAnsi="Verdana" w:cs="Arial"/>
+          <w:sz w:val="20"/>
+          <w:szCs w:val="20"/>
+        </w:rPr>
+        <w:t>Description: Once unit testing is complete, the updated components will be integrated into the broader application. The test team will then conduct comprehensive integration testing to ensure that all new and existing features interact correctly within the system. This includes end-to-end testing of the loan application workflow, specifically validating the dynamic display of financial fields, the associated data validation rules, and successful saving of data.</w:t>
+      </w:r>
+    </w:p>
+    <w:p>
+      <w:pPr>
+        <w:pStyle w:val="ListParagraph"/>
+        <w:numPr>
+          <w:ilvl w:val="1"/>
+          <w:numId w:val="17"/>
+        </w:numPr>
+        <w:spacing w:after="0" w:line="240" w:lineRule="auto"/>
+        <w:rPr>
+          <w:rFonts w:ascii="Verdana" w:hAnsi="Verdana" w:cs="Arial"/>
+          <w:sz w:val="20"/>
+          <w:szCs w:val="20"/>
+        </w:rPr>
+      </w:pPr>
+      <w:r>
+        <w:rPr>
+          <w:rFonts w:ascii="Verdana" w:hAnsi="Verdana" w:cs="Arial"/>
+          <w:sz w:val="20"/>
+          <w:szCs w:val="20"/>
+        </w:rPr>
+        <w:t xml:space="preserve">Justification: While unit testing confirms individual components, integration testing is crucial to verify that they work harmoniously together. </w:t>
+      </w:r>
+      <w:r>
+        <w:rPr>
+          <w:rFonts w:ascii="Verdana" w:hAnsi="Verdana" w:cs="Arial"/>
+          <w:sz w:val="20"/>
+          <w:szCs w:val="20"/>
+        </w:rPr>
+        <w:t>Test team</w:t>
+      </w:r>
+      <w:r>
+        <w:rPr>
+          <w:rFonts w:ascii="Verdana" w:hAnsi="Verdana" w:cs="Arial"/>
+          <w:sz w:val="20"/>
+          <w:szCs w:val="20"/>
+        </w:rPr>
+        <w:t xml:space="preserve"> validation provides an independent</w:t>
+      </w:r>
+      <w:r>
+        <w:rPr>
+          <w:rFonts w:ascii="Verdana" w:hAnsi="Verdana" w:cs="Arial"/>
+          <w:sz w:val="20"/>
+          <w:szCs w:val="20"/>
+        </w:rPr>
+        <w:t xml:space="preserve"> and </w:t>
+      </w:r>
+      <w:r>
+        <w:rPr>
+          <w:rFonts w:ascii="Verdana" w:hAnsi="Verdana" w:cs="Arial"/>
+          <w:sz w:val="20"/>
+          <w:szCs w:val="20"/>
+        </w:rPr>
+        <w:t>thorough</w:t>
+      </w:r>
+      <w:r>
+        <w:rPr>
+          <w:rFonts w:ascii="Verdana" w:hAnsi="Verdana" w:cs="Arial"/>
+          <w:sz w:val="20"/>
+          <w:szCs w:val="20"/>
+        </w:rPr>
+        <w:t xml:space="preserve"> assessment from a user perspective, ensuring that the application behaves as expected, is free from regressions and meets all functional requirements before being exposed to a broader audience.</w:t>
+      </w:r>
+    </w:p>
+    <w:p>
+      <w:pPr>
+        <w:pStyle w:val="ListParagraph"/>
+        <w:numPr>
+          <w:ilvl w:val="1"/>
+          <w:numId w:val="17"/>
+        </w:numPr>
+        <w:spacing w:after="0" w:line="240" w:lineRule="auto"/>
+        <w:rPr>
+          <w:rFonts w:ascii="Verdana" w:hAnsi="Verdana" w:cs="Arial"/>
+          <w:sz w:val="20"/>
+          <w:szCs w:val="20"/>
+        </w:rPr>
+      </w:pPr>
+      <w:r>
+        <w:rPr>
+          <w:rFonts w:ascii="Verdana" w:hAnsi="Verdana" w:cs="Arial"/>
+          <w:sz w:val="20"/>
+          <w:szCs w:val="20"/>
+        </w:rPr>
+        <w:t>Completion criteria: all defined test cases for the updated features and existing critical paths pass successfully and no critical or high-priority defects are identified by the test team</w:t>
+      </w:r>
+    </w:p>
+    <w:p>
+      <w:pPr>
+        <w:pStyle w:val="ListParagraph"/>
+        <w:numPr>
+          <w:ilvl w:val="0"/>
+          <w:numId w:val="17"/>
+        </w:numPr>
+        <w:spacing w:after="0" w:line="240" w:lineRule="auto"/>
+        <w:rPr>
+          <w:rFonts w:ascii="Verdana" w:hAnsi="Verdana" w:cs="Arial"/>
+          <w:sz w:val="20"/>
+          <w:szCs w:val="20"/>
+        </w:rPr>
+      </w:pPr>
+      <w:r>
+        <w:rPr>
+          <w:rFonts w:ascii="Verdana" w:hAnsi="Verdana" w:cs="Arial"/>
+          <w:sz w:val="20"/>
+          <w:szCs w:val="20"/>
+        </w:rPr>
+        <w:t>Phase 3: User acceptance testing</w:t>
+      </w:r>
+    </w:p>
+    <w:p>
+      <w:pPr>
+        <w:pStyle w:val="ListParagraph"/>
+        <w:numPr>
+          <w:ilvl w:val="1"/>
+          <w:numId w:val="17"/>
+        </w:numPr>
+        <w:spacing w:after="0" w:line="240" w:lineRule="auto"/>
+        <w:rPr>
+          <w:rFonts w:ascii="Verdana" w:hAnsi="Verdana" w:cs="Arial"/>
+          <w:sz w:val="20"/>
+          <w:szCs w:val="20"/>
+        </w:rPr>
+      </w:pPr>
+      <w:r>
+        <w:rPr>
+          <w:rFonts w:ascii="Verdana" w:hAnsi="Verdana" w:cs="Arial"/>
+          <w:sz w:val="20"/>
+          <w:szCs w:val="20"/>
+        </w:rPr>
+        <w:t>Description: Following successful QA validation, a selected group of end-users or business stakeholders will perform User Acceptance Testing (UAT).</w:t>
+      </w:r>
+      <w:r>
+        <w:rPr>
+          <w:rFonts w:ascii="Verdana" w:hAnsi="Verdana" w:cs="Arial"/>
+          <w:sz w:val="20"/>
+          <w:szCs w:val="20"/>
+        </w:rPr>
+        <w:t xml:space="preserve"> </w:t>
+      </w:r>
+      <w:r>
+        <w:rPr>
+          <w:rFonts w:ascii="Verdana" w:hAnsi="Verdana" w:cs="Arial"/>
+          <w:sz w:val="20"/>
+          <w:szCs w:val="20"/>
+        </w:rPr>
+        <w:t>Feedback from UAT will be reviewed and addressed.</w:t>
+      </w:r>
+    </w:p>
+    <w:p>
+      <w:pPr>
+        <w:pStyle w:val="ListParagraph"/>
+        <w:numPr>
+          <w:ilvl w:val="1"/>
+          <w:numId w:val="17"/>
+        </w:numPr>
+        <w:spacing w:after="0" w:line="240" w:lineRule="auto"/>
+        <w:rPr>
+          <w:rFonts w:ascii="Verdana" w:hAnsi="Verdana" w:cs="Arial"/>
+          <w:sz w:val="20"/>
+          <w:szCs w:val="20"/>
+        </w:rPr>
+      </w:pPr>
+      <w:r>
+        <w:rPr>
+          <w:rFonts w:ascii="Verdana" w:hAnsi="Verdana" w:cs="Arial"/>
+          <w:sz w:val="20"/>
+          <w:szCs w:val="20"/>
+        </w:rPr>
+        <w:t>Justification: UAT provides the final sign-off from the business perspective, reducing the risk of deploying a solution that doesn't meet operational requirements or user workflows.</w:t>
+      </w:r>
+    </w:p>
+    <w:p>
+      <w:pPr>
+        <w:pStyle w:val="ListParagraph"/>
+        <w:numPr>
+          <w:ilvl w:val="1"/>
+          <w:numId w:val="17"/>
+        </w:numPr>
+        <w:spacing w:after="0" w:line="240" w:lineRule="auto"/>
+        <w:rPr>
+          <w:rFonts w:ascii="Verdana" w:hAnsi="Verdana" w:cs="Arial"/>
+          <w:sz w:val="20"/>
+          <w:szCs w:val="20"/>
+        </w:rPr>
+      </w:pPr>
+      <w:r>
+        <w:rPr>
+          <w:rFonts w:ascii="Verdana" w:hAnsi="Verdana" w:cs="Arial"/>
+          <w:sz w:val="20"/>
+          <w:szCs w:val="20"/>
+        </w:rPr>
+        <w:lastRenderedPageBreak/>
+        <w:t>Completion Criteria: Business stakeholders formally approve the updated application, confirming it meets their requirements and is ready for production deployment.</w:t>
+      </w:r>
+    </w:p>
+    <w:p>
+      <w:pPr>
+        <w:pStyle w:val="ListParagraph"/>
+        <w:numPr>
+          <w:ilvl w:val="0"/>
+          <w:numId w:val="17"/>
+        </w:numPr>
+        <w:spacing w:after="0" w:line="240" w:lineRule="auto"/>
+        <w:rPr>
+          <w:rFonts w:ascii="Verdana" w:hAnsi="Verdana" w:cs="Arial"/>
+          <w:sz w:val="20"/>
+          <w:szCs w:val="20"/>
+        </w:rPr>
+      </w:pPr>
+      <w:r>
+        <w:rPr>
+          <w:rFonts w:ascii="Verdana" w:hAnsi="Verdana" w:cs="Arial"/>
+          <w:sz w:val="20"/>
+          <w:szCs w:val="20"/>
+        </w:rPr>
+        <w:t>Phase 4: Product deployment</w:t>
+      </w:r>
+    </w:p>
+    <w:p>
+      <w:pPr>
+        <w:pStyle w:val="ListParagraph"/>
+        <w:numPr>
+          <w:ilvl w:val="1"/>
+          <w:numId w:val="17"/>
+        </w:numPr>
+        <w:spacing w:after="0" w:line="240" w:lineRule="auto"/>
+        <w:rPr>
+          <w:rFonts w:ascii="Verdana" w:hAnsi="Verdana" w:cs="Arial"/>
+          <w:sz w:val="20"/>
+          <w:szCs w:val="20"/>
+        </w:rPr>
+      </w:pPr>
+      <w:r>
+        <w:rPr>
+          <w:rFonts w:ascii="Verdana" w:hAnsi="Verdana" w:cs="Arial"/>
+          <w:sz w:val="20"/>
+          <w:szCs w:val="20"/>
+        </w:rPr>
+        <w:t>Description: Upon successful completion of UAT and formal business approval, the updated application will be deployed to the production environment.</w:t>
+      </w:r>
+    </w:p>
+    <w:p>
+      <w:pPr>
+        <w:pStyle w:val="ListParagraph"/>
+        <w:numPr>
+          <w:ilvl w:val="1"/>
+          <w:numId w:val="17"/>
+        </w:numPr>
+        <w:spacing w:after="0" w:line="240" w:lineRule="auto"/>
+        <w:rPr>
+          <w:rFonts w:ascii="Verdana" w:hAnsi="Verdana" w:cs="Arial"/>
+          <w:sz w:val="20"/>
+          <w:szCs w:val="20"/>
+        </w:rPr>
+      </w:pPr>
+      <w:r>
+        <w:rPr>
+          <w:rFonts w:ascii="Verdana" w:hAnsi="Verdana" w:cs="Arial"/>
+          <w:sz w:val="20"/>
+          <w:szCs w:val="20"/>
+        </w:rPr>
+        <w:t>Justification: This is the final step where the new functionality becomes available to all users. The preceding phases ensure that this deployment is executed with high confidence, minimizing disruption and ensuring a stable, high-quality application for the end-users.</w:t>
+      </w:r>
+    </w:p>
+    <w:p>
+      <w:pPr>
+        <w:pStyle w:val="ListParagraph"/>
+        <w:numPr>
+          <w:ilvl w:val="1"/>
+          <w:numId w:val="17"/>
+        </w:numPr>
+        <w:spacing w:after="0" w:line="240" w:lineRule="auto"/>
+        <w:rPr>
+          <w:rFonts w:ascii="Verdana" w:hAnsi="Verdana" w:cs="Arial"/>
+          <w:sz w:val="20"/>
+          <w:szCs w:val="20"/>
+        </w:rPr>
+      </w:pPr>
+      <w:r>
+        <w:rPr>
+          <w:rFonts w:ascii="Verdana" w:hAnsi="Verdana" w:cs="Arial"/>
+          <w:sz w:val="20"/>
+          <w:szCs w:val="20"/>
+        </w:rPr>
+        <w:t>Completion Criteria: The updated application is live and accessible in the production environment, and initial post-deployment health checks confirm system stability.</w:t>
       </w:r>
     </w:p>
     <w:p>
@@ -2970,6 +4166,537 @@
           <w:szCs w:val="20"/>
         </w:rPr>
       </w:pPr>
+    </w:p>
+    <w:p>
+      <w:pPr>
+        <w:pStyle w:val="ListParagraph"/>
+        <w:numPr>
+          <w:ilvl w:val="0"/>
+          <w:numId w:val="18"/>
+        </w:numPr>
+        <w:spacing w:after="0" w:line="240" w:lineRule="auto"/>
+        <w:rPr>
+          <w:rFonts w:ascii="Verdana" w:hAnsi="Verdana" w:cs="Arial"/>
+          <w:sz w:val="20"/>
+          <w:szCs w:val="20"/>
+        </w:rPr>
+      </w:pPr>
+      <w:r>
+        <w:rPr>
+          <w:rFonts w:ascii="Verdana" w:hAnsi="Verdana" w:cs="Arial"/>
+          <w:sz w:val="20"/>
+          <w:szCs w:val="20"/>
+        </w:rPr>
+        <w:t>Developer workstation (Windows 11)</w:t>
+      </w:r>
+    </w:p>
+    <w:p>
+      <w:pPr>
+        <w:pStyle w:val="ListParagraph"/>
+        <w:numPr>
+          <w:ilvl w:val="1"/>
+          <w:numId w:val="18"/>
+        </w:numPr>
+        <w:spacing w:after="0" w:line="240" w:lineRule="auto"/>
+        <w:rPr>
+          <w:rFonts w:ascii="Verdana" w:hAnsi="Verdana" w:cs="Arial"/>
+          <w:sz w:val="20"/>
+          <w:szCs w:val="20"/>
+        </w:rPr>
+      </w:pPr>
+      <w:r>
+        <w:rPr>
+          <w:rFonts w:ascii="Verdana" w:hAnsi="Verdana" w:cs="Arial"/>
+          <w:sz w:val="20"/>
+          <w:szCs w:val="20"/>
+        </w:rPr>
+        <w:t>Purpose: Each developer will utilize a dedicated workstation running Windows 11 Professional. This operating system provides a stable and widely supported platform that is compatible with all necessary development tools, frameworks, and libraries required for the project. Windows 11 offers native support for various development technologies, ensuring a consistent and productive environment for all team members.</w:t>
+      </w:r>
+    </w:p>
+    <w:p>
+      <w:pPr>
+        <w:pStyle w:val="ListParagraph"/>
+        <w:numPr>
+          <w:ilvl w:val="1"/>
+          <w:numId w:val="18"/>
+        </w:numPr>
+        <w:spacing w:after="0" w:line="240" w:lineRule="auto"/>
+        <w:rPr>
+          <w:rFonts w:ascii="Verdana" w:hAnsi="Verdana" w:cs="Arial"/>
+          <w:sz w:val="20"/>
+          <w:szCs w:val="20"/>
+        </w:rPr>
+      </w:pPr>
+      <w:r>
+        <w:rPr>
+          <w:rFonts w:ascii="Verdana" w:hAnsi="Verdana" w:cs="Arial"/>
+          <w:sz w:val="20"/>
+          <w:szCs w:val="20"/>
+        </w:rPr>
+        <w:t>Key Capabilities:</w:t>
+      </w:r>
+    </w:p>
+    <w:p>
+      <w:pPr>
+        <w:pStyle w:val="ListParagraph"/>
+        <w:numPr>
+          <w:ilvl w:val="2"/>
+          <w:numId w:val="18"/>
+        </w:numPr>
+        <w:spacing w:after="0" w:line="240" w:lineRule="auto"/>
+        <w:rPr>
+          <w:rFonts w:ascii="Verdana" w:hAnsi="Verdana" w:cs="Arial"/>
+          <w:sz w:val="20"/>
+          <w:szCs w:val="20"/>
+        </w:rPr>
+      </w:pPr>
+      <w:r>
+        <w:rPr>
+          <w:rFonts w:ascii="Verdana" w:hAnsi="Verdana" w:cs="Arial"/>
+          <w:sz w:val="20"/>
+          <w:szCs w:val="20"/>
+        </w:rPr>
+        <w:t>Compatibility: Ensures seamless integration with .NET frameworks (if applicable), Java SDKs, and other project-specific dependencies.</w:t>
+      </w:r>
+    </w:p>
+    <w:p>
+      <w:pPr>
+        <w:pStyle w:val="ListParagraph"/>
+        <w:numPr>
+          <w:ilvl w:val="2"/>
+          <w:numId w:val="18"/>
+        </w:numPr>
+        <w:spacing w:after="0" w:line="240" w:lineRule="auto"/>
+        <w:rPr>
+          <w:rFonts w:ascii="Verdana" w:hAnsi="Verdana" w:cs="Arial"/>
+          <w:sz w:val="20"/>
+          <w:szCs w:val="20"/>
+        </w:rPr>
+      </w:pPr>
+      <w:r>
+        <w:rPr>
+          <w:rFonts w:ascii="Verdana" w:hAnsi="Verdana" w:cs="Arial"/>
+          <w:sz w:val="20"/>
+          <w:szCs w:val="20"/>
+        </w:rPr>
+        <w:t>Performance: Provides the necessary processing power and memory to run IDEs, local databases, and application servers efficiently</w:t>
+      </w:r>
+      <w:r>
+        <w:rPr>
+          <w:rFonts w:ascii="Verdana" w:hAnsi="Verdana" w:cs="Arial"/>
+          <w:sz w:val="20"/>
+          <w:szCs w:val="20"/>
+        </w:rPr>
+        <w:t>.</w:t>
+      </w:r>
+    </w:p>
+    <w:p>
+      <w:pPr>
+        <w:pStyle w:val="ListParagraph"/>
+        <w:numPr>
+          <w:ilvl w:val="2"/>
+          <w:numId w:val="18"/>
+        </w:numPr>
+        <w:spacing w:after="0" w:line="240" w:lineRule="auto"/>
+        <w:rPr>
+          <w:rFonts w:ascii="Verdana" w:hAnsi="Verdana" w:cs="Arial"/>
+          <w:sz w:val="20"/>
+          <w:szCs w:val="20"/>
+        </w:rPr>
+      </w:pPr>
+      <w:r>
+        <w:rPr>
+          <w:rFonts w:ascii="Verdana" w:hAnsi="Verdana" w:cs="Arial"/>
+          <w:sz w:val="20"/>
+          <w:szCs w:val="20"/>
+        </w:rPr>
+        <w:t>Security: Leverages Windows Defender and other built-in security features to protect intellectual property and project data.</w:t>
+      </w:r>
+    </w:p>
+    <w:p>
+      <w:pPr>
+        <w:pStyle w:val="ListParagraph"/>
+        <w:numPr>
+          <w:ilvl w:val="0"/>
+          <w:numId w:val="18"/>
+        </w:numPr>
+        <w:spacing w:after="0" w:line="240" w:lineRule="auto"/>
+        <w:rPr>
+          <w:rFonts w:ascii="Verdana" w:hAnsi="Verdana" w:cs="Arial"/>
+          <w:sz w:val="20"/>
+          <w:szCs w:val="20"/>
+        </w:rPr>
+      </w:pPr>
+      <w:r>
+        <w:rPr>
+          <w:rFonts w:ascii="Verdana" w:hAnsi="Verdana" w:cs="Arial"/>
+          <w:sz w:val="20"/>
+          <w:szCs w:val="20"/>
+        </w:rPr>
+        <w:t>Integrated Development Environments (IDEs)</w:t>
+      </w:r>
+    </w:p>
+    <w:p>
+      <w:pPr>
+        <w:pStyle w:val="ListParagraph"/>
+        <w:numPr>
+          <w:ilvl w:val="1"/>
+          <w:numId w:val="18"/>
+        </w:numPr>
+        <w:spacing w:after="0" w:line="240" w:lineRule="auto"/>
+        <w:rPr>
+          <w:rFonts w:ascii="Verdana" w:hAnsi="Verdana" w:cs="Arial"/>
+          <w:sz w:val="20"/>
+          <w:szCs w:val="20"/>
+        </w:rPr>
+      </w:pPr>
+      <w:r>
+        <w:rPr>
+          <w:rFonts w:ascii="Verdana" w:hAnsi="Verdana" w:cs="Arial"/>
+          <w:sz w:val="20"/>
+          <w:szCs w:val="20"/>
+        </w:rPr>
+        <w:t>Purpose: Developers will leverage their preferred industry-leading IDEs, Visual Studio Enterprise or IntelliJ IDEA Ultimate, to maximize productivity and code quality. These IDEs serve as comprehensive software suites that consolidate common developer activities into a single graphical user interface</w:t>
+      </w:r>
+    </w:p>
+    <w:p>
+      <w:pPr>
+        <w:pStyle w:val="ListParagraph"/>
+        <w:numPr>
+          <w:ilvl w:val="1"/>
+          <w:numId w:val="18"/>
+        </w:numPr>
+        <w:spacing w:after="0" w:line="240" w:lineRule="auto"/>
+        <w:rPr>
+          <w:rFonts w:ascii="Verdana" w:hAnsi="Verdana" w:cs="Arial"/>
+          <w:sz w:val="20"/>
+          <w:szCs w:val="20"/>
+        </w:rPr>
+      </w:pPr>
+      <w:r>
+        <w:rPr>
+          <w:rFonts w:ascii="Verdana" w:hAnsi="Verdana" w:cs="Arial"/>
+          <w:sz w:val="20"/>
+          <w:szCs w:val="20"/>
+        </w:rPr>
+        <w:t>Visual Studio Enterprise (For .NET/C# Development)</w:t>
+      </w:r>
+    </w:p>
+    <w:p>
+      <w:pPr>
+        <w:pStyle w:val="ListParagraph"/>
+        <w:numPr>
+          <w:ilvl w:val="2"/>
+          <w:numId w:val="18"/>
+        </w:numPr>
+        <w:spacing w:after="0" w:line="240" w:lineRule="auto"/>
+        <w:rPr>
+          <w:rFonts w:ascii="Verdana" w:hAnsi="Verdana" w:cs="Arial"/>
+          <w:sz w:val="20"/>
+          <w:szCs w:val="20"/>
+        </w:rPr>
+      </w:pPr>
+      <w:r>
+        <w:rPr>
+          <w:rFonts w:ascii="Verdana" w:hAnsi="Verdana" w:cs="Arial"/>
+          <w:sz w:val="20"/>
+          <w:szCs w:val="20"/>
+        </w:rPr>
+        <w:t>Description: This IDE is specifically chosen for projects primarily developed using Microsoft technologies</w:t>
+      </w:r>
+    </w:p>
+    <w:p>
+      <w:pPr>
+        <w:pStyle w:val="ListParagraph"/>
+        <w:numPr>
+          <w:ilvl w:val="2"/>
+          <w:numId w:val="18"/>
+        </w:numPr>
+        <w:spacing w:after="0" w:line="240" w:lineRule="auto"/>
+        <w:rPr>
+          <w:rFonts w:ascii="Verdana" w:hAnsi="Verdana" w:cs="Arial"/>
+          <w:sz w:val="20"/>
+          <w:szCs w:val="20"/>
+        </w:rPr>
+      </w:pPr>
+      <w:r>
+        <w:rPr>
+          <w:rFonts w:ascii="Verdana" w:hAnsi="Verdana" w:cs="Arial"/>
+          <w:sz w:val="20"/>
+          <w:szCs w:val="20"/>
+        </w:rPr>
+        <w:t>Key Capabilities:</w:t>
+      </w:r>
+    </w:p>
+    <w:p>
+      <w:pPr>
+        <w:pStyle w:val="ListParagraph"/>
+        <w:numPr>
+          <w:ilvl w:val="3"/>
+          <w:numId w:val="18"/>
+        </w:numPr>
+        <w:spacing w:after="0" w:line="240" w:lineRule="auto"/>
+        <w:rPr>
+          <w:rFonts w:ascii="Verdana" w:hAnsi="Verdana" w:cs="Arial"/>
+          <w:sz w:val="20"/>
+          <w:szCs w:val="20"/>
+        </w:rPr>
+      </w:pPr>
+      <w:r>
+        <w:rPr>
+          <w:rFonts w:ascii="Verdana" w:hAnsi="Verdana" w:cs="Arial"/>
+          <w:sz w:val="20"/>
+          <w:szCs w:val="20"/>
+        </w:rPr>
+        <w:t>Advanced Debugging: Offers powerful debugging tools, including breakpoints, step-through execution, and variable inspection, crucial for identifying and resolving complex issues.</w:t>
+      </w:r>
+    </w:p>
+    <w:p>
+      <w:pPr>
+        <w:pStyle w:val="ListParagraph"/>
+        <w:numPr>
+          <w:ilvl w:val="3"/>
+          <w:numId w:val="18"/>
+        </w:numPr>
+        <w:spacing w:after="0" w:line="240" w:lineRule="auto"/>
+        <w:rPr>
+          <w:rFonts w:ascii="Verdana" w:hAnsi="Verdana" w:cs="Arial"/>
+          <w:sz w:val="20"/>
+          <w:szCs w:val="20"/>
+        </w:rPr>
+      </w:pPr>
+      <w:r>
+        <w:rPr>
+          <w:rFonts w:ascii="Verdana" w:hAnsi="Verdana" w:cs="Arial"/>
+          <w:sz w:val="20"/>
+          <w:szCs w:val="20"/>
+        </w:rPr>
+        <w:t>Code Editing &amp; Refactoring: Provides intelligent code completion (IntelliSense), syntax highlighting, and robust refactoring capabilities to improve code readability and maintainability.</w:t>
+      </w:r>
+    </w:p>
+    <w:p>
+      <w:pPr>
+        <w:pStyle w:val="ListParagraph"/>
+        <w:numPr>
+          <w:ilvl w:val="3"/>
+          <w:numId w:val="18"/>
+        </w:numPr>
+        <w:spacing w:after="0" w:line="240" w:lineRule="auto"/>
+        <w:rPr>
+          <w:rFonts w:ascii="Verdana" w:hAnsi="Verdana" w:cs="Arial"/>
+          <w:sz w:val="20"/>
+          <w:szCs w:val="20"/>
+        </w:rPr>
+      </w:pPr>
+      <w:r>
+        <w:rPr>
+          <w:rFonts w:ascii="Verdana" w:hAnsi="Verdana" w:cs="Arial"/>
+          <w:sz w:val="20"/>
+          <w:szCs w:val="20"/>
+        </w:rPr>
+        <w:t>Integrated Testing Tools: Supports unit testing frameworks, allowing developers to write and execute tests directly within the IDE, ensuring code quality and bug prevention.</w:t>
+      </w:r>
+    </w:p>
+    <w:p>
+      <w:pPr>
+        <w:pStyle w:val="ListParagraph"/>
+        <w:numPr>
+          <w:ilvl w:val="3"/>
+          <w:numId w:val="18"/>
+        </w:numPr>
+        <w:spacing w:after="0" w:line="240" w:lineRule="auto"/>
+        <w:rPr>
+          <w:rFonts w:ascii="Verdana" w:hAnsi="Verdana" w:cs="Arial"/>
+          <w:sz w:val="20"/>
+          <w:szCs w:val="20"/>
+        </w:rPr>
+      </w:pPr>
+      <w:r>
+        <w:rPr>
+          <w:rFonts w:ascii="Verdana" w:hAnsi="Verdana" w:cs="Arial"/>
+          <w:sz w:val="20"/>
+          <w:szCs w:val="20"/>
+        </w:rPr>
+        <w:lastRenderedPageBreak/>
+        <w:t>Version Control Integration: Seamlessly integrates with Git (or other version control systems) for efficient code management and collaboration.</w:t>
+      </w:r>
+    </w:p>
+    <w:p>
+      <w:pPr>
+        <w:pStyle w:val="ListParagraph"/>
+        <w:numPr>
+          <w:ilvl w:val="1"/>
+          <w:numId w:val="18"/>
+        </w:numPr>
+        <w:spacing w:after="0" w:line="240" w:lineRule="auto"/>
+        <w:rPr>
+          <w:rFonts w:ascii="Verdana" w:hAnsi="Verdana" w:cs="Arial"/>
+          <w:sz w:val="20"/>
+          <w:szCs w:val="20"/>
+        </w:rPr>
+      </w:pPr>
+      <w:r>
+        <w:rPr>
+          <w:rFonts w:ascii="Verdana" w:hAnsi="Verdana" w:cs="Arial"/>
+          <w:sz w:val="20"/>
+          <w:szCs w:val="20"/>
+        </w:rPr>
+        <w:t>IntelliJ IDEA Ultimate (For Java based development)</w:t>
+      </w:r>
+    </w:p>
+    <w:p>
+      <w:pPr>
+        <w:pStyle w:val="ListParagraph"/>
+        <w:numPr>
+          <w:ilvl w:val="2"/>
+          <w:numId w:val="18"/>
+        </w:numPr>
+        <w:spacing w:after="0" w:line="240" w:lineRule="auto"/>
+        <w:rPr>
+          <w:rFonts w:ascii="Verdana" w:hAnsi="Verdana" w:cs="Arial"/>
+          <w:sz w:val="20"/>
+          <w:szCs w:val="20"/>
+        </w:rPr>
+      </w:pPr>
+      <w:r>
+        <w:rPr>
+          <w:rFonts w:ascii="Verdana" w:hAnsi="Verdana" w:cs="Arial"/>
+          <w:sz w:val="20"/>
+          <w:szCs w:val="20"/>
+        </w:rPr>
+        <w:t>Description: This IDE is a preferred choice for projects involving Java</w:t>
+      </w:r>
+      <w:r>
+        <w:rPr>
+          <w:rFonts w:ascii="Verdana" w:hAnsi="Verdana" w:cs="Arial"/>
+          <w:sz w:val="20"/>
+          <w:szCs w:val="20"/>
+        </w:rPr>
+        <w:t>.</w:t>
+      </w:r>
+      <w:r>
+        <w:rPr>
+          <w:rFonts w:ascii="Verdana" w:hAnsi="Verdana" w:cs="Arial"/>
+          <w:sz w:val="20"/>
+          <w:szCs w:val="20"/>
+        </w:rPr>
+        <w:t xml:space="preserve"> known for its strong focus on developer productivity.</w:t>
+      </w:r>
+    </w:p>
+    <w:p>
+      <w:pPr>
+        <w:pStyle w:val="ListParagraph"/>
+        <w:numPr>
+          <w:ilvl w:val="2"/>
+          <w:numId w:val="18"/>
+        </w:numPr>
+        <w:spacing w:after="0" w:line="240" w:lineRule="auto"/>
+        <w:rPr>
+          <w:rFonts w:ascii="Verdana" w:hAnsi="Verdana" w:cs="Arial"/>
+          <w:sz w:val="20"/>
+          <w:szCs w:val="20"/>
+        </w:rPr>
+      </w:pPr>
+      <w:r>
+        <w:rPr>
+          <w:rFonts w:ascii="Verdana" w:hAnsi="Verdana" w:cs="Arial"/>
+          <w:sz w:val="20"/>
+          <w:szCs w:val="20"/>
+        </w:rPr>
+        <w:t>Key Capabilities:</w:t>
+      </w:r>
+    </w:p>
+    <w:p>
+      <w:pPr>
+        <w:pStyle w:val="ListParagraph"/>
+        <w:numPr>
+          <w:ilvl w:val="3"/>
+          <w:numId w:val="18"/>
+        </w:numPr>
+        <w:spacing w:after="0" w:line="240" w:lineRule="auto"/>
+        <w:rPr>
+          <w:rFonts w:ascii="Verdana" w:hAnsi="Verdana" w:cs="Arial"/>
+          <w:sz w:val="20"/>
+          <w:szCs w:val="20"/>
+        </w:rPr>
+      </w:pPr>
+      <w:r>
+        <w:rPr>
+          <w:rFonts w:ascii="Verdana" w:hAnsi="Verdana" w:cs="Arial"/>
+          <w:sz w:val="20"/>
+          <w:szCs w:val="20"/>
+        </w:rPr>
+        <w:t>Smart Code Assistance: Provides highly intelligent code completion, static code analysis, and advanced refactoring tools that significantly speed up development and reduce errors.</w:t>
+      </w:r>
+    </w:p>
+    <w:p>
+      <w:pPr>
+        <w:pStyle w:val="ListParagraph"/>
+        <w:numPr>
+          <w:ilvl w:val="3"/>
+          <w:numId w:val="18"/>
+        </w:numPr>
+        <w:spacing w:after="0" w:line="240" w:lineRule="auto"/>
+        <w:rPr>
+          <w:rFonts w:ascii="Verdana" w:hAnsi="Verdana" w:cs="Arial"/>
+          <w:sz w:val="20"/>
+          <w:szCs w:val="20"/>
+        </w:rPr>
+      </w:pPr>
+      <w:r>
+        <w:rPr>
+          <w:rFonts w:ascii="Verdana" w:hAnsi="Verdana" w:cs="Arial"/>
+          <w:sz w:val="20"/>
+          <w:szCs w:val="20"/>
+        </w:rPr>
+        <w:t>Integrated Build Tools: Supports popular build automation tools like Maven and Gradle, streamlining the build process.</w:t>
+      </w:r>
+    </w:p>
+    <w:p>
+      <w:pPr>
+        <w:pStyle w:val="ListParagraph"/>
+        <w:numPr>
+          <w:ilvl w:val="3"/>
+          <w:numId w:val="18"/>
+        </w:numPr>
+        <w:spacing w:after="0" w:line="240" w:lineRule="auto"/>
+        <w:rPr>
+          <w:rFonts w:ascii="Verdana" w:hAnsi="Verdana" w:cs="Arial"/>
+          <w:sz w:val="20"/>
+          <w:szCs w:val="20"/>
+        </w:rPr>
+      </w:pPr>
+      <w:r>
+        <w:rPr>
+          <w:rFonts w:ascii="Verdana" w:hAnsi="Verdana" w:cs="Arial"/>
+          <w:sz w:val="20"/>
+          <w:szCs w:val="20"/>
+        </w:rPr>
+        <w:t>Database Tools: Includes built-in tools for database access and management, allowing developers to interact with local or remote databases directly.</w:t>
+      </w:r>
+    </w:p>
+    <w:p>
+      <w:pPr>
+        <w:pStyle w:val="ListParagraph"/>
+        <w:numPr>
+          <w:ilvl w:val="3"/>
+          <w:numId w:val="18"/>
+        </w:numPr>
+        <w:spacing w:after="0" w:line="240" w:lineRule="auto"/>
+        <w:rPr>
+          <w:rFonts w:ascii="Verdana" w:hAnsi="Verdana" w:cs="Arial"/>
+          <w:sz w:val="20"/>
+          <w:szCs w:val="20"/>
+        </w:rPr>
+      </w:pPr>
+      <w:r>
+        <w:rPr>
+          <w:rFonts w:ascii="Verdana" w:hAnsi="Verdana" w:cs="Arial"/>
+          <w:sz w:val="20"/>
+          <w:szCs w:val="20"/>
+        </w:rPr>
+        <w:t>Web &amp; Enterprise Development: Offers extensive support for various web frameworks and enterprise technologies, making it versatile for full-stack development.</w:t>
+      </w:r>
     </w:p>
     <w:p>
       <w:pPr>
@@ -4286,6 +6013,92 @@
     </w:lvl>
   </w:abstractNum>
   <w:abstractNum w:abstractNumId="8" w15:restartNumberingAfterBreak="0">
+    <w:nsid w:val="375D25B1"/>
+    <w:multiLevelType w:val="hybridMultilevel"/>
+    <w:tmpl w:val="B584330C"/>
+    <w:lvl w:ilvl="0" w:tplc="FFFFFFFF">
+      <w:start w:val="1"/>
+      <w:numFmt w:val="decimal"/>
+      <w:lvlText w:val="%1."/>
+      <w:lvlJc w:val="left"/>
+      <w:pPr>
+        <w:ind w:left="720" w:hanging="360"/>
+      </w:pPr>
+    </w:lvl>
+    <w:lvl w:ilvl="1" w:tplc="FFFFFFFF">
+      <w:start w:val="1"/>
+      <w:numFmt w:val="lowerLetter"/>
+      <w:lvlText w:val="%2."/>
+      <w:lvlJc w:val="left"/>
+      <w:pPr>
+        <w:ind w:left="1440" w:hanging="360"/>
+      </w:pPr>
+    </w:lvl>
+    <w:lvl w:ilvl="2" w:tplc="FFFFFFFF">
+      <w:start w:val="1"/>
+      <w:numFmt w:val="lowerRoman"/>
+      <w:lvlText w:val="%3."/>
+      <w:lvlJc w:val="right"/>
+      <w:pPr>
+        <w:ind w:left="2160" w:hanging="180"/>
+      </w:pPr>
+    </w:lvl>
+    <w:lvl w:ilvl="3" w:tplc="FFFFFFFF">
+      <w:start w:val="1"/>
+      <w:numFmt w:val="decimal"/>
+      <w:lvlText w:val="%4."/>
+      <w:lvlJc w:val="left"/>
+      <w:pPr>
+        <w:ind w:left="2880" w:hanging="360"/>
+      </w:pPr>
+    </w:lvl>
+    <w:lvl w:ilvl="4" w:tplc="FFFFFFFF" w:tentative="1">
+      <w:start w:val="1"/>
+      <w:numFmt w:val="lowerLetter"/>
+      <w:lvlText w:val="%5."/>
+      <w:lvlJc w:val="left"/>
+      <w:pPr>
+        <w:ind w:left="3600" w:hanging="360"/>
+      </w:pPr>
+    </w:lvl>
+    <w:lvl w:ilvl="5" w:tplc="FFFFFFFF" w:tentative="1">
+      <w:start w:val="1"/>
+      <w:numFmt w:val="lowerRoman"/>
+      <w:lvlText w:val="%6."/>
+      <w:lvlJc w:val="right"/>
+      <w:pPr>
+        <w:ind w:left="4320" w:hanging="180"/>
+      </w:pPr>
+    </w:lvl>
+    <w:lvl w:ilvl="6" w:tplc="FFFFFFFF" w:tentative="1">
+      <w:start w:val="1"/>
+      <w:numFmt w:val="decimal"/>
+      <w:lvlText w:val="%7."/>
+      <w:lvlJc w:val="left"/>
+      <w:pPr>
+        <w:ind w:left="5040" w:hanging="360"/>
+      </w:pPr>
+    </w:lvl>
+    <w:lvl w:ilvl="7" w:tplc="FFFFFFFF" w:tentative="1">
+      <w:start w:val="1"/>
+      <w:numFmt w:val="lowerLetter"/>
+      <w:lvlText w:val="%8."/>
+      <w:lvlJc w:val="left"/>
+      <w:pPr>
+        <w:ind w:left="5760" w:hanging="360"/>
+      </w:pPr>
+    </w:lvl>
+    <w:lvl w:ilvl="8" w:tplc="FFFFFFFF" w:tentative="1">
+      <w:start w:val="1"/>
+      <w:numFmt w:val="lowerRoman"/>
+      <w:lvlText w:val="%9."/>
+      <w:lvlJc w:val="right"/>
+      <w:pPr>
+        <w:ind w:left="6480" w:hanging="180"/>
+      </w:pPr>
+    </w:lvl>
+  </w:abstractNum>
+  <w:abstractNum w:abstractNumId="9" w15:restartNumberingAfterBreak="0">
     <w:nsid w:val="4B7D3F85"/>
     <w:multiLevelType w:val="hybridMultilevel"/>
     <w:tmpl w:val="342ABCC6"/>
@@ -4371,7 +6184,7 @@
       </w:pPr>
     </w:lvl>
   </w:abstractNum>
-  <w:abstractNum w:abstractNumId="9" w15:restartNumberingAfterBreak="0">
+  <w:abstractNum w:abstractNumId="10" w15:restartNumberingAfterBreak="0">
     <w:nsid w:val="50435E5C"/>
     <w:multiLevelType w:val="hybridMultilevel"/>
     <w:tmpl w:val="92F2F086"/>
@@ -4484,7 +6297,7 @@
       </w:rPr>
     </w:lvl>
   </w:abstractNum>
-  <w:abstractNum w:abstractNumId="10" w15:restartNumberingAfterBreak="0">
+  <w:abstractNum w:abstractNumId="11" w15:restartNumberingAfterBreak="0">
     <w:nsid w:val="573C681C"/>
     <w:multiLevelType w:val="hybridMultilevel"/>
     <w:tmpl w:val="9C1A4180"/>
@@ -4597,7 +6410,7 @@
       </w:pPr>
     </w:lvl>
   </w:abstractNum>
-  <w:abstractNum w:abstractNumId="11" w15:restartNumberingAfterBreak="0">
+  <w:abstractNum w:abstractNumId="12" w15:restartNumberingAfterBreak="0">
     <w:nsid w:val="60671FF2"/>
     <w:multiLevelType w:val="hybridMultilevel"/>
     <w:tmpl w:val="6A56F530"/>
@@ -4686,7 +6499,93 @@
       </w:pPr>
     </w:lvl>
   </w:abstractNum>
-  <w:abstractNum w:abstractNumId="12" w15:restartNumberingAfterBreak="0">
+  <w:abstractNum w:abstractNumId="13" w15:restartNumberingAfterBreak="0">
+    <w:nsid w:val="617C2A44"/>
+    <w:multiLevelType w:val="hybridMultilevel"/>
+    <w:tmpl w:val="B584330C"/>
+    <w:lvl w:ilvl="0" w:tplc="FFFFFFFF">
+      <w:start w:val="1"/>
+      <w:numFmt w:val="decimal"/>
+      <w:lvlText w:val="%1."/>
+      <w:lvlJc w:val="left"/>
+      <w:pPr>
+        <w:ind w:left="720" w:hanging="360"/>
+      </w:pPr>
+    </w:lvl>
+    <w:lvl w:ilvl="1" w:tplc="FFFFFFFF">
+      <w:start w:val="1"/>
+      <w:numFmt w:val="lowerLetter"/>
+      <w:lvlText w:val="%2."/>
+      <w:lvlJc w:val="left"/>
+      <w:pPr>
+        <w:ind w:left="1440" w:hanging="360"/>
+      </w:pPr>
+    </w:lvl>
+    <w:lvl w:ilvl="2" w:tplc="FFFFFFFF">
+      <w:start w:val="1"/>
+      <w:numFmt w:val="lowerRoman"/>
+      <w:lvlText w:val="%3."/>
+      <w:lvlJc w:val="right"/>
+      <w:pPr>
+        <w:ind w:left="2160" w:hanging="180"/>
+      </w:pPr>
+    </w:lvl>
+    <w:lvl w:ilvl="3" w:tplc="FFFFFFFF">
+      <w:start w:val="1"/>
+      <w:numFmt w:val="decimal"/>
+      <w:lvlText w:val="%4."/>
+      <w:lvlJc w:val="left"/>
+      <w:pPr>
+        <w:ind w:left="2880" w:hanging="360"/>
+      </w:pPr>
+    </w:lvl>
+    <w:lvl w:ilvl="4" w:tplc="FFFFFFFF" w:tentative="1">
+      <w:start w:val="1"/>
+      <w:numFmt w:val="lowerLetter"/>
+      <w:lvlText w:val="%5."/>
+      <w:lvlJc w:val="left"/>
+      <w:pPr>
+        <w:ind w:left="3600" w:hanging="360"/>
+      </w:pPr>
+    </w:lvl>
+    <w:lvl w:ilvl="5" w:tplc="FFFFFFFF" w:tentative="1">
+      <w:start w:val="1"/>
+      <w:numFmt w:val="lowerRoman"/>
+      <w:lvlText w:val="%6."/>
+      <w:lvlJc w:val="right"/>
+      <w:pPr>
+        <w:ind w:left="4320" w:hanging="180"/>
+      </w:pPr>
+    </w:lvl>
+    <w:lvl w:ilvl="6" w:tplc="FFFFFFFF" w:tentative="1">
+      <w:start w:val="1"/>
+      <w:numFmt w:val="decimal"/>
+      <w:lvlText w:val="%7."/>
+      <w:lvlJc w:val="left"/>
+      <w:pPr>
+        <w:ind w:left="5040" w:hanging="360"/>
+      </w:pPr>
+    </w:lvl>
+    <w:lvl w:ilvl="7" w:tplc="FFFFFFFF" w:tentative="1">
+      <w:start w:val="1"/>
+      <w:numFmt w:val="lowerLetter"/>
+      <w:lvlText w:val="%8."/>
+      <w:lvlJc w:val="left"/>
+      <w:pPr>
+        <w:ind w:left="5760" w:hanging="360"/>
+      </w:pPr>
+    </w:lvl>
+    <w:lvl w:ilvl="8" w:tplc="FFFFFFFF" w:tentative="1">
+      <w:start w:val="1"/>
+      <w:numFmt w:val="lowerRoman"/>
+      <w:lvlText w:val="%9."/>
+      <w:lvlJc w:val="right"/>
+      <w:pPr>
+        <w:ind w:left="6480" w:hanging="180"/>
+      </w:pPr>
+    </w:lvl>
+  </w:abstractNum>
+  <w:abstractNum w:abstractNumId="14" w15:restartNumberingAfterBreak="0">
     <w:nsid w:val="63EA4D81"/>
     <w:multiLevelType w:val="hybridMultilevel"/>
     <w:tmpl w:val="4CF6E376"/>
@@ -4714,7 +6613,7 @@
         <w:rFonts w:ascii="Courier New" w:hAnsi="Courier New" w:cs="Courier New" w:hint="default"/>
       </w:rPr>
     </w:lvl>
-    <w:lvl w:ilvl="2" w:tplc="04090005" w:tentative="1">
+    <w:lvl w:ilvl="2" w:tplc="04090005">
       <w:start w:val="1"/>
       <w:numFmt w:val="bullet"/>
       <w:lvlText w:val=""/>
@@ -4799,7 +6698,7 @@
       </w:rPr>
     </w:lvl>
   </w:abstractNum>
-  <w:abstractNum w:abstractNumId="13" w15:restartNumberingAfterBreak="0">
+  <w:abstractNum w:abstractNumId="15" w15:restartNumberingAfterBreak="0">
     <w:nsid w:val="66157158"/>
     <w:multiLevelType w:val="hybridMultilevel"/>
     <w:tmpl w:val="B584330C"/>
@@ -4885,7 +6784,93 @@
       </w:pPr>
     </w:lvl>
   </w:abstractNum>
-  <w:abstractNum w:abstractNumId="14" w15:restartNumberingAfterBreak="0">
+  <w:abstractNum w:abstractNumId="16" w15:restartNumberingAfterBreak="0">
+    <w:nsid w:val="74B932CD"/>
+    <w:multiLevelType w:val="hybridMultilevel"/>
+    <w:tmpl w:val="2D94D86C"/>
+    <w:lvl w:ilvl="0" w:tplc="0409000F">
+      <w:start w:val="1"/>
+      <w:numFmt w:val="decimal"/>
+      <w:lvlText w:val="%1."/>
+      <w:lvlJc w:val="left"/>
+      <w:pPr>
+        <w:ind w:left="360" w:hanging="360"/>
+      </w:pPr>
+    </w:lvl>
+    <w:lvl w:ilvl="1" w:tplc="04090019">
+      <w:start w:val="1"/>
+      <w:numFmt w:val="lowerLetter"/>
+      <w:lvlText w:val="%2."/>
+      <w:lvlJc w:val="left"/>
+      <w:pPr>
+        <w:ind w:left="1080" w:hanging="360"/>
+      </w:pPr>
+    </w:lvl>
+    <w:lvl w:ilvl="2" w:tplc="0409001B">
+      <w:start w:val="1"/>
+      <w:numFmt w:val="lowerRoman"/>
+      <w:lvlText w:val="%3."/>
+      <w:lvlJc w:val="right"/>
+      <w:pPr>
+        <w:ind w:left="1800" w:hanging="180"/>
+      </w:pPr>
+    </w:lvl>
+    <w:lvl w:ilvl="3" w:tplc="0409000F">
+      <w:start w:val="1"/>
+      <w:numFmt w:val="decimal"/>
+      <w:lvlText w:val="%4."/>
+      <w:lvlJc w:val="left"/>
+      <w:pPr>
+        <w:ind w:left="2520" w:hanging="360"/>
+      </w:pPr>
+    </w:lvl>
+    <w:lvl w:ilvl="4" w:tplc="04090019" w:tentative="1">
+      <w:start w:val="1"/>
+      <w:numFmt w:val="lowerLetter"/>
+      <w:lvlText w:val="%5."/>
+      <w:lvlJc w:val="left"/>
+      <w:pPr>
+        <w:ind w:left="3240" w:hanging="360"/>
+      </w:pPr>
+    </w:lvl>
+    <w:lvl w:ilvl="5" w:tplc="0409001B" w:tentative="1">
+      <w:start w:val="1"/>
+      <w:numFmt w:val="lowerRoman"/>
+      <w:lvlText w:val="%6."/>
+      <w:lvlJc w:val="right"/>
+      <w:pPr>
+        <w:ind w:left="3960" w:hanging="180"/>
+      </w:pPr>
+    </w:lvl>
+    <w:lvl w:ilvl="6" w:tplc="0409000F" w:tentative="1">
+      <w:start w:val="1"/>
+      <w:numFmt w:val="decimal"/>
+      <w:lvlText w:val="%7."/>
+      <w:lvlJc w:val="left"/>
+      <w:pPr>
+        <w:ind w:left="4680" w:hanging="360"/>
+      </w:pPr>
+    </w:lvl>
+    <w:lvl w:ilvl="7" w:tplc="04090019" w:tentative="1">
+      <w:start w:val="1"/>
+      <w:numFmt w:val="lowerLetter"/>
+      <w:lvlText w:val="%8."/>
+      <w:lvlJc w:val="left"/>
+      <w:pPr>
+        <w:ind w:left="5400" w:hanging="360"/>
+      </w:pPr>
+    </w:lvl>
+    <w:lvl w:ilvl="8" w:tplc="0409001B" w:tentative="1">
+      <w:start w:val="1"/>
+      <w:numFmt w:val="lowerRoman"/>
+      <w:lvlText w:val="%9."/>
+      <w:lvlJc w:val="right"/>
+      <w:pPr>
+        <w:ind w:left="6120" w:hanging="180"/>
+      </w:pPr>
+    </w:lvl>
+  </w:abstractNum>
+  <w:abstractNum w:abstractNumId="17" w15:restartNumberingAfterBreak="0">
     <w:nsid w:val="778B6EEC"/>
     <w:multiLevelType w:val="hybridMultilevel"/>
     <w:tmpl w:val="2494AD16"/>
@@ -5002,19 +6987,19 @@
     <w:abstractNumId w:val="1"/>
   </w:num>
   <w:num w:numId="2" w16cid:durableId="1788430539">
-    <w:abstractNumId w:val="10"/>
+    <w:abstractNumId w:val="11"/>
   </w:num>
   <w:num w:numId="3" w16cid:durableId="88083760">
-    <w:abstractNumId w:val="11"/>
+    <w:abstractNumId w:val="12"/>
   </w:num>
   <w:num w:numId="4" w16cid:durableId="302465446">
-    <w:abstractNumId w:val="8"/>
+    <w:abstractNumId w:val="9"/>
   </w:num>
   <w:num w:numId="5" w16cid:durableId="1502886874">
     <w:abstractNumId w:val="7"/>
   </w:num>
   <w:num w:numId="6" w16cid:durableId="900288135">
-    <w:abstractNumId w:val="12"/>
+    <w:abstractNumId w:val="14"/>
   </w:num>
   <w:num w:numId="7" w16cid:durableId="649290782">
     <w:abstractNumId w:val="6"/>
@@ -5029,19 +7014,28 @@
     <w:abstractNumId w:val="5"/>
   </w:num>
   <w:num w:numId="11" w16cid:durableId="251474012">
-    <w:abstractNumId w:val="14"/>
+    <w:abstractNumId w:val="17"/>
   </w:num>
   <w:num w:numId="12" w16cid:durableId="1775131934">
     <w:abstractNumId w:val="2"/>
   </w:num>
   <w:num w:numId="13" w16cid:durableId="271978231">
-    <w:abstractNumId w:val="9"/>
+    <w:abstractNumId w:val="10"/>
   </w:num>
   <w:num w:numId="14" w16cid:durableId="151530716">
-    <w:abstractNumId w:val="13"/>
+    <w:abstractNumId w:val="15"/>
   </w:num>
   <w:num w:numId="15" w16cid:durableId="1286235883">
     <w:abstractNumId w:val="0"/>
+  </w:num>
+  <w:num w:numId="16" w16cid:durableId="546452709">
+    <w:abstractNumId w:val="16"/>
+  </w:num>
+  <w:num w:numId="17" w16cid:durableId="532688891">
+    <w:abstractNumId w:val="13"/>
+  </w:num>
+  <w:num w:numId="18" w16cid:durableId="744844425">
+    <w:abstractNumId w:val="8"/>
   </w:num>
 </w:numbering>
 </file>
@@ -5492,7 +7486,6 @@
   <w:style w:type="character" w:default="1" w:styleId="DefaultParagraphFont">
     <w:name w:val="Default Paragraph Font"/>
     <w:uiPriority w:val="1"/>
-    <w:semiHidden/>
     <w:unhideWhenUsed/>
   </w:style>
   <w:style w:type="table" w:default="1" w:styleId="TableNormal">
@@ -5965,48 +7958,6 @@
 </file>
 
 <file path=customXml/item3.xml><?xml version="1.0" encoding="utf-8"?>
-<p:properties xmlns:p="http://schemas.microsoft.com/office/2006/metadata/properties" xmlns:xsi="http://www.w3.org/2001/XMLSchema-instance" xmlns:pc="http://schemas.microsoft.com/office/infopath/2007/PartnerControls">
-  <documentManagement>
-    <Vendor xmlns="0feec74c-ecc7-44c3-9c64-3623cf89ed41">N/A</Vendor>
-    <_ip_UnifiedCompliancePolicyUIAction xmlns="http://schemas.microsoft.com/sharepoint/v3" xsi:nil="true"/>
-    <Launch_x0020_Date xmlns="0feec74c-ecc7-44c3-9c64-3623cf89ed41" xsi:nil="true"/>
-    <Discipline xmlns="0feec74c-ecc7-44c3-9c64-3623cf89ed41" xsi:nil="true"/>
-    <Course_x0020_code xmlns="0feec74c-ecc7-44c3-9c64-3623cf89ed41" xsi:nil="true"/>
-    <Performance_x0020_Steps_x0020_Completed xmlns="0feec74c-ecc7-44c3-9c64-3623cf89ed41">
-      <Value>N/A</Value>
-    </Performance_x0020_Steps_x0020_Completed>
-    <Course_x0020_short_x0020_name xmlns="0feec74c-ecc7-44c3-9c64-3623cf89ed41" xsi:nil="true"/>
-    <_ip_UnifiedCompliancePolicyProperties xmlns="http://schemas.microsoft.com/sharepoint/v3" xsi:nil="true"/>
-    <AssessmentCode xmlns="0feec74c-ecc7-44c3-9c64-3623cf89ed41" xsi:nil="true"/>
-    <Course_x0020_number xmlns="0feec74c-ecc7-44c3-9c64-3623cf89ed41" xsi:nil="true"/>
-    <Course_x0020_title xmlns="0feec74c-ecc7-44c3-9c64-3623cf89ed41" xsi:nil="true"/>
-    <d5fh xmlns="0feec74c-ecc7-44c3-9c64-3623cf89ed41" xsi:nil="true"/>
-    <Step_x0020_Completed xmlns="0feec74c-ecc7-44c3-9c64-3623cf89ed41">
-      <Value>N/A</Value>
-    </Step_x0020_Completed>
-    <Assessment_x0020_Type xmlns="0feec74c-ecc7-44c3-9c64-3623cf89ed41">
-      <Value>Objective</Value>
-    </Assessment_x0020_Type>
-    <Publication_x0020_Date xmlns="0feec74c-ecc7-44c3-9c64-3623cf89ed41" xsi:nil="true"/>
-    <SME xmlns="0feec74c-ecc7-44c3-9c64-3623cf89ed41" xsi:nil="true"/>
-    <Editor0 xmlns="0feec74c-ecc7-44c3-9c64-3623cf89ed41">
-      <UserInfo>
-        <DisplayName/>
-        <AccountId xsi:nil="true"/>
-        <AccountType/>
-      </UserInfo>
-    </Editor0>
-    <Doc_x0020_Type xmlns="0feec74c-ecc7-44c3-9c64-3623cf89ed41" xsi:nil="true"/>
-    <qrac xmlns="0feec74c-ecc7-44c3-9c64-3623cf89ed41" xsi:nil="true"/>
-    <lcf76f155ced4ddcb4097134ff3c332f xmlns="0feec74c-ecc7-44c3-9c64-3623cf89ed41">
-      <Terms xmlns="http://schemas.microsoft.com/office/infopath/2007/PartnerControls"/>
-    </lcf76f155ced4ddcb4097134ff3c332f>
-    <TaxCatchAll xmlns="1f707338-ea0f-4fe5-baee-59b996692b22" xsi:nil="true"/>
-  </documentManagement>
-</p:properties>
-</file>
-
-<file path=customXml/item4.xml><?xml version="1.0" encoding="utf-8"?>
 <ct:contentTypeSchema xmlns:ct="http://schemas.microsoft.com/office/2006/metadata/contentType" xmlns:ma="http://schemas.microsoft.com/office/2006/metadata/properties/metaAttributes" ct:_="" ma:_="" ma:contentTypeName="Document" ma:contentTypeID="0x010100C39F2A75005F2D43B30369DAED2CCB1C" ma:contentTypeVersion="45" ma:contentTypeDescription="Create a new document." ma:contentTypeScope="" ma:versionID="1b9fdb374581140854a9d0518901e886">
   <xsd:schema xmlns:xsd="http://www.w3.org/2001/XMLSchema" xmlns:xs="http://www.w3.org/2001/XMLSchema" xmlns:p="http://schemas.microsoft.com/office/2006/metadata/properties" xmlns:ns1="http://schemas.microsoft.com/sharepoint/v3" xmlns:ns2="0feec74c-ecc7-44c3-9c64-3623cf89ed41" xmlns:ns3="1f707338-ea0f-4fe5-baee-59b996692b22" targetNamespace="http://schemas.microsoft.com/office/2006/metadata/properties" ma:root="true" ma:fieldsID="d4e90b57406cfd253bd268c9429fcd51" ns1:_="" ns2:_="" ns3:_="">
     <xsd:import namespace="http://schemas.microsoft.com/sharepoint/v3"/>
@@ -6478,6 +8429,48 @@
 </ct:contentTypeSchema>
 </file>
 
+<file path=customXml/item4.xml><?xml version="1.0" encoding="utf-8"?>
+<p:properties xmlns:p="http://schemas.microsoft.com/office/2006/metadata/properties" xmlns:xsi="http://www.w3.org/2001/XMLSchema-instance" xmlns:pc="http://schemas.microsoft.com/office/infopath/2007/PartnerControls">
+  <documentManagement>
+    <Vendor xmlns="0feec74c-ecc7-44c3-9c64-3623cf89ed41">N/A</Vendor>
+    <_ip_UnifiedCompliancePolicyUIAction xmlns="http://schemas.microsoft.com/sharepoint/v3" xsi:nil="true"/>
+    <Launch_x0020_Date xmlns="0feec74c-ecc7-44c3-9c64-3623cf89ed41" xsi:nil="true"/>
+    <Discipline xmlns="0feec74c-ecc7-44c3-9c64-3623cf89ed41" xsi:nil="true"/>
+    <Course_x0020_code xmlns="0feec74c-ecc7-44c3-9c64-3623cf89ed41" xsi:nil="true"/>
+    <Performance_x0020_Steps_x0020_Completed xmlns="0feec74c-ecc7-44c3-9c64-3623cf89ed41">
+      <Value>N/A</Value>
+    </Performance_x0020_Steps_x0020_Completed>
+    <Course_x0020_short_x0020_name xmlns="0feec74c-ecc7-44c3-9c64-3623cf89ed41" xsi:nil="true"/>
+    <_ip_UnifiedCompliancePolicyProperties xmlns="http://schemas.microsoft.com/sharepoint/v3" xsi:nil="true"/>
+    <AssessmentCode xmlns="0feec74c-ecc7-44c3-9c64-3623cf89ed41" xsi:nil="true"/>
+    <Course_x0020_number xmlns="0feec74c-ecc7-44c3-9c64-3623cf89ed41" xsi:nil="true"/>
+    <Course_x0020_title xmlns="0feec74c-ecc7-44c3-9c64-3623cf89ed41" xsi:nil="true"/>
+    <d5fh xmlns="0feec74c-ecc7-44c3-9c64-3623cf89ed41" xsi:nil="true"/>
+    <Step_x0020_Completed xmlns="0feec74c-ecc7-44c3-9c64-3623cf89ed41">
+      <Value>N/A</Value>
+    </Step_x0020_Completed>
+    <Assessment_x0020_Type xmlns="0feec74c-ecc7-44c3-9c64-3623cf89ed41">
+      <Value>Objective</Value>
+    </Assessment_x0020_Type>
+    <Publication_x0020_Date xmlns="0feec74c-ecc7-44c3-9c64-3623cf89ed41" xsi:nil="true"/>
+    <SME xmlns="0feec74c-ecc7-44c3-9c64-3623cf89ed41" xsi:nil="true"/>
+    <Editor0 xmlns="0feec74c-ecc7-44c3-9c64-3623cf89ed41">
+      <UserInfo>
+        <DisplayName/>
+        <AccountId xsi:nil="true"/>
+        <AccountType/>
+      </UserInfo>
+    </Editor0>
+    <Doc_x0020_Type xmlns="0feec74c-ecc7-44c3-9c64-3623cf89ed41" xsi:nil="true"/>
+    <qrac xmlns="0feec74c-ecc7-44c3-9c64-3623cf89ed41" xsi:nil="true"/>
+    <lcf76f155ced4ddcb4097134ff3c332f xmlns="0feec74c-ecc7-44c3-9c64-3623cf89ed41">
+      <Terms xmlns="http://schemas.microsoft.com/office/infopath/2007/PartnerControls"/>
+    </lcf76f155ced4ddcb4097134ff3c332f>
+    <TaxCatchAll xmlns="1f707338-ea0f-4fe5-baee-59b996692b22" xsi:nil="true"/>
+  </documentManagement>
+</p:properties>
+</file>
+
 <file path=customXml/itemProps1.xml><?xml version="1.0" encoding="utf-8"?>
 <ds:datastoreItem xmlns:ds="http://schemas.openxmlformats.org/officeDocument/2006/customXml" ds:itemID="{55AF091B-3C7A-41E3-B477-F2FDAA23CFDA}">
   <ds:schemaRefs>
@@ -6495,18 +8488,6 @@
 </file>
 
 <file path=customXml/itemProps3.xml><?xml version="1.0" encoding="utf-8"?>
-<ds:datastoreItem xmlns:ds="http://schemas.openxmlformats.org/officeDocument/2006/customXml" ds:itemID="{E23E4120-D6A2-4237-8072-707FB1C50E55}">
-  <ds:schemaRefs>
-    <ds:schemaRef ds:uri="http://schemas.microsoft.com/office/2006/metadata/properties"/>
-    <ds:schemaRef ds:uri="http://schemas.microsoft.com/office/infopath/2007/PartnerControls"/>
-    <ds:schemaRef ds:uri="0feec74c-ecc7-44c3-9c64-3623cf89ed41"/>
-    <ds:schemaRef ds:uri="http://schemas.microsoft.com/sharepoint/v3"/>
-    <ds:schemaRef ds:uri="1f707338-ea0f-4fe5-baee-59b996692b22"/>
-  </ds:schemaRefs>
-</ds:datastoreItem>
-</file>
-
-<file path=customXml/itemProps4.xml><?xml version="1.0" encoding="utf-8"?>
 <ds:datastoreItem xmlns:ds="http://schemas.openxmlformats.org/officeDocument/2006/customXml" ds:itemID="{A5D04F1A-573F-4449-9B26-6F35AD920F9A}">
   <ds:schemaRefs>
     <ds:schemaRef ds:uri="http://schemas.microsoft.com/office/2006/metadata/contentType"/>
@@ -6526,6 +8507,18 @@
 </ds:datastoreItem>
 </file>
 
+<file path=customXml/itemProps4.xml><?xml version="1.0" encoding="utf-8"?>
+<ds:datastoreItem xmlns:ds="http://schemas.openxmlformats.org/officeDocument/2006/customXml" ds:itemID="{E23E4120-D6A2-4237-8072-707FB1C50E55}">
+  <ds:schemaRefs>
+    <ds:schemaRef ds:uri="http://schemas.microsoft.com/office/2006/metadata/properties"/>
+    <ds:schemaRef ds:uri="http://schemas.microsoft.com/office/infopath/2007/PartnerControls"/>
+    <ds:schemaRef ds:uri="0feec74c-ecc7-44c3-9c64-3623cf89ed41"/>
+    <ds:schemaRef ds:uri="http://schemas.microsoft.com/sharepoint/v3"/>
+    <ds:schemaRef ds:uri="1f707338-ea0f-4fe5-baee-59b996692b22"/>
+  </ds:schemaRefs>
+</ds:datastoreItem>
+</file>
+
 <file path=docMetadata/LabelInfo.xml><?xml version="1.0" encoding="utf-8"?>
 <clbl:labelList xmlns:clbl="http://schemas.microsoft.com/office/2020/mipLabelMetadata">
   <clbl:label id="{9d258917-277f-42cd-a3cd-14c4e9ee58bc}" enabled="1" method="Standard" siteId="{38ae3bcd-9579-4fd4-adda-b42e1495d55a}" contentBits="0" removed="0"/>

--- a/Task1.docx
+++ b/Task1.docx
@@ -4745,7 +4745,489 @@
           <w:sz w:val="20"/>
           <w:szCs w:val="20"/>
         </w:rPr>
-        <w:t xml:space="preserve">This application has been developed using the agile methodology. This allows for quick releases of bugfix applications. </w:t>
+        <w:t>The development of this loan application system has been, and continues to be, guided by the Agile methodology, specifically leveraging principles from Scrum. This approach was deliberately chosen to foster flexibility, rapid response to evolving requirements, and continuous delivery of value, particularly for critical bug fixes and iterative feature enhancements.</w:t>
+      </w:r>
+    </w:p>
+    <w:p>
+      <w:pPr>
+        <w:spacing w:after="0" w:line="240" w:lineRule="auto"/>
+        <w:rPr>
+          <w:rFonts w:ascii="Verdana" w:hAnsi="Verdana" w:cs="Arial"/>
+          <w:sz w:val="20"/>
+          <w:szCs w:val="20"/>
+        </w:rPr>
+      </w:pPr>
+    </w:p>
+    <w:p>
+      <w:pPr>
+        <w:pStyle w:val="ListParagraph"/>
+        <w:numPr>
+          <w:ilvl w:val="0"/>
+          <w:numId w:val="19"/>
+        </w:numPr>
+        <w:spacing w:after="0" w:line="240" w:lineRule="auto"/>
+        <w:rPr>
+          <w:rFonts w:ascii="Verdana" w:hAnsi="Verdana" w:cs="Arial"/>
+          <w:sz w:val="20"/>
+          <w:szCs w:val="20"/>
+        </w:rPr>
+      </w:pPr>
+      <w:r>
+        <w:rPr>
+          <w:rFonts w:ascii="Verdana" w:hAnsi="Verdana" w:cs="Arial"/>
+          <w:sz w:val="20"/>
+          <w:szCs w:val="20"/>
+        </w:rPr>
+        <w:t>Why agile?</w:t>
+      </w:r>
+    </w:p>
+    <w:p>
+      <w:pPr>
+        <w:pStyle w:val="ListParagraph"/>
+        <w:numPr>
+          <w:ilvl w:val="1"/>
+          <w:numId w:val="19"/>
+        </w:numPr>
+        <w:spacing w:after="0" w:line="240" w:lineRule="auto"/>
+        <w:rPr>
+          <w:rFonts w:ascii="Verdana" w:hAnsi="Verdana" w:cs="Arial"/>
+          <w:sz w:val="20"/>
+          <w:szCs w:val="20"/>
+        </w:rPr>
+      </w:pPr>
+      <w:r>
+        <w:rPr>
+          <w:rFonts w:ascii="Verdana" w:hAnsi="Verdana" w:cs="Arial"/>
+          <w:sz w:val="20"/>
+          <w:szCs w:val="20"/>
+        </w:rPr>
+        <w:t>Iterative Development Cycles (Sprints): Instead of a single, long development phase, the project is broken down into short, time-boxed iterations (typically 2-4 weeks, known as sprints). Each sprint focuses on delivering a small, shippable increment of functionality or a set of bug fixes. This allows for:</w:t>
+      </w:r>
+    </w:p>
+    <w:p>
+      <w:pPr>
+        <w:pStyle w:val="ListParagraph"/>
+        <w:numPr>
+          <w:ilvl w:val="2"/>
+          <w:numId w:val="19"/>
+        </w:numPr>
+        <w:spacing w:after="0" w:line="240" w:lineRule="auto"/>
+        <w:rPr>
+          <w:rFonts w:ascii="Verdana" w:hAnsi="Verdana" w:cs="Arial"/>
+          <w:sz w:val="20"/>
+          <w:szCs w:val="20"/>
+        </w:rPr>
+      </w:pPr>
+      <w:r>
+        <w:rPr>
+          <w:rFonts w:ascii="Verdana" w:hAnsi="Verdana" w:cs="Arial"/>
+          <w:sz w:val="20"/>
+          <w:szCs w:val="20"/>
+        </w:rPr>
+        <w:t>Prioritization: Bug fixes and high-priority features (like the dynamic financial fields) can be prioritized at the start of a sprint, ensuring immediate attention.</w:t>
+      </w:r>
+    </w:p>
+    <w:p>
+      <w:pPr>
+        <w:pStyle w:val="ListParagraph"/>
+        <w:numPr>
+          <w:ilvl w:val="2"/>
+          <w:numId w:val="19"/>
+        </w:numPr>
+        <w:spacing w:after="0" w:line="240" w:lineRule="auto"/>
+        <w:rPr>
+          <w:rFonts w:ascii="Verdana" w:hAnsi="Verdana" w:cs="Arial"/>
+          <w:sz w:val="20"/>
+          <w:szCs w:val="20"/>
+        </w:rPr>
+      </w:pPr>
+      <w:r>
+        <w:rPr>
+          <w:rFonts w:ascii="Verdana" w:hAnsi="Verdana" w:cs="Arial"/>
+          <w:sz w:val="20"/>
+          <w:szCs w:val="20"/>
+        </w:rPr>
+        <w:t>Predictable Progress: Regular sprint reviews provide transparent updates on progress and allow stakeholders to see working software frequently.</w:t>
+      </w:r>
+    </w:p>
+    <w:p>
+      <w:pPr>
+        <w:pStyle w:val="ListParagraph"/>
+        <w:numPr>
+          <w:ilvl w:val="1"/>
+          <w:numId w:val="19"/>
+        </w:numPr>
+        <w:spacing w:after="0" w:line="240" w:lineRule="auto"/>
+        <w:rPr>
+          <w:rFonts w:ascii="Verdana" w:hAnsi="Verdana" w:cs="Arial"/>
+          <w:sz w:val="20"/>
+          <w:szCs w:val="20"/>
+        </w:rPr>
+      </w:pPr>
+      <w:r>
+        <w:rPr>
+          <w:rFonts w:ascii="Verdana" w:hAnsi="Verdana" w:cs="Arial"/>
+          <w:sz w:val="20"/>
+          <w:szCs w:val="20"/>
+        </w:rPr>
+        <w:t>Continuous Feedback and Adaptability: Agile emphasizes gathering feedback throughout the development lifecycle, not just at the end. This is crucial for:</w:t>
+      </w:r>
+    </w:p>
+    <w:p>
+      <w:pPr>
+        <w:pStyle w:val="ListParagraph"/>
+        <w:numPr>
+          <w:ilvl w:val="2"/>
+          <w:numId w:val="19"/>
+        </w:numPr>
+        <w:spacing w:after="0" w:line="240" w:lineRule="auto"/>
+        <w:rPr>
+          <w:rFonts w:ascii="Verdana" w:hAnsi="Verdana" w:cs="Arial"/>
+          <w:sz w:val="20"/>
+          <w:szCs w:val="20"/>
+        </w:rPr>
+      </w:pPr>
+      <w:r>
+        <w:rPr>
+          <w:rFonts w:ascii="Verdana" w:hAnsi="Verdana" w:cs="Arial"/>
+          <w:sz w:val="20"/>
+          <w:szCs w:val="20"/>
+        </w:rPr>
+        <w:t>Refining Requirements: As users interact with early versions or prototypes, their feedback can be quickly incorporated into subsequent sprints, ensuring the final product truly meets their needs (e.g., refining the exact logic for dynamic field generation based on user interaction).</w:t>
+      </w:r>
+    </w:p>
+    <w:p>
+      <w:pPr>
+        <w:pStyle w:val="ListParagraph"/>
+        <w:numPr>
+          <w:ilvl w:val="2"/>
+          <w:numId w:val="19"/>
+        </w:numPr>
+        <w:spacing w:after="0" w:line="240" w:lineRule="auto"/>
+        <w:rPr>
+          <w:rFonts w:ascii="Verdana" w:hAnsi="Verdana" w:cs="Arial"/>
+          <w:sz w:val="20"/>
+          <w:szCs w:val="20"/>
+        </w:rPr>
+      </w:pPr>
+      <w:r>
+        <w:rPr>
+          <w:rFonts w:ascii="Verdana" w:hAnsi="Verdana" w:cs="Arial"/>
+          <w:sz w:val="20"/>
+          <w:szCs w:val="20"/>
+        </w:rPr>
+        <w:t>Responding to Change: The modular nature of Agile allows the team to adapt to new requirements or unforeseen challenges without derailing the entire project timeline. If a critical bug is discovered, it can be quickly slotted into the next sprint.</w:t>
+      </w:r>
+    </w:p>
+    <w:p>
+      <w:pPr>
+        <w:pStyle w:val="ListParagraph"/>
+        <w:numPr>
+          <w:ilvl w:val="1"/>
+          <w:numId w:val="19"/>
+        </w:numPr>
+        <w:spacing w:after="0" w:line="240" w:lineRule="auto"/>
+        <w:rPr>
+          <w:rFonts w:ascii="Verdana" w:hAnsi="Verdana" w:cs="Arial"/>
+          <w:sz w:val="20"/>
+          <w:szCs w:val="20"/>
+        </w:rPr>
+      </w:pPr>
+      <w:r>
+        <w:rPr>
+          <w:rFonts w:ascii="Verdana" w:hAnsi="Verdana" w:cs="Arial"/>
+          <w:sz w:val="20"/>
+          <w:szCs w:val="20"/>
+        </w:rPr>
+        <w:t>Informing the Sequence of Deliverables</w:t>
+      </w:r>
+      <w:r>
+        <w:rPr>
+          <w:rFonts w:ascii="Verdana" w:hAnsi="Verdana" w:cs="Arial"/>
+          <w:sz w:val="20"/>
+          <w:szCs w:val="20"/>
+        </w:rPr>
+        <w:t>:</w:t>
+      </w:r>
+    </w:p>
+    <w:p>
+      <w:pPr>
+        <w:pStyle w:val="ListParagraph"/>
+        <w:numPr>
+          <w:ilvl w:val="2"/>
+          <w:numId w:val="19"/>
+        </w:numPr>
+        <w:spacing w:after="0" w:line="240" w:lineRule="auto"/>
+        <w:rPr>
+          <w:rFonts w:ascii="Verdana" w:hAnsi="Verdana" w:cs="Arial"/>
+          <w:sz w:val="20"/>
+          <w:szCs w:val="20"/>
+        </w:rPr>
+      </w:pPr>
+      <w:r>
+        <w:rPr>
+          <w:rFonts w:ascii="Verdana" w:hAnsi="Verdana" w:cs="Arial"/>
+          <w:sz w:val="20"/>
+          <w:szCs w:val="20"/>
+        </w:rPr>
+        <w:t>Early Bug Fix Releases: The Development and Internal Unit Testin</w:t>
+      </w:r>
+      <w:r>
+        <w:rPr>
+          <w:rFonts w:ascii="Verdana" w:hAnsi="Verdana" w:cs="Arial"/>
+          <w:sz w:val="20"/>
+          <w:szCs w:val="20"/>
+        </w:rPr>
+        <w:t>g</w:t>
+      </w:r>
+      <w:r>
+        <w:rPr>
+          <w:rFonts w:ascii="Verdana" w:hAnsi="Verdana" w:cs="Arial"/>
+          <w:sz w:val="20"/>
+          <w:szCs w:val="20"/>
+        </w:rPr>
+        <w:t xml:space="preserve"> and Integration Testing and QA Validation phases align perfectly with Agile's focus on quick iterations. Bug fixes, once confirmed through these internal tests, can be prepared for release rapidly, enabling </w:t>
+      </w:r>
+      <w:r>
+        <w:rPr>
+          <w:rFonts w:ascii="Verdana" w:hAnsi="Verdana" w:cs="Arial"/>
+          <w:sz w:val="20"/>
+          <w:szCs w:val="20"/>
+        </w:rPr>
+        <w:lastRenderedPageBreak/>
+        <w:t>quick releases of bugfix applications as initially stated. This minimizes the impact of critical issues on end-users.</w:t>
+      </w:r>
+    </w:p>
+    <w:p>
+      <w:pPr>
+        <w:pStyle w:val="ListParagraph"/>
+        <w:numPr>
+          <w:ilvl w:val="2"/>
+          <w:numId w:val="19"/>
+        </w:numPr>
+        <w:spacing w:after="0" w:line="240" w:lineRule="auto"/>
+        <w:rPr>
+          <w:rFonts w:ascii="Verdana" w:hAnsi="Verdana" w:cs="Arial"/>
+          <w:sz w:val="20"/>
+          <w:szCs w:val="20"/>
+        </w:rPr>
+      </w:pPr>
+      <w:r>
+        <w:rPr>
+          <w:rFonts w:ascii="Verdana" w:hAnsi="Verdana" w:cs="Arial"/>
+          <w:sz w:val="20"/>
+          <w:szCs w:val="20"/>
+        </w:rPr>
+        <w:t>Phased Feature Rollout: For larger features, like the dynamic financial fields, Agile allows for a phased rollout. Initial versions can be tested internally, then refined based on feedback, before a broader release. The User Acceptance Testing (UAT) phase is a direct manifestation of Agile's emphasis on end-user involvement and validation before full Production Deployment.</w:t>
+      </w:r>
+    </w:p>
+    <w:p>
+      <w:pPr>
+        <w:pStyle w:val="ListParagraph"/>
+        <w:numPr>
+          <w:ilvl w:val="2"/>
+          <w:numId w:val="19"/>
+        </w:numPr>
+        <w:spacing w:after="0" w:line="240" w:lineRule="auto"/>
+        <w:rPr>
+          <w:rFonts w:ascii="Verdana" w:hAnsi="Verdana" w:cs="Arial"/>
+          <w:sz w:val="20"/>
+          <w:szCs w:val="20"/>
+        </w:rPr>
+      </w:pPr>
+      <w:r>
+        <w:rPr>
+          <w:rFonts w:ascii="Verdana" w:hAnsi="Verdana" w:cs="Arial"/>
+          <w:sz w:val="20"/>
+          <w:szCs w:val="20"/>
+        </w:rPr>
+        <w:t>Risk Mitigation: By deploying smaller, well-tested increments, the risk associated with each deployment is significantly reduced compared to a single, large-scale release. If an issue arises, its scope is contained and easier to diagnose and fix.</w:t>
+      </w:r>
+    </w:p>
+    <w:p>
+      <w:pPr>
+        <w:pStyle w:val="ListParagraph"/>
+        <w:numPr>
+          <w:ilvl w:val="0"/>
+          <w:numId w:val="19"/>
+        </w:numPr>
+        <w:spacing w:after="0" w:line="240" w:lineRule="auto"/>
+        <w:rPr>
+          <w:rFonts w:ascii="Verdana" w:hAnsi="Verdana" w:cs="Arial"/>
+          <w:sz w:val="20"/>
+          <w:szCs w:val="20"/>
+        </w:rPr>
+      </w:pPr>
+      <w:r>
+        <w:rPr>
+          <w:rFonts w:ascii="Verdana" w:hAnsi="Verdana" w:cs="Arial"/>
+          <w:sz w:val="20"/>
+          <w:szCs w:val="20"/>
+        </w:rPr>
+        <w:t>Why Agile was Chosen Over Other Methodologies:</w:t>
+      </w:r>
+    </w:p>
+    <w:p>
+      <w:pPr>
+        <w:pStyle w:val="ListParagraph"/>
+        <w:numPr>
+          <w:ilvl w:val="1"/>
+          <w:numId w:val="19"/>
+        </w:numPr>
+        <w:spacing w:after="0" w:line="240" w:lineRule="auto"/>
+        <w:rPr>
+          <w:rFonts w:ascii="Verdana" w:hAnsi="Verdana" w:cs="Arial"/>
+          <w:sz w:val="20"/>
+          <w:szCs w:val="20"/>
+        </w:rPr>
+      </w:pPr>
+      <w:r>
+        <w:rPr>
+          <w:rFonts w:ascii="Verdana" w:hAnsi="Verdana" w:cs="Arial"/>
+          <w:sz w:val="20"/>
+          <w:szCs w:val="20"/>
+        </w:rPr>
+        <w:t>Agile was selected for this project primarily due to the nature of software development in a dynamic business environment and the specific needs of maintaining a critical application like the loan system.</w:t>
+      </w:r>
+    </w:p>
+    <w:p>
+      <w:pPr>
+        <w:pStyle w:val="ListParagraph"/>
+        <w:numPr>
+          <w:ilvl w:val="1"/>
+          <w:numId w:val="19"/>
+        </w:numPr>
+        <w:spacing w:after="0" w:line="240" w:lineRule="auto"/>
+        <w:rPr>
+          <w:rFonts w:ascii="Verdana" w:hAnsi="Verdana" w:cs="Arial"/>
+          <w:sz w:val="20"/>
+          <w:szCs w:val="20"/>
+        </w:rPr>
+      </w:pPr>
+      <w:r>
+        <w:rPr>
+          <w:rFonts w:ascii="Verdana" w:hAnsi="Verdana" w:cs="Arial"/>
+          <w:sz w:val="20"/>
+          <w:szCs w:val="20"/>
+        </w:rPr>
+        <w:t>Responsiveness to Change: Unlike traditional Waterfall methodologies, which follow a linear, sequential path with little room for change once a phase is complete, Agile embraces change. For an application that requires frequent bug fixes and potential adjustments to business logic (like loan application rules), the flexibility of Agile is paramount. Waterfall would lead to significant delays and costs if requirements shifted mid-project.</w:t>
+      </w:r>
+    </w:p>
+    <w:p>
+      <w:pPr>
+        <w:pStyle w:val="ListParagraph"/>
+        <w:numPr>
+          <w:ilvl w:val="1"/>
+          <w:numId w:val="19"/>
+        </w:numPr>
+        <w:spacing w:after="0" w:line="240" w:lineRule="auto"/>
+        <w:rPr>
+          <w:rFonts w:ascii="Verdana" w:hAnsi="Verdana" w:cs="Arial"/>
+          <w:sz w:val="20"/>
+          <w:szCs w:val="20"/>
+        </w:rPr>
+      </w:pPr>
+      <w:r>
+        <w:rPr>
+          <w:rFonts w:ascii="Verdana" w:hAnsi="Verdana" w:cs="Arial"/>
+          <w:sz w:val="20"/>
+          <w:szCs w:val="20"/>
+        </w:rPr>
+        <w:t>Faster Time-to-Market for Bug Fixes and Features: Agile's iterative approach allows for the delivery of working software in short cycles. This means critical bug fixes can be deployed much faster, minimizing downtime or operational impact. New features can also be introduced incrementally, providing value to users sooner rather than waiting for a monolithic release.</w:t>
+      </w:r>
+    </w:p>
+    <w:p>
+      <w:pPr>
+        <w:pStyle w:val="ListParagraph"/>
+        <w:numPr>
+          <w:ilvl w:val="1"/>
+          <w:numId w:val="19"/>
+        </w:numPr>
+        <w:spacing w:after="0" w:line="240" w:lineRule="auto"/>
+        <w:rPr>
+          <w:rFonts w:ascii="Verdana" w:hAnsi="Verdana" w:cs="Arial"/>
+          <w:sz w:val="20"/>
+          <w:szCs w:val="20"/>
+        </w:rPr>
+      </w:pPr>
+      <w:r>
+        <w:rPr>
+          <w:rFonts w:ascii="Verdana" w:hAnsi="Verdana" w:cs="Arial"/>
+          <w:sz w:val="20"/>
+          <w:szCs w:val="20"/>
+        </w:rPr>
+        <w:t xml:space="preserve">Enhanced Collaboration and Feedback: Agile methodologies, particularly Scrum, promote continuous collaboration between developers, QA, and business stakeholders. This constant communication and feedback loop </w:t>
+      </w:r>
+      <w:r>
+        <w:rPr>
+          <w:rFonts w:ascii="Verdana" w:hAnsi="Verdana" w:cs="Arial"/>
+          <w:sz w:val="20"/>
+          <w:szCs w:val="20"/>
+        </w:rPr>
+        <w:t>ensures</w:t>
+      </w:r>
+      <w:r>
+        <w:rPr>
+          <w:rFonts w:ascii="Verdana" w:hAnsi="Verdana" w:cs="Arial"/>
+          <w:sz w:val="20"/>
+          <w:szCs w:val="20"/>
+        </w:rPr>
+        <w:t xml:space="preserve"> that the development team is building the </w:t>
+      </w:r>
+      <w:r>
+        <w:rPr>
+          <w:rFonts w:ascii="Verdana" w:hAnsi="Verdana" w:cs="Arial"/>
+          <w:sz w:val="20"/>
+          <w:szCs w:val="20"/>
+        </w:rPr>
+        <w:t>“</w:t>
+      </w:r>
+      <w:r>
+        <w:rPr>
+          <w:rFonts w:ascii="Verdana" w:hAnsi="Verdana" w:cs="Arial"/>
+          <w:sz w:val="20"/>
+          <w:szCs w:val="20"/>
+        </w:rPr>
+        <w:t>right</w:t>
+      </w:r>
+      <w:r>
+        <w:rPr>
+          <w:rFonts w:ascii="Verdana" w:hAnsi="Verdana" w:cs="Arial"/>
+          <w:sz w:val="20"/>
+          <w:szCs w:val="20"/>
+        </w:rPr>
+        <w:t>”</w:t>
+      </w:r>
+      <w:r>
+        <w:rPr>
+          <w:rFonts w:ascii="Verdana" w:hAnsi="Verdana" w:cs="Arial"/>
+          <w:sz w:val="20"/>
+          <w:szCs w:val="20"/>
+        </w:rPr>
+        <w:t xml:space="preserve"> product and that the end result aligns closely with user expectations and business objectives. In contrast, Waterfall often involves lengthy documentation and less frequent interaction, leading to potential misunderstandings and misaligned outcomes.</w:t>
+      </w:r>
+    </w:p>
+    <w:p>
+      <w:pPr>
+        <w:pStyle w:val="ListParagraph"/>
+        <w:numPr>
+          <w:ilvl w:val="1"/>
+          <w:numId w:val="19"/>
+        </w:numPr>
+        <w:spacing w:after="0" w:line="240" w:lineRule="auto"/>
+        <w:rPr>
+          <w:rFonts w:ascii="Verdana" w:hAnsi="Verdana" w:cs="Arial"/>
+          <w:sz w:val="20"/>
+          <w:szCs w:val="20"/>
+        </w:rPr>
+      </w:pPr>
+      <w:r>
+        <w:rPr>
+          <w:rFonts w:ascii="Verdana" w:hAnsi="Verdana" w:cs="Arial"/>
+          <w:sz w:val="20"/>
+          <w:szCs w:val="20"/>
+        </w:rPr>
+        <w:t>Improved Quality: By testing continuously within each sprint and integrating feedback early, Agile helps identify and address defects much earlier in the development cycle, which is significantly less costly and time-consuming than finding them late in a Waterfall project.</w:t>
       </w:r>
     </w:p>
     <w:p>
@@ -6013,6 +6495,92 @@
     </w:lvl>
   </w:abstractNum>
   <w:abstractNum w:abstractNumId="8" w15:restartNumberingAfterBreak="0">
+    <w:nsid w:val="33CB3072"/>
+    <w:multiLevelType w:val="hybridMultilevel"/>
+    <w:tmpl w:val="B584330C"/>
+    <w:lvl w:ilvl="0" w:tplc="FFFFFFFF">
+      <w:start w:val="1"/>
+      <w:numFmt w:val="decimal"/>
+      <w:lvlText w:val="%1."/>
+      <w:lvlJc w:val="left"/>
+      <w:pPr>
+        <w:ind w:left="720" w:hanging="360"/>
+      </w:pPr>
+    </w:lvl>
+    <w:lvl w:ilvl="1" w:tplc="FFFFFFFF">
+      <w:start w:val="1"/>
+      <w:numFmt w:val="lowerLetter"/>
+      <w:lvlText w:val="%2."/>
+      <w:lvlJc w:val="left"/>
+      <w:pPr>
+        <w:ind w:left="1440" w:hanging="360"/>
+      </w:pPr>
+    </w:lvl>
+    <w:lvl w:ilvl="2" w:tplc="FFFFFFFF">
+      <w:start w:val="1"/>
+      <w:numFmt w:val="lowerRoman"/>
+      <w:lvlText w:val="%3."/>
+      <w:lvlJc w:val="right"/>
+      <w:pPr>
+        <w:ind w:left="2160" w:hanging="180"/>
+      </w:pPr>
+    </w:lvl>
+    <w:lvl w:ilvl="3" w:tplc="FFFFFFFF">
+      <w:start w:val="1"/>
+      <w:numFmt w:val="decimal"/>
+      <w:lvlText w:val="%4."/>
+      <w:lvlJc w:val="left"/>
+      <w:pPr>
+        <w:ind w:left="2880" w:hanging="360"/>
+      </w:pPr>
+    </w:lvl>
+    <w:lvl w:ilvl="4" w:tplc="FFFFFFFF" w:tentative="1">
+      <w:start w:val="1"/>
+      <w:numFmt w:val="lowerLetter"/>
+      <w:lvlText w:val="%5."/>
+      <w:lvlJc w:val="left"/>
+      <w:pPr>
+        <w:ind w:left="3600" w:hanging="360"/>
+      </w:pPr>
+    </w:lvl>
+    <w:lvl w:ilvl="5" w:tplc="FFFFFFFF" w:tentative="1">
+      <w:start w:val="1"/>
+      <w:numFmt w:val="lowerRoman"/>
+      <w:lvlText w:val="%6."/>
+      <w:lvlJc w:val="right"/>
+      <w:pPr>
+        <w:ind w:left="4320" w:hanging="180"/>
+      </w:pPr>
+    </w:lvl>
+    <w:lvl w:ilvl="6" w:tplc="FFFFFFFF" w:tentative="1">
+      <w:start w:val="1"/>
+      <w:numFmt w:val="decimal"/>
+      <w:lvlText w:val="%7."/>
+      <w:lvlJc w:val="left"/>
+      <w:pPr>
+        <w:ind w:left="5040" w:hanging="360"/>
+      </w:pPr>
+    </w:lvl>
+    <w:lvl w:ilvl="7" w:tplc="FFFFFFFF" w:tentative="1">
+      <w:start w:val="1"/>
+      <w:numFmt w:val="lowerLetter"/>
+      <w:lvlText w:val="%8."/>
+      <w:lvlJc w:val="left"/>
+      <w:pPr>
+        <w:ind w:left="5760" w:hanging="360"/>
+      </w:pPr>
+    </w:lvl>
+    <w:lvl w:ilvl="8" w:tplc="FFFFFFFF" w:tentative="1">
+      <w:start w:val="1"/>
+      <w:numFmt w:val="lowerRoman"/>
+      <w:lvlText w:val="%9."/>
+      <w:lvlJc w:val="right"/>
+      <w:pPr>
+        <w:ind w:left="6480" w:hanging="180"/>
+      </w:pPr>
+    </w:lvl>
+  </w:abstractNum>
+  <w:abstractNum w:abstractNumId="9" w15:restartNumberingAfterBreak="0">
     <w:nsid w:val="375D25B1"/>
     <w:multiLevelType w:val="hybridMultilevel"/>
     <w:tmpl w:val="B584330C"/>
@@ -6098,7 +6666,7 @@
       </w:pPr>
     </w:lvl>
   </w:abstractNum>
-  <w:abstractNum w:abstractNumId="9" w15:restartNumberingAfterBreak="0">
+  <w:abstractNum w:abstractNumId="10" w15:restartNumberingAfterBreak="0">
     <w:nsid w:val="4B7D3F85"/>
     <w:multiLevelType w:val="hybridMultilevel"/>
     <w:tmpl w:val="342ABCC6"/>
@@ -6184,7 +6752,7 @@
       </w:pPr>
     </w:lvl>
   </w:abstractNum>
-  <w:abstractNum w:abstractNumId="10" w15:restartNumberingAfterBreak="0">
+  <w:abstractNum w:abstractNumId="11" w15:restartNumberingAfterBreak="0">
     <w:nsid w:val="50435E5C"/>
     <w:multiLevelType w:val="hybridMultilevel"/>
     <w:tmpl w:val="92F2F086"/>
@@ -6297,7 +6865,7 @@
       </w:rPr>
     </w:lvl>
   </w:abstractNum>
-  <w:abstractNum w:abstractNumId="11" w15:restartNumberingAfterBreak="0">
+  <w:abstractNum w:abstractNumId="12" w15:restartNumberingAfterBreak="0">
     <w:nsid w:val="573C681C"/>
     <w:multiLevelType w:val="hybridMultilevel"/>
     <w:tmpl w:val="9C1A4180"/>
@@ -6410,7 +6978,7 @@
       </w:pPr>
     </w:lvl>
   </w:abstractNum>
-  <w:abstractNum w:abstractNumId="12" w15:restartNumberingAfterBreak="0">
+  <w:abstractNum w:abstractNumId="13" w15:restartNumberingAfterBreak="0">
     <w:nsid w:val="60671FF2"/>
     <w:multiLevelType w:val="hybridMultilevel"/>
     <w:tmpl w:val="6A56F530"/>
@@ -6499,7 +7067,7 @@
       </w:pPr>
     </w:lvl>
   </w:abstractNum>
-  <w:abstractNum w:abstractNumId="13" w15:restartNumberingAfterBreak="0">
+  <w:abstractNum w:abstractNumId="14" w15:restartNumberingAfterBreak="0">
     <w:nsid w:val="617C2A44"/>
     <w:multiLevelType w:val="hybridMultilevel"/>
     <w:tmpl w:val="B584330C"/>
@@ -6585,7 +7153,7 @@
       </w:pPr>
     </w:lvl>
   </w:abstractNum>
-  <w:abstractNum w:abstractNumId="14" w15:restartNumberingAfterBreak="0">
+  <w:abstractNum w:abstractNumId="15" w15:restartNumberingAfterBreak="0">
     <w:nsid w:val="63EA4D81"/>
     <w:multiLevelType w:val="hybridMultilevel"/>
     <w:tmpl w:val="4CF6E376"/>
@@ -6698,7 +7266,7 @@
       </w:rPr>
     </w:lvl>
   </w:abstractNum>
-  <w:abstractNum w:abstractNumId="15" w15:restartNumberingAfterBreak="0">
+  <w:abstractNum w:abstractNumId="16" w15:restartNumberingAfterBreak="0">
     <w:nsid w:val="66157158"/>
     <w:multiLevelType w:val="hybridMultilevel"/>
     <w:tmpl w:val="B584330C"/>
@@ -6784,7 +7352,7 @@
       </w:pPr>
     </w:lvl>
   </w:abstractNum>
-  <w:abstractNum w:abstractNumId="16" w15:restartNumberingAfterBreak="0">
+  <w:abstractNum w:abstractNumId="17" w15:restartNumberingAfterBreak="0">
     <w:nsid w:val="74B932CD"/>
     <w:multiLevelType w:val="hybridMultilevel"/>
     <w:tmpl w:val="2D94D86C"/>
@@ -6870,7 +7438,7 @@
       </w:pPr>
     </w:lvl>
   </w:abstractNum>
-  <w:abstractNum w:abstractNumId="17" w15:restartNumberingAfterBreak="0">
+  <w:abstractNum w:abstractNumId="18" w15:restartNumberingAfterBreak="0">
     <w:nsid w:val="778B6EEC"/>
     <w:multiLevelType w:val="hybridMultilevel"/>
     <w:tmpl w:val="2494AD16"/>
@@ -6987,19 +7555,19 @@
     <w:abstractNumId w:val="1"/>
   </w:num>
   <w:num w:numId="2" w16cid:durableId="1788430539">
-    <w:abstractNumId w:val="11"/>
+    <w:abstractNumId w:val="12"/>
   </w:num>
   <w:num w:numId="3" w16cid:durableId="88083760">
-    <w:abstractNumId w:val="12"/>
+    <w:abstractNumId w:val="13"/>
   </w:num>
   <w:num w:numId="4" w16cid:durableId="302465446">
-    <w:abstractNumId w:val="9"/>
+    <w:abstractNumId w:val="10"/>
   </w:num>
   <w:num w:numId="5" w16cid:durableId="1502886874">
     <w:abstractNumId w:val="7"/>
   </w:num>
   <w:num w:numId="6" w16cid:durableId="900288135">
-    <w:abstractNumId w:val="14"/>
+    <w:abstractNumId w:val="15"/>
   </w:num>
   <w:num w:numId="7" w16cid:durableId="649290782">
     <w:abstractNumId w:val="6"/>
@@ -7014,27 +7582,30 @@
     <w:abstractNumId w:val="5"/>
   </w:num>
   <w:num w:numId="11" w16cid:durableId="251474012">
-    <w:abstractNumId w:val="17"/>
+    <w:abstractNumId w:val="18"/>
   </w:num>
   <w:num w:numId="12" w16cid:durableId="1775131934">
     <w:abstractNumId w:val="2"/>
   </w:num>
   <w:num w:numId="13" w16cid:durableId="271978231">
-    <w:abstractNumId w:val="10"/>
+    <w:abstractNumId w:val="11"/>
   </w:num>
   <w:num w:numId="14" w16cid:durableId="151530716">
-    <w:abstractNumId w:val="15"/>
+    <w:abstractNumId w:val="16"/>
   </w:num>
   <w:num w:numId="15" w16cid:durableId="1286235883">
     <w:abstractNumId w:val="0"/>
   </w:num>
   <w:num w:numId="16" w16cid:durableId="546452709">
-    <w:abstractNumId w:val="16"/>
+    <w:abstractNumId w:val="17"/>
   </w:num>
   <w:num w:numId="17" w16cid:durableId="532688891">
-    <w:abstractNumId w:val="13"/>
+    <w:abstractNumId w:val="14"/>
   </w:num>
   <w:num w:numId="18" w16cid:durableId="744844425">
+    <w:abstractNumId w:val="9"/>
+  </w:num>
+  <w:num w:numId="19" w16cid:durableId="1305234513">
     <w:abstractNumId w:val="8"/>
   </w:num>
 </w:numbering>
@@ -7949,12 +8520,45 @@
 </file>
 
 <file path=customXml/item2.xml><?xml version="1.0" encoding="utf-8"?>
-<?mso-contentType ?>
-<FormTemplates xmlns="http://schemas.microsoft.com/sharepoint/v3/contenttype/forms">
-  <Display>DocumentLibraryForm</Display>
-  <Edit>DocumentLibraryForm</Edit>
-  <New>DocumentLibraryForm</New>
-</FormTemplates>
+<p:properties xmlns:p="http://schemas.microsoft.com/office/2006/metadata/properties" xmlns:xsi="http://www.w3.org/2001/XMLSchema-instance" xmlns:pc="http://schemas.microsoft.com/office/infopath/2007/PartnerControls">
+  <documentManagement>
+    <Vendor xmlns="0feec74c-ecc7-44c3-9c64-3623cf89ed41">N/A</Vendor>
+    <_ip_UnifiedCompliancePolicyUIAction xmlns="http://schemas.microsoft.com/sharepoint/v3" xsi:nil="true"/>
+    <Launch_x0020_Date xmlns="0feec74c-ecc7-44c3-9c64-3623cf89ed41" xsi:nil="true"/>
+    <Discipline xmlns="0feec74c-ecc7-44c3-9c64-3623cf89ed41" xsi:nil="true"/>
+    <Course_x0020_code xmlns="0feec74c-ecc7-44c3-9c64-3623cf89ed41" xsi:nil="true"/>
+    <Performance_x0020_Steps_x0020_Completed xmlns="0feec74c-ecc7-44c3-9c64-3623cf89ed41">
+      <Value>N/A</Value>
+    </Performance_x0020_Steps_x0020_Completed>
+    <Course_x0020_short_x0020_name xmlns="0feec74c-ecc7-44c3-9c64-3623cf89ed41" xsi:nil="true"/>
+    <_ip_UnifiedCompliancePolicyProperties xmlns="http://schemas.microsoft.com/sharepoint/v3" xsi:nil="true"/>
+    <AssessmentCode xmlns="0feec74c-ecc7-44c3-9c64-3623cf89ed41" xsi:nil="true"/>
+    <Course_x0020_number xmlns="0feec74c-ecc7-44c3-9c64-3623cf89ed41" xsi:nil="true"/>
+    <Course_x0020_title xmlns="0feec74c-ecc7-44c3-9c64-3623cf89ed41" xsi:nil="true"/>
+    <d5fh xmlns="0feec74c-ecc7-44c3-9c64-3623cf89ed41" xsi:nil="true"/>
+    <Step_x0020_Completed xmlns="0feec74c-ecc7-44c3-9c64-3623cf89ed41">
+      <Value>N/A</Value>
+    </Step_x0020_Completed>
+    <Assessment_x0020_Type xmlns="0feec74c-ecc7-44c3-9c64-3623cf89ed41">
+      <Value>Objective</Value>
+    </Assessment_x0020_Type>
+    <Publication_x0020_Date xmlns="0feec74c-ecc7-44c3-9c64-3623cf89ed41" xsi:nil="true"/>
+    <SME xmlns="0feec74c-ecc7-44c3-9c64-3623cf89ed41" xsi:nil="true"/>
+    <Editor0 xmlns="0feec74c-ecc7-44c3-9c64-3623cf89ed41">
+      <UserInfo>
+        <DisplayName/>
+        <AccountId xsi:nil="true"/>
+        <AccountType/>
+      </UserInfo>
+    </Editor0>
+    <Doc_x0020_Type xmlns="0feec74c-ecc7-44c3-9c64-3623cf89ed41" xsi:nil="true"/>
+    <qrac xmlns="0feec74c-ecc7-44c3-9c64-3623cf89ed41" xsi:nil="true"/>
+    <lcf76f155ced4ddcb4097134ff3c332f xmlns="0feec74c-ecc7-44c3-9c64-3623cf89ed41">
+      <Terms xmlns="http://schemas.microsoft.com/office/infopath/2007/PartnerControls"/>
+    </lcf76f155ced4ddcb4097134ff3c332f>
+    <TaxCatchAll xmlns="1f707338-ea0f-4fe5-baee-59b996692b22" xsi:nil="true"/>
+  </documentManagement>
+</p:properties>
 </file>
 
 <file path=customXml/item3.xml><?xml version="1.0" encoding="utf-8"?>
@@ -8430,45 +9034,12 @@
 </file>
 
 <file path=customXml/item4.xml><?xml version="1.0" encoding="utf-8"?>
-<p:properties xmlns:p="http://schemas.microsoft.com/office/2006/metadata/properties" xmlns:xsi="http://www.w3.org/2001/XMLSchema-instance" xmlns:pc="http://schemas.microsoft.com/office/infopath/2007/PartnerControls">
-  <documentManagement>
-    <Vendor xmlns="0feec74c-ecc7-44c3-9c64-3623cf89ed41">N/A</Vendor>
-    <_ip_UnifiedCompliancePolicyUIAction xmlns="http://schemas.microsoft.com/sharepoint/v3" xsi:nil="true"/>
-    <Launch_x0020_Date xmlns="0feec74c-ecc7-44c3-9c64-3623cf89ed41" xsi:nil="true"/>
-    <Discipline xmlns="0feec74c-ecc7-44c3-9c64-3623cf89ed41" xsi:nil="true"/>
-    <Course_x0020_code xmlns="0feec74c-ecc7-44c3-9c64-3623cf89ed41" xsi:nil="true"/>
-    <Performance_x0020_Steps_x0020_Completed xmlns="0feec74c-ecc7-44c3-9c64-3623cf89ed41">
-      <Value>N/A</Value>
-    </Performance_x0020_Steps_x0020_Completed>
-    <Course_x0020_short_x0020_name xmlns="0feec74c-ecc7-44c3-9c64-3623cf89ed41" xsi:nil="true"/>
-    <_ip_UnifiedCompliancePolicyProperties xmlns="http://schemas.microsoft.com/sharepoint/v3" xsi:nil="true"/>
-    <AssessmentCode xmlns="0feec74c-ecc7-44c3-9c64-3623cf89ed41" xsi:nil="true"/>
-    <Course_x0020_number xmlns="0feec74c-ecc7-44c3-9c64-3623cf89ed41" xsi:nil="true"/>
-    <Course_x0020_title xmlns="0feec74c-ecc7-44c3-9c64-3623cf89ed41" xsi:nil="true"/>
-    <d5fh xmlns="0feec74c-ecc7-44c3-9c64-3623cf89ed41" xsi:nil="true"/>
-    <Step_x0020_Completed xmlns="0feec74c-ecc7-44c3-9c64-3623cf89ed41">
-      <Value>N/A</Value>
-    </Step_x0020_Completed>
-    <Assessment_x0020_Type xmlns="0feec74c-ecc7-44c3-9c64-3623cf89ed41">
-      <Value>Objective</Value>
-    </Assessment_x0020_Type>
-    <Publication_x0020_Date xmlns="0feec74c-ecc7-44c3-9c64-3623cf89ed41" xsi:nil="true"/>
-    <SME xmlns="0feec74c-ecc7-44c3-9c64-3623cf89ed41" xsi:nil="true"/>
-    <Editor0 xmlns="0feec74c-ecc7-44c3-9c64-3623cf89ed41">
-      <UserInfo>
-        <DisplayName/>
-        <AccountId xsi:nil="true"/>
-        <AccountType/>
-      </UserInfo>
-    </Editor0>
-    <Doc_x0020_Type xmlns="0feec74c-ecc7-44c3-9c64-3623cf89ed41" xsi:nil="true"/>
-    <qrac xmlns="0feec74c-ecc7-44c3-9c64-3623cf89ed41" xsi:nil="true"/>
-    <lcf76f155ced4ddcb4097134ff3c332f xmlns="0feec74c-ecc7-44c3-9c64-3623cf89ed41">
-      <Terms xmlns="http://schemas.microsoft.com/office/infopath/2007/PartnerControls"/>
-    </lcf76f155ced4ddcb4097134ff3c332f>
-    <TaxCatchAll xmlns="1f707338-ea0f-4fe5-baee-59b996692b22" xsi:nil="true"/>
-  </documentManagement>
-</p:properties>
+<?mso-contentType ?>
+<FormTemplates xmlns="http://schemas.microsoft.com/sharepoint/v3/contenttype/forms">
+  <Display>DocumentLibraryForm</Display>
+  <Edit>DocumentLibraryForm</Edit>
+  <New>DocumentLibraryForm</New>
+</FormTemplates>
 </file>
 
 <file path=customXml/itemProps1.xml><?xml version="1.0" encoding="utf-8"?>
@@ -8480,9 +9051,13 @@
 </file>
 
 <file path=customXml/itemProps2.xml><?xml version="1.0" encoding="utf-8"?>
-<ds:datastoreItem xmlns:ds="http://schemas.openxmlformats.org/officeDocument/2006/customXml" ds:itemID="{C6552677-A95B-4093-849B-B6AED615DA4B}">
+<ds:datastoreItem xmlns:ds="http://schemas.openxmlformats.org/officeDocument/2006/customXml" ds:itemID="{E23E4120-D6A2-4237-8072-707FB1C50E55}">
   <ds:schemaRefs>
-    <ds:schemaRef ds:uri="http://schemas.microsoft.com/sharepoint/v3/contenttype/forms"/>
+    <ds:schemaRef ds:uri="http://schemas.microsoft.com/office/2006/metadata/properties"/>
+    <ds:schemaRef ds:uri="http://schemas.microsoft.com/office/infopath/2007/PartnerControls"/>
+    <ds:schemaRef ds:uri="0feec74c-ecc7-44c3-9c64-3623cf89ed41"/>
+    <ds:schemaRef ds:uri="http://schemas.microsoft.com/sharepoint/v3"/>
+    <ds:schemaRef ds:uri="1f707338-ea0f-4fe5-baee-59b996692b22"/>
   </ds:schemaRefs>
 </ds:datastoreItem>
 </file>
@@ -8508,13 +9083,9 @@
 </file>
 
 <file path=customXml/itemProps4.xml><?xml version="1.0" encoding="utf-8"?>
-<ds:datastoreItem xmlns:ds="http://schemas.openxmlformats.org/officeDocument/2006/customXml" ds:itemID="{E23E4120-D6A2-4237-8072-707FB1C50E55}">
+<ds:datastoreItem xmlns:ds="http://schemas.openxmlformats.org/officeDocument/2006/customXml" ds:itemID="{C6552677-A95B-4093-849B-B6AED615DA4B}">
   <ds:schemaRefs>
-    <ds:schemaRef ds:uri="http://schemas.microsoft.com/office/2006/metadata/properties"/>
-    <ds:schemaRef ds:uri="http://schemas.microsoft.com/office/infopath/2007/PartnerControls"/>
-    <ds:schemaRef ds:uri="0feec74c-ecc7-44c3-9c64-3623cf89ed41"/>
-    <ds:schemaRef ds:uri="http://schemas.microsoft.com/sharepoint/v3"/>
-    <ds:schemaRef ds:uri="1f707338-ea0f-4fe5-baee-59b996692b22"/>
+    <ds:schemaRef ds:uri="http://schemas.microsoft.com/sharepoint/v3/contenttype/forms"/>
   </ds:schemaRefs>
 </ds:datastoreItem>
 </file>

--- a/Task1.docx
+++ b/Task1.docx
@@ -150,16 +150,19 @@
     </w:p>
     <w:p>
       <w:r>
-        <w:t>Loan application logic incorrectly re</w:t>
-      </w:r>
-      <w:r>
-        <w:t>quests</w:t>
-      </w:r>
-      <w:r>
-        <w:t xml:space="preserve"> the first five fiscal years of financial data instead of the five most recent fiscal years of financial data.</w:t>
-      </w:r>
-      <w:r>
-        <w:t xml:space="preserve"> The current state of the applications functionality is fully functional unless the business is less than 5 years old.</w:t>
+        <w:t>The loan application logic incorrectly requests the first five fiscal years of financial data rather than the five most recent fiscal years</w:t>
+      </w:r>
+      <w:r>
+        <w:t>.</w:t>
+      </w:r>
+      <w:r>
+        <w:t xml:space="preserve"> The </w:t>
+      </w:r>
+      <w:r>
+        <w:t>application's</w:t>
+      </w:r>
+      <w:r>
+        <w:t xml:space="preserve"> functionality is fully functional unless the business is less than 5 years old.</w:t>
       </w:r>
       <w:r>
         <w:t xml:space="preserve"> For example, if a business older than 5 years applies for a loan, the application will be successful and sent to the appropriate parties for approval. However, if the business is less than 5 years old, the application requests the first 5 years of fiscal financial data. This is incorrect because a business that has existed for less than 5 years does not have 5 fiscal years of financial data.</w:t>
@@ -278,7 +281,23 @@
           <w:sz w:val="20"/>
           <w:szCs w:val="20"/>
         </w:rPr>
-        <w:t>Correction of existing bug: The application shall be updated to fix the current bug where it incorrectly requests the first five fiscal years of financial data instead of the five most recent fiscal years.</w:t>
+        <w:t>Correction of existing bug: The application shall be updated to fix the current bug</w:t>
+      </w:r>
+      <w:r>
+        <w:rPr>
+          <w:rFonts w:ascii="Verdana" w:hAnsi="Verdana" w:cs="Arial"/>
+          <w:sz w:val="20"/>
+          <w:szCs w:val="20"/>
+        </w:rPr>
+        <w:t>,</w:t>
+      </w:r>
+      <w:r>
+        <w:rPr>
+          <w:rFonts w:ascii="Verdana" w:hAnsi="Verdana" w:cs="Arial"/>
+          <w:sz w:val="20"/>
+          <w:szCs w:val="20"/>
+        </w:rPr>
+        <w:t xml:space="preserve"> where it incorrectly requests the first five fiscal years of financial data instead of the five most recent fiscal years.</w:t>
       </w:r>
     </w:p>
     <w:p>
@@ -348,7 +367,23 @@
           <w:sz w:val="20"/>
           <w:szCs w:val="20"/>
         </w:rPr>
-        <w:t>Implement the required by the user</w:t>
+        <w:t xml:space="preserve">Implement the </w:t>
+      </w:r>
+      <w:r>
+        <w:rPr>
+          <w:rFonts w:ascii="Verdana" w:hAnsi="Verdana" w:cs="Arial"/>
+          <w:sz w:val="20"/>
+          <w:szCs w:val="20"/>
+        </w:rPr>
+        <w:t>requirements of</w:t>
+      </w:r>
+      <w:r>
+        <w:rPr>
+          <w:rFonts w:ascii="Verdana" w:hAnsi="Verdana" w:cs="Arial"/>
+          <w:sz w:val="20"/>
+          <w:szCs w:val="20"/>
+        </w:rPr>
+        <w:t xml:space="preserve"> the user</w:t>
       </w:r>
     </w:p>
     <w:p>
@@ -525,7 +560,23 @@
           <w:szCs w:val="20"/>
         </w:rPr>
         <w:lastRenderedPageBreak/>
-        <w:t>Implementing new features could be included in fixing the bug or bugs in question but would be out of scope because it would not fix the bug or bugs the ticket refers to. New features can be requested using the appropriate channels.</w:t>
+        <w:t>Implementing new features could be included in fixing the bug or bugs in question</w:t>
+      </w:r>
+      <w:r>
+        <w:rPr>
+          <w:rFonts w:ascii="Verdana" w:hAnsi="Verdana" w:cs="Arial"/>
+          <w:sz w:val="20"/>
+          <w:szCs w:val="20"/>
+        </w:rPr>
+        <w:t>,</w:t>
+      </w:r>
+      <w:r>
+        <w:rPr>
+          <w:rFonts w:ascii="Verdana" w:hAnsi="Verdana" w:cs="Arial"/>
+          <w:sz w:val="20"/>
+          <w:szCs w:val="20"/>
+        </w:rPr>
+        <w:t xml:space="preserve"> but would be out of scope because it would not fix the bug or bugs the ticket refers to. New features can be requested using the appropriate channels.</w:t>
       </w:r>
     </w:p>
     <w:p>
@@ -584,7 +635,19 @@
         </w:numPr>
       </w:pPr>
       <w:r>
-        <w:t>The application shall dynamically display input fields for the five most recently complete fiscal years if the business is older than the five years. If the business was established in the last 5 years, the application shall display the input fields for the fiscal years the business has been established and the remaining fiscal years forecasts.</w:t>
+        <w:t xml:space="preserve">The application shall dynamically display input fields for the five most recently </w:t>
+      </w:r>
+      <w:r>
+        <w:t xml:space="preserve">completed fiscal years if the business is older than </w:t>
+      </w:r>
+      <w:r>
+        <w:t xml:space="preserve">five years. If the business was established in the last 5 years, the application shall display </w:t>
+      </w:r>
+      <w:r>
+        <w:t>input fields for the fiscal years the business has been in operation and the remaining fiscal years'</w:t>
+      </w:r>
+      <w:r>
+        <w:t xml:space="preserve"> forecasts.</w:t>
       </w:r>
     </w:p>
     <w:p>
@@ -631,7 +694,15 @@
           <w:sz w:val="20"/>
           <w:szCs w:val="20"/>
         </w:rPr>
-        <w:t>The updated application shall display the correct data fields for the correct fiscal years within 5 seconds after the user indicates the business establishment date</w:t>
+        <w:t xml:space="preserve">The updated application shall display the correct data fields for the correct fiscal years within 5 seconds after the user indicates the business establishment </w:t>
+      </w:r>
+      <w:r>
+        <w:rPr>
+          <w:rFonts w:ascii="Verdana" w:hAnsi="Verdana" w:cs="Arial"/>
+          <w:sz w:val="20"/>
+          <w:szCs w:val="20"/>
+        </w:rPr>
+        <w:t>date.</w:t>
       </w:r>
     </w:p>
     <w:p>
@@ -728,7 +799,15 @@
           <w:sz w:val="20"/>
           <w:szCs w:val="20"/>
         </w:rPr>
-        <w:t>Input/event : the user provides the business establishment date within the loan application form. This will be done via a date picker</w:t>
+        <w:t xml:space="preserve">Input/event: the user provides the business establishment date within the loan application form. This will be done via a date </w:t>
+      </w:r>
+      <w:r>
+        <w:rPr>
+          <w:rFonts w:ascii="Verdana" w:hAnsi="Verdana" w:cs="Arial"/>
+          <w:sz w:val="20"/>
+          <w:szCs w:val="20"/>
+        </w:rPr>
+        <w:t>picker.</w:t>
       </w:r>
     </w:p>
     <w:p>
@@ -774,7 +853,23 @@
           <w:sz w:val="20"/>
           <w:szCs w:val="20"/>
         </w:rPr>
-        <w:t>The app calculates the age of the business by comparing the current date to the date entered by input.</w:t>
+        <w:t xml:space="preserve">The app calculates the age of the business by comparing the current date to the date entered by </w:t>
+      </w:r>
+      <w:r>
+        <w:rPr>
+          <w:rFonts w:ascii="Verdana" w:hAnsi="Verdana" w:cs="Arial"/>
+          <w:sz w:val="20"/>
+          <w:szCs w:val="20"/>
+        </w:rPr>
+        <w:t>the user</w:t>
+      </w:r>
+      <w:r>
+        <w:rPr>
+          <w:rFonts w:ascii="Verdana" w:hAnsi="Verdana" w:cs="Arial"/>
+          <w:sz w:val="20"/>
+          <w:szCs w:val="20"/>
+        </w:rPr>
+        <w:t>.</w:t>
       </w:r>
     </w:p>
     <w:p>
@@ -797,7 +892,31 @@
           <w:sz w:val="20"/>
           <w:szCs w:val="20"/>
         </w:rPr>
-        <w:t>Dynamic field generation: based on the date entered, the app displays the appropriate input fields</w:t>
+        <w:t xml:space="preserve">Dynamic field generation: </w:t>
+      </w:r>
+      <w:r>
+        <w:rPr>
+          <w:rFonts w:ascii="Verdana" w:hAnsi="Verdana" w:cs="Arial"/>
+          <w:sz w:val="20"/>
+          <w:szCs w:val="20"/>
+        </w:rPr>
+        <w:t>Based</w:t>
+      </w:r>
+      <w:r>
+        <w:rPr>
+          <w:rFonts w:ascii="Verdana" w:hAnsi="Verdana" w:cs="Arial"/>
+          <w:sz w:val="20"/>
+          <w:szCs w:val="20"/>
+        </w:rPr>
+        <w:t xml:space="preserve"> on the date entered, the app displays the appropriate input </w:t>
+      </w:r>
+      <w:r>
+        <w:rPr>
+          <w:rFonts w:ascii="Verdana" w:hAnsi="Verdana" w:cs="Arial"/>
+          <w:sz w:val="20"/>
+          <w:szCs w:val="20"/>
+        </w:rPr>
+        <w:t>fields.</w:t>
       </w:r>
     </w:p>
     <w:p>
@@ -820,7 +939,15 @@
           <w:sz w:val="20"/>
           <w:szCs w:val="20"/>
         </w:rPr>
-        <w:t>If the business is greater than 5 years old, fields are displayed for the 5 most recent fiscal year financial data</w:t>
+        <w:t xml:space="preserve">If the business is greater than 5 years old, fields are displayed for the 5 most recent fiscal year financial </w:t>
+      </w:r>
+      <w:r>
+        <w:rPr>
+          <w:rFonts w:ascii="Verdana" w:hAnsi="Verdana" w:cs="Arial"/>
+          <w:sz w:val="20"/>
+          <w:szCs w:val="20"/>
+        </w:rPr>
+        <w:t>data.</w:t>
       </w:r>
     </w:p>
     <w:p>
@@ -843,7 +970,23 @@
           <w:sz w:val="20"/>
           <w:szCs w:val="20"/>
         </w:rPr>
-        <w:t>If the business is less than 5 years old, fields are displayed for the fiscal years they business exists, and fields for forecasted data are displayed for the remaining years until data for five years is achieved.</w:t>
+        <w:t xml:space="preserve">If the business is less than 5 years old, fields are displayed for the fiscal years </w:t>
+      </w:r>
+      <w:r>
+        <w:rPr>
+          <w:rFonts w:ascii="Verdana" w:hAnsi="Verdana" w:cs="Arial"/>
+          <w:sz w:val="20"/>
+          <w:szCs w:val="20"/>
+        </w:rPr>
+        <w:t>the</w:t>
+      </w:r>
+      <w:r>
+        <w:rPr>
+          <w:rFonts w:ascii="Verdana" w:hAnsi="Verdana" w:cs="Arial"/>
+          <w:sz w:val="20"/>
+          <w:szCs w:val="20"/>
+        </w:rPr>
+        <w:t xml:space="preserve"> business exists, and fields for forecasted data are displayed for the remaining years until data for five years is achieved.</w:t>
       </w:r>
     </w:p>
     <w:p>
@@ -912,7 +1055,15 @@
           <w:sz w:val="20"/>
           <w:szCs w:val="20"/>
         </w:rPr>
-        <w:t>The business establishment data cannot be a future date or the current date</w:t>
+        <w:t xml:space="preserve">The business establishment data cannot be a future date or the current </w:t>
+      </w:r>
+      <w:r>
+        <w:rPr>
+          <w:rFonts w:ascii="Verdana" w:hAnsi="Verdana" w:cs="Arial"/>
+          <w:sz w:val="20"/>
+          <w:szCs w:val="20"/>
+        </w:rPr>
+        <w:t>date.</w:t>
       </w:r>
     </w:p>
     <w:p>
@@ -935,7 +1086,23 @@
           <w:sz w:val="20"/>
           <w:szCs w:val="20"/>
         </w:rPr>
-        <w:t>The earliest accepted establishment data is January 1, 1850</w:t>
+        <w:t xml:space="preserve">The earliest accepted establishment </w:t>
+      </w:r>
+      <w:r>
+        <w:rPr>
+          <w:rFonts w:ascii="Verdana" w:hAnsi="Verdana" w:cs="Arial"/>
+          <w:sz w:val="20"/>
+          <w:szCs w:val="20"/>
+        </w:rPr>
+        <w:t>date</w:t>
+      </w:r>
+      <w:r>
+        <w:rPr>
+          <w:rFonts w:ascii="Verdana" w:hAnsi="Verdana" w:cs="Arial"/>
+          <w:sz w:val="20"/>
+          <w:szCs w:val="20"/>
+        </w:rPr>
+        <w:t xml:space="preserve"> is January 1, 1850</w:t>
       </w:r>
     </w:p>
     <w:p>
@@ -958,7 +1125,15 @@
           <w:sz w:val="20"/>
           <w:szCs w:val="20"/>
         </w:rPr>
-        <w:t>Business age is calculated based on complete fiscal years</w:t>
+        <w:t xml:space="preserve">Business age is calculated based on complete fiscal </w:t>
+      </w:r>
+      <w:r>
+        <w:rPr>
+          <w:rFonts w:ascii="Verdana" w:hAnsi="Verdana" w:cs="Arial"/>
+          <w:sz w:val="20"/>
+          <w:szCs w:val="20"/>
+        </w:rPr>
+        <w:t>years.</w:t>
       </w:r>
     </w:p>
     <w:p>
@@ -981,7 +1156,15 @@
           <w:sz w:val="20"/>
           <w:szCs w:val="20"/>
         </w:rPr>
-        <w:t>A maximum of 5 financial data entry fields will be displayed at any time</w:t>
+        <w:t xml:space="preserve">A maximum of 5 financial data entry fields will be displayed at any </w:t>
+      </w:r>
+      <w:r>
+        <w:rPr>
+          <w:rFonts w:ascii="Verdana" w:hAnsi="Verdana" w:cs="Arial"/>
+          <w:sz w:val="20"/>
+          <w:szCs w:val="20"/>
+        </w:rPr>
+        <w:t>time.</w:t>
       </w:r>
     </w:p>
     <w:p>
@@ -1004,7 +1187,15 @@
           <w:sz w:val="20"/>
           <w:szCs w:val="20"/>
         </w:rPr>
-        <w:t>Forecasted data fields will be generated for consecutive future years until a total of 5 financial periods are available for input</w:t>
+        <w:t xml:space="preserve">Forecasted data fields will be generated for consecutive future years until a total of 5 financial periods are available for </w:t>
+      </w:r>
+      <w:r>
+        <w:rPr>
+          <w:rFonts w:ascii="Verdana" w:hAnsi="Verdana" w:cs="Arial"/>
+          <w:sz w:val="20"/>
+          <w:szCs w:val="20"/>
+        </w:rPr>
+        <w:t>input.</w:t>
       </w:r>
     </w:p>
     <w:p>
@@ -1050,7 +1241,15 @@
           <w:sz w:val="20"/>
           <w:szCs w:val="20"/>
         </w:rPr>
-        <w:t>Input/event: the user clicks the “Next” button after entering the financial data for the displayed fiscal years</w:t>
+        <w:t xml:space="preserve">Input/event: the user clicks the “Next” button after entering the financial data for the displayed fiscal </w:t>
+      </w:r>
+      <w:r>
+        <w:rPr>
+          <w:rFonts w:ascii="Verdana" w:hAnsi="Verdana" w:cs="Arial"/>
+          <w:sz w:val="20"/>
+          <w:szCs w:val="20"/>
+        </w:rPr>
+        <w:t>years.</w:t>
       </w:r>
     </w:p>
     <w:p>
@@ -1096,7 +1295,15 @@
           <w:sz w:val="20"/>
           <w:szCs w:val="20"/>
         </w:rPr>
-        <w:t>The app validates that all required data fields for the displayed fiscal years are populated with valid data</w:t>
+        <w:t xml:space="preserve">The app validates that all required data fields for the displayed fiscal years are populated with valid </w:t>
+      </w:r>
+      <w:r>
+        <w:rPr>
+          <w:rFonts w:ascii="Verdana" w:hAnsi="Verdana" w:cs="Arial"/>
+          <w:sz w:val="20"/>
+          <w:szCs w:val="20"/>
+        </w:rPr>
+        <w:t>data.</w:t>
       </w:r>
     </w:p>
     <w:p>
@@ -1166,7 +1373,23 @@
           <w:szCs w:val="20"/>
         </w:rPr>
         <w:lastRenderedPageBreak/>
-        <w:t>If validation fails, an error message will appear and the fields for which the validation failed are highlighted red.</w:t>
+        <w:t>If validation fails, an error message will appear</w:t>
+      </w:r>
+      <w:r>
+        <w:rPr>
+          <w:rFonts w:ascii="Verdana" w:hAnsi="Verdana" w:cs="Arial"/>
+          <w:sz w:val="20"/>
+          <w:szCs w:val="20"/>
+        </w:rPr>
+        <w:t>,</w:t>
+      </w:r>
+      <w:r>
+        <w:rPr>
+          <w:rFonts w:ascii="Verdana" w:hAnsi="Verdana" w:cs="Arial"/>
+          <w:sz w:val="20"/>
+          <w:szCs w:val="20"/>
+        </w:rPr>
+        <w:t xml:space="preserve"> and the fields for which the validation failed are highlighted red.</w:t>
       </w:r>
     </w:p>
     <w:p>
@@ -1212,7 +1435,15 @@
           <w:sz w:val="20"/>
           <w:szCs w:val="20"/>
         </w:rPr>
-        <w:t>All financial data fields displayed are mandatory</w:t>
+        <w:t xml:space="preserve">All financial data fields displayed are </w:t>
+      </w:r>
+      <w:r>
+        <w:rPr>
+          <w:rFonts w:ascii="Verdana" w:hAnsi="Verdana" w:cs="Arial"/>
+          <w:sz w:val="20"/>
+          <w:szCs w:val="20"/>
+        </w:rPr>
+        <w:t>mandatory.</w:t>
       </w:r>
     </w:p>
     <w:p>
@@ -1235,7 +1466,15 @@
           <w:sz w:val="20"/>
           <w:szCs w:val="20"/>
         </w:rPr>
-        <w:t>All financial data fields must be numerical</w:t>
+        <w:t xml:space="preserve">All financial data fields must be </w:t>
+      </w:r>
+      <w:r>
+        <w:rPr>
+          <w:rFonts w:ascii="Verdana" w:hAnsi="Verdana" w:cs="Arial"/>
+          <w:sz w:val="20"/>
+          <w:szCs w:val="20"/>
+        </w:rPr>
+        <w:t>numerical.</w:t>
       </w:r>
     </w:p>
     <w:p>
@@ -1258,7 +1497,15 @@
           <w:sz w:val="20"/>
           <w:szCs w:val="20"/>
         </w:rPr>
-        <w:t>Numerical input must conform to a standard currency format</w:t>
+        <w:t xml:space="preserve">Numerical input must conform to a standard currency </w:t>
+      </w:r>
+      <w:r>
+        <w:rPr>
+          <w:rFonts w:ascii="Verdana" w:hAnsi="Verdana" w:cs="Arial"/>
+          <w:sz w:val="20"/>
+          <w:szCs w:val="20"/>
+        </w:rPr>
+        <w:t>format.</w:t>
       </w:r>
     </w:p>
     <w:p>
@@ -1474,7 +1721,31 @@
           <w:sz w:val="20"/>
           <w:szCs w:val="20"/>
         </w:rPr>
-        <w:t>Fiscal_year_input_field: A reuseable component responsible for displaying a single fiscal year input field. Each instance will handle its own state for input values and validation</w:t>
+        <w:t xml:space="preserve">Fiscal_year_input_field: A </w:t>
+      </w:r>
+      <w:r>
+        <w:rPr>
+          <w:rFonts w:ascii="Verdana" w:hAnsi="Verdana" w:cs="Arial"/>
+          <w:sz w:val="20"/>
+          <w:szCs w:val="20"/>
+        </w:rPr>
+        <w:t>reusable</w:t>
+      </w:r>
+      <w:r>
+        <w:rPr>
+          <w:rFonts w:ascii="Verdana" w:hAnsi="Verdana" w:cs="Arial"/>
+          <w:sz w:val="20"/>
+          <w:szCs w:val="20"/>
+        </w:rPr>
+        <w:t xml:space="preserve"> component responsible for displaying a single fiscal year input field. Each instance will handle its own state for input values and </w:t>
+      </w:r>
+      <w:r>
+        <w:rPr>
+          <w:rFonts w:ascii="Verdana" w:hAnsi="Verdana" w:cs="Arial"/>
+          <w:sz w:val="20"/>
+          <w:szCs w:val="20"/>
+        </w:rPr>
+        <w:t>validation.</w:t>
       </w:r>
     </w:p>
     <w:p>
@@ -1497,7 +1768,15 @@
           <w:sz w:val="20"/>
           <w:szCs w:val="20"/>
         </w:rPr>
-        <w:t>Date_input: a component for the business establishment date. This is used for deciding the age of the business</w:t>
+        <w:t xml:space="preserve">Date_input: a component for the business establishment date. This is used for deciding the age of the </w:t>
+      </w:r>
+      <w:r>
+        <w:rPr>
+          <w:rFonts w:ascii="Verdana" w:hAnsi="Verdana" w:cs="Arial"/>
+          <w:sz w:val="20"/>
+          <w:szCs w:val="20"/>
+        </w:rPr>
+        <w:t>business.</w:t>
       </w:r>
     </w:p>
     <w:p>
@@ -1543,7 +1822,15 @@
           <w:sz w:val="20"/>
           <w:szCs w:val="20"/>
         </w:rPr>
-        <w:t>Displaying dynamic input fields based on the date received from the Date_input</w:t>
+        <w:t>Displaying dynamic input fields based on the date received from the Date_</w:t>
+      </w:r>
+      <w:r>
+        <w:rPr>
+          <w:rFonts w:ascii="Verdana" w:hAnsi="Verdana" w:cs="Arial"/>
+          <w:sz w:val="20"/>
+          <w:szCs w:val="20"/>
+        </w:rPr>
+        <w:t>input.</w:t>
       </w:r>
     </w:p>
     <w:p>
@@ -1589,7 +1876,23 @@
           <w:sz w:val="20"/>
           <w:szCs w:val="20"/>
         </w:rPr>
-        <w:t>Displaying front end validation errors</w:t>
+        <w:t xml:space="preserve">Displaying </w:t>
+      </w:r>
+      <w:r>
+        <w:rPr>
+          <w:rFonts w:ascii="Verdana" w:hAnsi="Verdana" w:cs="Arial"/>
+          <w:sz w:val="20"/>
+          <w:szCs w:val="20"/>
+        </w:rPr>
+        <w:t>front-end</w:t>
+      </w:r>
+      <w:r>
+        <w:rPr>
+          <w:rFonts w:ascii="Verdana" w:hAnsi="Verdana" w:cs="Arial"/>
+          <w:sz w:val="20"/>
+          <w:szCs w:val="20"/>
+        </w:rPr>
+        <w:t xml:space="preserve"> validation errors</w:t>
       </w:r>
     </w:p>
     <w:p>
@@ -1681,7 +1984,15 @@
           <w:sz w:val="20"/>
           <w:szCs w:val="20"/>
         </w:rPr>
-        <w:t>Loan_applicaion_controller and financial_data_presenter: This coordinates the financial_data_form. It will detect changes in the business establishment date, trigger the logic to determine fiscal years, and manage the submission of financial data</w:t>
+        <w:t xml:space="preserve">Loan_applicaion_controller and financial_data_presenter: This coordinates the financial_data_form. It will detect changes in the business establishment date, trigger the logic to determine fiscal years, and manage the submission of financial </w:t>
+      </w:r>
+      <w:r>
+        <w:rPr>
+          <w:rFonts w:ascii="Verdana" w:hAnsi="Verdana" w:cs="Arial"/>
+          <w:sz w:val="20"/>
+          <w:szCs w:val="20"/>
+        </w:rPr>
+        <w:t>data.</w:t>
       </w:r>
     </w:p>
     <w:p>
@@ -1819,7 +2130,15 @@
           <w:sz w:val="20"/>
           <w:szCs w:val="20"/>
         </w:rPr>
-        <w:t>Handling form submission and displaying error messages</w:t>
+        <w:t xml:space="preserve">Handling form submission and displaying error </w:t>
+      </w:r>
+      <w:r>
+        <w:rPr>
+          <w:rFonts w:ascii="Verdana" w:hAnsi="Verdana" w:cs="Arial"/>
+          <w:sz w:val="20"/>
+          <w:szCs w:val="20"/>
+        </w:rPr>
+        <w:t>messages.</w:t>
       </w:r>
     </w:p>
     <w:p>
@@ -1842,7 +2161,15 @@
           <w:sz w:val="20"/>
           <w:szCs w:val="20"/>
         </w:rPr>
-        <w:t>Front end data service</w:t>
+        <w:t>Front-end</w:t>
+      </w:r>
+      <w:r>
+        <w:rPr>
+          <w:rFonts w:ascii="Verdana" w:hAnsi="Verdana" w:cs="Arial"/>
+          <w:sz w:val="20"/>
+          <w:szCs w:val="20"/>
+        </w:rPr>
+        <w:t xml:space="preserve"> data service</w:t>
       </w:r>
     </w:p>
     <w:p>
@@ -1912,7 +2239,39 @@
           <w:sz w:val="20"/>
           <w:szCs w:val="20"/>
         </w:rPr>
-        <w:t xml:space="preserve">Date_utility: contains functions for calculating the businesses age and determining the appropriate fiscal year financial data input fields to be displayed </w:t>
+        <w:t xml:space="preserve">Date_utility: contains functions for calculating the </w:t>
+      </w:r>
+      <w:r>
+        <w:rPr>
+          <w:rFonts w:ascii="Verdana" w:hAnsi="Verdana" w:cs="Arial"/>
+          <w:sz w:val="20"/>
+          <w:szCs w:val="20"/>
+        </w:rPr>
+        <w:t>business's</w:t>
+      </w:r>
+      <w:r>
+        <w:rPr>
+          <w:rFonts w:ascii="Verdana" w:hAnsi="Verdana" w:cs="Arial"/>
+          <w:sz w:val="20"/>
+          <w:szCs w:val="20"/>
+        </w:rPr>
+        <w:t xml:space="preserve"> age and determining the appropriate fiscal year financial data input fields to be displayed</w:t>
+      </w:r>
+      <w:r>
+        <w:rPr>
+          <w:rFonts w:ascii="Verdana" w:hAnsi="Verdana" w:cs="Arial"/>
+          <w:sz w:val="20"/>
+          <w:szCs w:val="20"/>
+        </w:rPr>
+        <w:t>.</w:t>
+      </w:r>
+      <w:r>
+        <w:rPr>
+          <w:rFonts w:ascii="Verdana" w:hAnsi="Verdana" w:cs="Arial"/>
+          <w:sz w:val="20"/>
+          <w:szCs w:val="20"/>
+        </w:rPr>
+        <w:t xml:space="preserve"> </w:t>
       </w:r>
     </w:p>
     <w:p>
@@ -1935,7 +2294,15 @@
           <w:sz w:val="20"/>
           <w:szCs w:val="20"/>
         </w:rPr>
-        <w:t>Financial_data_api_service: responsible for making API calls to the backend</w:t>
+        <w:t xml:space="preserve">Financial_data_api_service: responsible for making API calls to the </w:t>
+      </w:r>
+      <w:r>
+        <w:rPr>
+          <w:rFonts w:ascii="Verdana" w:hAnsi="Verdana" w:cs="Arial"/>
+          <w:sz w:val="20"/>
+          <w:szCs w:val="20"/>
+        </w:rPr>
+        <w:t>backend.</w:t>
       </w:r>
     </w:p>
     <w:p>
@@ -1989,7 +2356,15 @@
           <w:sz w:val="20"/>
           <w:szCs w:val="20"/>
         </w:rPr>
-        <w:t>based on the current date</w:t>
+        <w:t xml:space="preserve">based on the current </w:t>
+      </w:r>
+      <w:r>
+        <w:rPr>
+          <w:rFonts w:ascii="Verdana" w:hAnsi="Verdana" w:cs="Arial"/>
+          <w:sz w:val="20"/>
+          <w:szCs w:val="20"/>
+        </w:rPr>
+        <w:t>date.</w:t>
       </w:r>
     </w:p>
     <w:p>
@@ -2035,7 +2410,23 @@
           <w:sz w:val="20"/>
           <w:szCs w:val="20"/>
         </w:rPr>
-        <w:t>Formatting data for front end display</w:t>
+        <w:t xml:space="preserve">Formatting data for </w:t>
+      </w:r>
+      <w:r>
+        <w:rPr>
+          <w:rFonts w:ascii="Verdana" w:hAnsi="Verdana" w:cs="Arial"/>
+          <w:sz w:val="20"/>
+          <w:szCs w:val="20"/>
+        </w:rPr>
+        <w:t>front-end</w:t>
+      </w:r>
+      <w:r>
+        <w:rPr>
+          <w:rFonts w:ascii="Verdana" w:hAnsi="Verdana" w:cs="Arial"/>
+          <w:sz w:val="20"/>
+          <w:szCs w:val="20"/>
+        </w:rPr>
+        <w:t xml:space="preserve"> display</w:t>
       </w:r>
     </w:p>
     <w:p>
@@ -2196,25 +2587,7 @@
           <w:sz w:val="20"/>
           <w:szCs w:val="20"/>
         </w:rPr>
-        <w:t>/api/current_loan_</w:t>
-      </w:r>
-      <w:proofErr w:type="gramStart"/>
-      <w:r>
-        <w:rPr>
-          <w:rFonts w:ascii="Verdana" w:hAnsi="Verdana" w:cs="Arial"/>
-          <w:sz w:val="20"/>
-          <w:szCs w:val="20"/>
-        </w:rPr>
-        <w:t>application/{id}/</w:t>
-      </w:r>
-      <w:proofErr w:type="gramEnd"/>
-      <w:r>
-        <w:rPr>
-          <w:rFonts w:ascii="Verdana" w:hAnsi="Verdana" w:cs="Arial"/>
-          <w:sz w:val="20"/>
-          <w:szCs w:val="20"/>
-        </w:rPr>
-        <w:t>financial_data: A dedicated endpoint for handling data operations related to a specific loan application</w:t>
+        <w:t>/api/current_loan_application/{id}/financial_data: A dedicated endpoint for handling data operations related to a specific loan application</w:t>
       </w:r>
     </w:p>
     <w:p>
@@ -2306,7 +2679,15 @@
           <w:sz w:val="20"/>
           <w:szCs w:val="20"/>
         </w:rPr>
-        <w:t>Calling the financial_data_service to process and securely store the data</w:t>
+        <w:t xml:space="preserve">Calling the financial_data_service to process and securely store the </w:t>
+      </w:r>
+      <w:r>
+        <w:rPr>
+          <w:rFonts w:ascii="Verdana" w:hAnsi="Verdana" w:cs="Arial"/>
+          <w:sz w:val="20"/>
+          <w:szCs w:val="20"/>
+        </w:rPr>
+        <w:t>data.</w:t>
       </w:r>
     </w:p>
     <w:p>
@@ -2421,7 +2802,15 @@
           <w:sz w:val="20"/>
           <w:szCs w:val="20"/>
         </w:rPr>
-        <w:t>Financial_data_service: The central class that will contain the logic for determining the correct fiscal year financial data fields to display</w:t>
+        <w:t xml:space="preserve">Financial_data_service: The central class that will contain the logic for determining the correct fiscal year financial data fields to </w:t>
+      </w:r>
+      <w:r>
+        <w:rPr>
+          <w:rFonts w:ascii="Verdana" w:hAnsi="Verdana" w:cs="Arial"/>
+          <w:sz w:val="20"/>
+          <w:szCs w:val="20"/>
+        </w:rPr>
+        <w:t>display.</w:t>
       </w:r>
     </w:p>
     <w:p>
@@ -2490,7 +2879,23 @@
           <w:sz w:val="20"/>
           <w:szCs w:val="20"/>
         </w:rPr>
-        <w:t>Receiving the business establishment date and current date</w:t>
+        <w:t xml:space="preserve">Receiving the business establishment date and </w:t>
+      </w:r>
+      <w:r>
+        <w:rPr>
+          <w:rFonts w:ascii="Verdana" w:hAnsi="Verdana" w:cs="Arial"/>
+          <w:sz w:val="20"/>
+          <w:szCs w:val="20"/>
+        </w:rPr>
+        <w:t xml:space="preserve">the </w:t>
+      </w:r>
+      <w:r>
+        <w:rPr>
+          <w:rFonts w:ascii="Verdana" w:hAnsi="Verdana" w:cs="Arial"/>
+          <w:sz w:val="20"/>
+          <w:szCs w:val="20"/>
+        </w:rPr>
+        <w:t>current date</w:t>
       </w:r>
     </w:p>
     <w:p>
@@ -2513,7 +2918,15 @@
           <w:sz w:val="20"/>
           <w:szCs w:val="20"/>
         </w:rPr>
-        <w:t>Implementing the core logic to calculate the correct five fiscal years based on the business age</w:t>
+        <w:t xml:space="preserve">Implementing the core logic to calculate the correct five fiscal years based on the business </w:t>
+      </w:r>
+      <w:r>
+        <w:rPr>
+          <w:rFonts w:ascii="Verdana" w:hAnsi="Verdana" w:cs="Arial"/>
+          <w:sz w:val="20"/>
+          <w:szCs w:val="20"/>
+        </w:rPr>
+        <w:t>age.</w:t>
       </w:r>
     </w:p>
     <w:p>
@@ -2674,7 +3087,15 @@
           <w:sz w:val="20"/>
           <w:szCs w:val="20"/>
         </w:rPr>
-        <w:t>Financial_data_repo: responsible for all create, read, update, and delete operations related to financial data in the database</w:t>
+        <w:t xml:space="preserve">Financial_data_repo: responsible for all create, read, update, and delete operations related to financial data in the </w:t>
+      </w:r>
+      <w:r>
+        <w:rPr>
+          <w:rFonts w:ascii="Verdana" w:hAnsi="Verdana" w:cs="Arial"/>
+          <w:sz w:val="20"/>
+          <w:szCs w:val="20"/>
+        </w:rPr>
+        <w:t>database.</w:t>
       </w:r>
     </w:p>
     <w:p>
@@ -2697,7 +3118,15 @@
           <w:sz w:val="20"/>
           <w:szCs w:val="20"/>
         </w:rPr>
-        <w:t>Loan_application_repo: manages persistence for the overall loan application</w:t>
+        <w:t xml:space="preserve">Loan_application_repo: manages persistence for the overall loan </w:t>
+      </w:r>
+      <w:r>
+        <w:rPr>
+          <w:rFonts w:ascii="Verdana" w:hAnsi="Verdana" w:cs="Arial"/>
+          <w:sz w:val="20"/>
+          <w:szCs w:val="20"/>
+        </w:rPr>
+        <w:t>application.</w:t>
       </w:r>
     </w:p>
     <w:p>
@@ -2743,7 +3172,15 @@
           <w:sz w:val="20"/>
           <w:szCs w:val="20"/>
         </w:rPr>
-        <w:t>Storing submitted financial data into the appropriate database tables</w:t>
+        <w:t xml:space="preserve">Storing submitted financial data into the appropriate database </w:t>
+      </w:r>
+      <w:r>
+        <w:rPr>
+          <w:rFonts w:ascii="Verdana" w:hAnsi="Verdana" w:cs="Arial"/>
+          <w:sz w:val="20"/>
+          <w:szCs w:val="20"/>
+        </w:rPr>
+        <w:t>tables.</w:t>
       </w:r>
     </w:p>
     <w:p>
@@ -2905,7 +3342,15 @@
           <w:sz w:val="20"/>
           <w:szCs w:val="20"/>
         </w:rPr>
-        <w:t>Financial_data: Represents a single fiscal year’s financial info</w:t>
+        <w:t xml:space="preserve">Financial_data: Represents a single fiscal year’s financial </w:t>
+      </w:r>
+      <w:r>
+        <w:rPr>
+          <w:rFonts w:ascii="Verdana" w:hAnsi="Verdana" w:cs="Arial"/>
+          <w:sz w:val="20"/>
+          <w:szCs w:val="20"/>
+        </w:rPr>
+        <w:t>info.</w:t>
       </w:r>
     </w:p>
     <w:p>
@@ -2928,7 +3373,23 @@
           <w:sz w:val="20"/>
           <w:szCs w:val="20"/>
         </w:rPr>
-        <w:t>Load_application: Represents the overall loan application, containing collections of financial_data</w:t>
+        <w:t xml:space="preserve">Load_application: Represents the overall loan application, containing collections of </w:t>
+      </w:r>
+      <w:r>
+        <w:rPr>
+          <w:rFonts w:ascii="Verdana" w:hAnsi="Verdana" w:cs="Arial"/>
+          <w:sz w:val="20"/>
+          <w:szCs w:val="20"/>
+        </w:rPr>
+        <w:t xml:space="preserve">financial </w:t>
+      </w:r>
+      <w:r>
+        <w:rPr>
+          <w:rFonts w:ascii="Verdana" w:hAnsi="Verdana" w:cs="Arial"/>
+          <w:sz w:val="20"/>
+          <w:szCs w:val="20"/>
+        </w:rPr>
+        <w:t>data.</w:t>
       </w:r>
     </w:p>
     <w:p>
@@ -3082,7 +3543,23 @@
           <w:sz w:val="20"/>
           <w:szCs w:val="20"/>
         </w:rPr>
-        <w:t>Implement the required by the user</w:t>
+        <w:t xml:space="preserve">Implement the </w:t>
+      </w:r>
+      <w:r>
+        <w:rPr>
+          <w:rFonts w:ascii="Verdana" w:hAnsi="Verdana" w:cs="Arial"/>
+          <w:sz w:val="20"/>
+          <w:szCs w:val="20"/>
+        </w:rPr>
+        <w:t>requirements of</w:t>
+      </w:r>
+      <w:r>
+        <w:rPr>
+          <w:rFonts w:ascii="Verdana" w:hAnsi="Verdana" w:cs="Arial"/>
+          <w:sz w:val="20"/>
+          <w:szCs w:val="20"/>
+        </w:rPr>
+        <w:t xml:space="preserve"> the user</w:t>
       </w:r>
     </w:p>
     <w:p>
@@ -3366,7 +3843,23 @@
           <w:sz w:val="20"/>
           <w:szCs w:val="20"/>
         </w:rPr>
-        <w:t>Capture business establishment date: the system will receive the business establishment date from the user</w:t>
+        <w:t xml:space="preserve">Capture business establishment date: </w:t>
+      </w:r>
+      <w:r>
+        <w:rPr>
+          <w:rFonts w:ascii="Verdana" w:hAnsi="Verdana" w:cs="Arial"/>
+          <w:sz w:val="20"/>
+          <w:szCs w:val="20"/>
+        </w:rPr>
+        <w:t>The</w:t>
+      </w:r>
+      <w:r>
+        <w:rPr>
+          <w:rFonts w:ascii="Verdana" w:hAnsi="Verdana" w:cs="Arial"/>
+          <w:sz w:val="20"/>
+          <w:szCs w:val="20"/>
+        </w:rPr>
+        <w:t xml:space="preserve"> system will receive the business establishment date from the user</w:t>
       </w:r>
     </w:p>
     <w:p>
@@ -3412,7 +3905,23 @@
           <w:sz w:val="20"/>
           <w:szCs w:val="20"/>
         </w:rPr>
-        <w:t>Calculate business age: The system will calculate the total number of full fiscal years completed since the business establishment date up to the end of the last complete fiscal year relative the current date</w:t>
+        <w:t xml:space="preserve">Calculate business age: The system will calculate the total number of full fiscal years completed since the business establishment date up to the end of the last complete fiscal year relative </w:t>
+      </w:r>
+      <w:r>
+        <w:rPr>
+          <w:rFonts w:ascii="Verdana" w:hAnsi="Verdana" w:cs="Arial"/>
+          <w:sz w:val="20"/>
+          <w:szCs w:val="20"/>
+        </w:rPr>
+        <w:t xml:space="preserve">to </w:t>
+      </w:r>
+      <w:r>
+        <w:rPr>
+          <w:rFonts w:ascii="Verdana" w:hAnsi="Verdana" w:cs="Arial"/>
+          <w:sz w:val="20"/>
+          <w:szCs w:val="20"/>
+        </w:rPr>
+        <w:t>the current date</w:t>
       </w:r>
     </w:p>
     <w:p>
@@ -3504,7 +4013,31 @@
           <w:sz w:val="20"/>
           <w:szCs w:val="20"/>
         </w:rPr>
-        <w:t>labeling existing fields: each generated field for existing years will be clearly labeled with its corresponding fiscal year</w:t>
+        <w:t>Labeling</w:t>
+      </w:r>
+      <w:r>
+        <w:rPr>
+          <w:rFonts w:ascii="Verdana" w:hAnsi="Verdana" w:cs="Arial"/>
+          <w:sz w:val="20"/>
+          <w:szCs w:val="20"/>
+        </w:rPr>
+        <w:t xml:space="preserve"> existing fields: </w:t>
+      </w:r>
+      <w:r>
+        <w:rPr>
+          <w:rFonts w:ascii="Verdana" w:hAnsi="Verdana" w:cs="Arial"/>
+          <w:sz w:val="20"/>
+          <w:szCs w:val="20"/>
+        </w:rPr>
+        <w:t>Each</w:t>
+      </w:r>
+      <w:r>
+        <w:rPr>
+          <w:rFonts w:ascii="Verdana" w:hAnsi="Verdana" w:cs="Arial"/>
+          <w:sz w:val="20"/>
+          <w:szCs w:val="20"/>
+        </w:rPr>
+        <w:t xml:space="preserve"> generated field for existing years will be clearly labeled with its corresponding fiscal year</w:t>
       </w:r>
     </w:p>
     <w:p>
@@ -3551,7 +4084,23 @@
           <w:szCs w:val="20"/>
         </w:rPr>
         <w:lastRenderedPageBreak/>
-        <w:t>Identify forecasted fiscal years: They system will identify the consecutive future fiscal years, starting from the current fiscal year (if not already included in the existing years) or the next fiscal year until the total of five fiscal periods is met</w:t>
+        <w:t xml:space="preserve">Identify forecasted fiscal years: </w:t>
+      </w:r>
+      <w:r>
+        <w:rPr>
+          <w:rFonts w:ascii="Verdana" w:hAnsi="Verdana" w:cs="Arial"/>
+          <w:sz w:val="20"/>
+          <w:szCs w:val="20"/>
+        </w:rPr>
+        <w:t>The</w:t>
+      </w:r>
+      <w:r>
+        <w:rPr>
+          <w:rFonts w:ascii="Verdana" w:hAnsi="Verdana" w:cs="Arial"/>
+          <w:sz w:val="20"/>
+          <w:szCs w:val="20"/>
+        </w:rPr>
+        <w:t xml:space="preserve"> system will identify the consecutive future fiscal years, starting from the current fiscal year (if not already included in the existing years) or the next fiscal year until the total of five fiscal periods is met</w:t>
       </w:r>
     </w:p>
     <w:p>
@@ -3661,7 +4210,31 @@
           <w:sz w:val="20"/>
           <w:szCs w:val="20"/>
         </w:rPr>
-        <w:t>The deployment of the updated load application system, incorporating the identified bug fixes and new functionality for dynamic financial data fields will follow a phased and validated approach to ensure stability, reliability, and data integrity</w:t>
+        <w:t>The deployment of the updated load application system, incorporating the identified bug fixes and new functionality for dynamic financial data fields</w:t>
+      </w:r>
+      <w:r>
+        <w:rPr>
+          <w:rFonts w:ascii="Verdana" w:hAnsi="Verdana" w:cs="Arial"/>
+          <w:sz w:val="20"/>
+          <w:szCs w:val="20"/>
+        </w:rPr>
+        <w:t>,</w:t>
+      </w:r>
+      <w:r>
+        <w:rPr>
+          <w:rFonts w:ascii="Verdana" w:hAnsi="Verdana" w:cs="Arial"/>
+          <w:sz w:val="20"/>
+          <w:szCs w:val="20"/>
+        </w:rPr>
+        <w:t xml:space="preserve"> will follow a phased and validated approach to ensure stability, reliability, and data integrity</w:t>
+      </w:r>
+      <w:r>
+        <w:rPr>
+          <w:rFonts w:ascii="Verdana" w:hAnsi="Verdana" w:cs="Arial"/>
+          <w:sz w:val="20"/>
+          <w:szCs w:val="20"/>
+        </w:rPr>
+        <w:t>.</w:t>
       </w:r>
     </w:p>
     <w:p>
@@ -3761,7 +4334,23 @@
           <w:sz w:val="20"/>
           <w:szCs w:val="20"/>
         </w:rPr>
-        <w:t>Completion Criteria: All newly developed or modified code passes its associated unit tests and developers confirm the bug fixes locally.</w:t>
+        <w:t>Completion Criteria: All newly developed or modified code passes its associated unit tests</w:t>
+      </w:r>
+      <w:r>
+        <w:rPr>
+          <w:rFonts w:ascii="Verdana" w:hAnsi="Verdana" w:cs="Arial"/>
+          <w:sz w:val="20"/>
+          <w:szCs w:val="20"/>
+        </w:rPr>
+        <w:t>,</w:t>
+      </w:r>
+      <w:r>
+        <w:rPr>
+          <w:rFonts w:ascii="Verdana" w:hAnsi="Verdana" w:cs="Arial"/>
+          <w:sz w:val="20"/>
+          <w:szCs w:val="20"/>
+        </w:rPr>
+        <w:t xml:space="preserve"> and developers confirm the bug fixes locally.</w:t>
       </w:r>
     </w:p>
     <w:p>
@@ -3807,7 +4396,23 @@
           <w:sz w:val="20"/>
           <w:szCs w:val="20"/>
         </w:rPr>
-        <w:t>Description: Once unit testing is complete, the updated components will be integrated into the broader application. The test team will then conduct comprehensive integration testing to ensure that all new and existing features interact correctly within the system. This includes end-to-end testing of the loan application workflow, specifically validating the dynamic display of financial fields, the associated data validation rules, and successful saving of data.</w:t>
+        <w:t xml:space="preserve">Description: Once unit testing is complete, the updated components will be integrated into the broader application. The test team will then conduct comprehensive integration testing to ensure that all new and existing features interact correctly within the system. This includes end-to-end testing of the loan application workflow, specifically validating the dynamic display of financial fields, the associated data validation rules, and </w:t>
+      </w:r>
+      <w:r>
+        <w:rPr>
+          <w:rFonts w:ascii="Verdana" w:hAnsi="Verdana" w:cs="Arial"/>
+          <w:sz w:val="20"/>
+          <w:szCs w:val="20"/>
+        </w:rPr>
+        <w:t xml:space="preserve">the </w:t>
+      </w:r>
+      <w:r>
+        <w:rPr>
+          <w:rFonts w:ascii="Verdana" w:hAnsi="Verdana" w:cs="Arial"/>
+          <w:sz w:val="20"/>
+          <w:szCs w:val="20"/>
+        </w:rPr>
+        <w:t>successful saving of data.</w:t>
       </w:r>
     </w:p>
     <w:p>
@@ -3854,23 +4459,31 @@
           <w:sz w:val="20"/>
           <w:szCs w:val="20"/>
         </w:rPr>
-        <w:t xml:space="preserve"> and </w:t>
-      </w:r>
-      <w:r>
-        <w:rPr>
-          <w:rFonts w:ascii="Verdana" w:hAnsi="Verdana" w:cs="Arial"/>
-          <w:sz w:val="20"/>
-          <w:szCs w:val="20"/>
-        </w:rPr>
-        <w:t>thorough</w:t>
-      </w:r>
-      <w:r>
-        <w:rPr>
-          <w:rFonts w:ascii="Verdana" w:hAnsi="Verdana" w:cs="Arial"/>
-          <w:sz w:val="20"/>
-          <w:szCs w:val="20"/>
-        </w:rPr>
-        <w:t xml:space="preserve"> assessment from a user perspective, ensuring that the application behaves as expected, is free from regressions and meets all functional requirements before being exposed to a broader audience.</w:t>
+        <w:t>, thorough assessment from a user perspective, ensuring that the application behaves as expected, is free of</w:t>
+      </w:r>
+      <w:r>
+        <w:rPr>
+          <w:rFonts w:ascii="Verdana" w:hAnsi="Verdana" w:cs="Arial"/>
+          <w:sz w:val="20"/>
+          <w:szCs w:val="20"/>
+        </w:rPr>
+        <w:t xml:space="preserve"> regressions</w:t>
+      </w:r>
+      <w:r>
+        <w:rPr>
+          <w:rFonts w:ascii="Verdana" w:hAnsi="Verdana" w:cs="Arial"/>
+          <w:sz w:val="20"/>
+          <w:szCs w:val="20"/>
+        </w:rPr>
+        <w:t>,</w:t>
+      </w:r>
+      <w:r>
+        <w:rPr>
+          <w:rFonts w:ascii="Verdana" w:hAnsi="Verdana" w:cs="Arial"/>
+          <w:sz w:val="20"/>
+          <w:szCs w:val="20"/>
+        </w:rPr>
+        <w:t xml:space="preserve"> and meets all functional requirements before being exposed to a broader audience.</w:t>
       </w:r>
     </w:p>
     <w:p>
@@ -3893,7 +4506,31 @@
           <w:sz w:val="20"/>
           <w:szCs w:val="20"/>
         </w:rPr>
-        <w:t>Completion criteria: all defined test cases for the updated features and existing critical paths pass successfully and no critical or high-priority defects are identified by the test team</w:t>
+        <w:t>Completion criteria: all defined test cases for the updated features and existing critical paths pass successfully</w:t>
+      </w:r>
+      <w:r>
+        <w:rPr>
+          <w:rFonts w:ascii="Verdana" w:hAnsi="Verdana" w:cs="Arial"/>
+          <w:sz w:val="20"/>
+          <w:szCs w:val="20"/>
+        </w:rPr>
+        <w:t>,</w:t>
+      </w:r>
+      <w:r>
+        <w:rPr>
+          <w:rFonts w:ascii="Verdana" w:hAnsi="Verdana" w:cs="Arial"/>
+          <w:sz w:val="20"/>
+          <w:szCs w:val="20"/>
+        </w:rPr>
+        <w:t xml:space="preserve"> and </w:t>
+      </w:r>
+      <w:r>
+        <w:rPr>
+          <w:rFonts w:ascii="Verdana" w:hAnsi="Verdana" w:cs="Arial"/>
+          <w:sz w:val="20"/>
+          <w:szCs w:val="20"/>
+        </w:rPr>
+        <w:t>the test team identifies no critical or high-priority defects</w:t>
       </w:r>
     </w:p>
     <w:p>
@@ -4071,7 +4708,23 @@
           <w:sz w:val="20"/>
           <w:szCs w:val="20"/>
         </w:rPr>
-        <w:t>Justification: This is the final step where the new functionality becomes available to all users. The preceding phases ensure that this deployment is executed with high confidence, minimizing disruption and ensuring a stable, high-quality application for the end-users.</w:t>
+        <w:t xml:space="preserve">Justification: This is the final step where the new functionality becomes available to all users. The preceding phases ensure </w:t>
+      </w:r>
+      <w:r>
+        <w:rPr>
+          <w:rFonts w:ascii="Verdana" w:hAnsi="Verdana" w:cs="Arial"/>
+          <w:sz w:val="20"/>
+          <w:szCs w:val="20"/>
+        </w:rPr>
+        <w:t>this deployment is executed with high confidence, minimizing disruption and delivering a stable, high-quality application to end users</w:t>
+      </w:r>
+      <w:r>
+        <w:rPr>
+          <w:rFonts w:ascii="Verdana" w:hAnsi="Verdana" w:cs="Arial"/>
+          <w:sz w:val="20"/>
+          <w:szCs w:val="20"/>
+        </w:rPr>
+        <w:t>.</w:t>
       </w:r>
     </w:p>
     <w:p>
@@ -4154,7 +4807,63 @@
           <w:sz w:val="20"/>
           <w:szCs w:val="20"/>
         </w:rPr>
-        <w:t>The development environment will include the developer’s windows 11 workstation. The developers use their preferred IDE which is either Visual studio enterprise or IntelliJ</w:t>
+        <w:t xml:space="preserve">The development environment will include the developer’s </w:t>
+      </w:r>
+      <w:r>
+        <w:rPr>
+          <w:rFonts w:ascii="Verdana" w:hAnsi="Verdana" w:cs="Arial"/>
+          <w:sz w:val="20"/>
+          <w:szCs w:val="20"/>
+        </w:rPr>
+        <w:t>Windows</w:t>
+      </w:r>
+      <w:r>
+        <w:rPr>
+          <w:rFonts w:ascii="Verdana" w:hAnsi="Verdana" w:cs="Arial"/>
+          <w:sz w:val="20"/>
+          <w:szCs w:val="20"/>
+        </w:rPr>
+        <w:t xml:space="preserve"> 11 workstation. The developers use their preferred IDE</w:t>
+      </w:r>
+      <w:r>
+        <w:rPr>
+          <w:rFonts w:ascii="Verdana" w:hAnsi="Verdana" w:cs="Arial"/>
+          <w:sz w:val="20"/>
+          <w:szCs w:val="20"/>
+        </w:rPr>
+        <w:t>,</w:t>
+      </w:r>
+      <w:r>
+        <w:rPr>
+          <w:rFonts w:ascii="Verdana" w:hAnsi="Verdana" w:cs="Arial"/>
+          <w:sz w:val="20"/>
+          <w:szCs w:val="20"/>
+        </w:rPr>
+        <w:t xml:space="preserve"> which is either Visual </w:t>
+      </w:r>
+      <w:r>
+        <w:rPr>
+          <w:rFonts w:ascii="Verdana" w:hAnsi="Verdana" w:cs="Arial"/>
+          <w:sz w:val="20"/>
+          <w:szCs w:val="20"/>
+        </w:rPr>
+        <w:t>Studio Enterprise</w:t>
+      </w:r>
+      <w:r>
+        <w:rPr>
+          <w:rFonts w:ascii="Verdana" w:hAnsi="Verdana" w:cs="Arial"/>
+          <w:sz w:val="20"/>
+          <w:szCs w:val="20"/>
+        </w:rPr>
+        <w:t xml:space="preserve"> or IntelliJ</w:t>
+      </w:r>
+      <w:r>
+        <w:rPr>
+          <w:rFonts w:ascii="Verdana" w:hAnsi="Verdana" w:cs="Arial"/>
+          <w:sz w:val="20"/>
+          <w:szCs w:val="20"/>
+        </w:rPr>
+        <w:t>.</w:t>
       </w:r>
     </w:p>
     <w:p>
@@ -4210,7 +4919,23 @@
           <w:sz w:val="20"/>
           <w:szCs w:val="20"/>
         </w:rPr>
-        <w:t>Purpose: Each developer will utilize a dedicated workstation running Windows 11 Professional. This operating system provides a stable and widely supported platform that is compatible with all necessary development tools, frameworks, and libraries required for the project. Windows 11 offers native support for various development technologies, ensuring a consistent and productive environment for all team members.</w:t>
+        <w:t>Purpose: Each developer will utilize a dedicated workstation running Windows 11 Professional. This operating system provides a stable</w:t>
+      </w:r>
+      <w:r>
+        <w:rPr>
+          <w:rFonts w:ascii="Verdana" w:hAnsi="Verdana" w:cs="Arial"/>
+          <w:sz w:val="20"/>
+          <w:szCs w:val="20"/>
+        </w:rPr>
+        <w:t xml:space="preserve">, widely supported platform compatible with all necessary development tools, frameworks, and libraries </w:t>
+      </w:r>
+      <w:r>
+        <w:rPr>
+          <w:rFonts w:ascii="Verdana" w:hAnsi="Verdana" w:cs="Arial"/>
+          <w:sz w:val="20"/>
+          <w:szCs w:val="20"/>
+        </w:rPr>
+        <w:t>for the project. Windows 11 offers native support for various development technologies, ensuring a consistent and productive environment for all team members.</w:t>
       </w:r>
     </w:p>
     <w:p>
@@ -4541,7 +5266,23 @@
           <w:sz w:val="20"/>
           <w:szCs w:val="20"/>
         </w:rPr>
-        <w:t>IntelliJ IDEA Ultimate (For Java based development)</w:t>
+        <w:t xml:space="preserve">IntelliJ IDEA Ultimate (For </w:t>
+      </w:r>
+      <w:r>
+        <w:rPr>
+          <w:rFonts w:ascii="Verdana" w:hAnsi="Verdana" w:cs="Arial"/>
+          <w:sz w:val="20"/>
+          <w:szCs w:val="20"/>
+        </w:rPr>
+        <w:t>Java-based</w:t>
+      </w:r>
+      <w:r>
+        <w:rPr>
+          <w:rFonts w:ascii="Verdana" w:hAnsi="Verdana" w:cs="Arial"/>
+          <w:sz w:val="20"/>
+          <w:szCs w:val="20"/>
+        </w:rPr>
+        <w:t xml:space="preserve"> development)</w:t>
       </w:r>
     </w:p>
     <w:p>
@@ -4986,7 +5727,39 @@
           <w:sz w:val="20"/>
           <w:szCs w:val="20"/>
         </w:rPr>
-        <w:t xml:space="preserve"> and Integration Testing and QA Validation phases align perfectly with Agile's focus on quick iterations. Bug fixes, once confirmed through these internal tests, can be prepared for release rapidly, enabling </w:t>
+        <w:t>, Integration Testing,</w:t>
+      </w:r>
+      <w:r>
+        <w:rPr>
+          <w:rFonts w:ascii="Verdana" w:hAnsi="Verdana" w:cs="Arial"/>
+          <w:sz w:val="20"/>
+          <w:szCs w:val="20"/>
+        </w:rPr>
+        <w:t xml:space="preserve"> and QA Validation phases align perfectly with Agile's focus on quick iterations. Bug fixes, once confirmed through these internal tests, can be </w:t>
+      </w:r>
+      <w:r>
+        <w:rPr>
+          <w:rFonts w:ascii="Verdana" w:hAnsi="Verdana" w:cs="Arial"/>
+          <w:sz w:val="20"/>
+          <w:szCs w:val="20"/>
+        </w:rPr>
+        <w:t>released</w:t>
+      </w:r>
+      <w:r>
+        <w:rPr>
+          <w:rFonts w:ascii="Verdana" w:hAnsi="Verdana" w:cs="Arial"/>
+          <w:sz w:val="20"/>
+          <w:szCs w:val="20"/>
+        </w:rPr>
+        <w:t xml:space="preserve"> </w:t>
+      </w:r>
+      <w:r>
+        <w:rPr>
+          <w:rFonts w:ascii="Verdana" w:hAnsi="Verdana" w:cs="Arial"/>
+          <w:sz w:val="20"/>
+          <w:szCs w:val="20"/>
+        </w:rPr>
+        <w:t xml:space="preserve">quickly, enabling rapid bugfix </w:t>
       </w:r>
       <w:r>
         <w:rPr>
@@ -4995,7 +5768,15 @@
           <w:szCs w:val="20"/>
         </w:rPr>
         <w:lastRenderedPageBreak/>
-        <w:t>quick releases of bugfix applications as initially stated. This minimizes the impact of critical issues on end-users.</w:t>
+        <w:t>releases</w:t>
+      </w:r>
+      <w:r>
+        <w:rPr>
+          <w:rFonts w:ascii="Verdana" w:hAnsi="Verdana" w:cs="Arial"/>
+          <w:sz w:val="20"/>
+          <w:szCs w:val="20"/>
+        </w:rPr>
+        <w:t xml:space="preserve"> as initially stated. This minimizes the impact of critical issues on end-users.</w:t>
       </w:r>
     </w:p>
     <w:p>
@@ -5041,7 +5822,23 @@
           <w:sz w:val="20"/>
           <w:szCs w:val="20"/>
         </w:rPr>
-        <w:t>Risk Mitigation: By deploying smaller, well-tested increments, the risk associated with each deployment is significantly reduced compared to a single, large-scale release. If an issue arises, its scope is contained and easier to diagnose and fix.</w:t>
+        <w:t>Risk Mitigation: By deploying smaller, well-tested increments, the risk associated with each deployment is significantly reduced compared to a single, large-scale release. If an issue arises, its scope is contained</w:t>
+      </w:r>
+      <w:r>
+        <w:rPr>
+          <w:rFonts w:ascii="Verdana" w:hAnsi="Verdana" w:cs="Arial"/>
+          <w:sz w:val="20"/>
+          <w:szCs w:val="20"/>
+        </w:rPr>
+        <w:t>, making it</w:t>
+      </w:r>
+      <w:r>
+        <w:rPr>
+          <w:rFonts w:ascii="Verdana" w:hAnsi="Verdana" w:cs="Arial"/>
+          <w:sz w:val="20"/>
+          <w:szCs w:val="20"/>
+        </w:rPr>
+        <w:t xml:space="preserve"> easier to diagnose and fix.</w:t>
       </w:r>
     </w:p>
     <w:p>
@@ -5110,7 +5907,23 @@
           <w:sz w:val="20"/>
           <w:szCs w:val="20"/>
         </w:rPr>
-        <w:t>Responsiveness to Change: Unlike traditional Waterfall methodologies, which follow a linear, sequential path with little room for change once a phase is complete, Agile embraces change. For an application that requires frequent bug fixes and potential adjustments to business logic (like loan application rules), the flexibility of Agile is paramount. Waterfall would lead to significant delays and costs if requirements shifted mid-project.</w:t>
+        <w:t xml:space="preserve">Responsiveness to Change: Unlike traditional Waterfall methodologies, which follow a linear, sequential path with little room for change once a phase is complete, Agile embraces change. For an application that requires frequent bug fixes and potential adjustments to business logic (like loan application rules), the flexibility of Agile is paramount. </w:t>
+      </w:r>
+      <w:r>
+        <w:rPr>
+          <w:rFonts w:ascii="Verdana" w:hAnsi="Verdana" w:cs="Arial"/>
+          <w:sz w:val="20"/>
+          <w:szCs w:val="20"/>
+        </w:rPr>
+        <w:t>A waterfall approach</w:t>
+      </w:r>
+      <w:r>
+        <w:rPr>
+          <w:rFonts w:ascii="Verdana" w:hAnsi="Verdana" w:cs="Arial"/>
+          <w:sz w:val="20"/>
+          <w:szCs w:val="20"/>
+        </w:rPr>
+        <w:t xml:space="preserve"> would lead to significant delays and costs if requirements shifted mid-project.</w:t>
       </w:r>
     </w:p>
     <w:p>
@@ -5156,23 +5969,7 @@
           <w:sz w:val="20"/>
           <w:szCs w:val="20"/>
         </w:rPr>
-        <w:t xml:space="preserve">Enhanced Collaboration and Feedback: Agile methodologies, particularly Scrum, promote continuous collaboration between developers, QA, and business stakeholders. This constant communication and feedback loop </w:t>
-      </w:r>
-      <w:r>
-        <w:rPr>
-          <w:rFonts w:ascii="Verdana" w:hAnsi="Verdana" w:cs="Arial"/>
-          <w:sz w:val="20"/>
-          <w:szCs w:val="20"/>
-        </w:rPr>
-        <w:t>ensures</w:t>
-      </w:r>
-      <w:r>
-        <w:rPr>
-          <w:rFonts w:ascii="Verdana" w:hAnsi="Verdana" w:cs="Arial"/>
-          <w:sz w:val="20"/>
-          <w:szCs w:val="20"/>
-        </w:rPr>
-        <w:t xml:space="preserve"> that the development team is building the </w:t>
+        <w:t xml:space="preserve">Enhanced Collaboration and Feedback: Agile methodologies, particularly Scrum, promote continuous collaboration between developers, QA, and business stakeholders. This constant communication and feedback loop ensures that the development team is building the </w:t>
       </w:r>
       <w:r>
         <w:rPr>
@@ -5204,7 +6001,7 @@
           <w:sz w:val="20"/>
           <w:szCs w:val="20"/>
         </w:rPr>
-        <w:t xml:space="preserve"> product and that the end result aligns closely with user expectations and business objectives. In contrast, Waterfall often involves lengthy documentation and less frequent interaction, leading to potential misunderstandings and misaligned outcomes.</w:t>
+        <w:t xml:space="preserve"> product and that the result aligns closely with user expectations and business objectives. In contrast, Waterfall often involves lengthy documentation and less frequent interaction, leading to potential misunderstandings and misaligned outcomes.</w:t>
       </w:r>
     </w:p>
     <w:p>
@@ -8057,6 +8854,7 @@
   <w:style w:type="character" w:default="1" w:styleId="DefaultParagraphFont">
     <w:name w:val="Default Paragraph Font"/>
     <w:uiPriority w:val="1"/>
+    <w:semiHidden/>
     <w:unhideWhenUsed/>
   </w:style>
   <w:style w:type="table" w:default="1" w:styleId="TableNormal">
@@ -8562,6 +9360,15 @@
 </file>
 
 <file path=customXml/item3.xml><?xml version="1.0" encoding="utf-8"?>
+<?mso-contentType ?>
+<FormTemplates xmlns="http://schemas.microsoft.com/sharepoint/v3/contenttype/forms">
+  <Display>DocumentLibraryForm</Display>
+  <Edit>DocumentLibraryForm</Edit>
+  <New>DocumentLibraryForm</New>
+</FormTemplates>
+</file>
+
+<file path=customXml/item4.xml><?xml version="1.0" encoding="utf-8"?>
 <ct:contentTypeSchema xmlns:ct="http://schemas.microsoft.com/office/2006/metadata/contentType" xmlns:ma="http://schemas.microsoft.com/office/2006/metadata/properties/metaAttributes" ct:_="" ma:_="" ma:contentTypeName="Document" ma:contentTypeID="0x010100C39F2A75005F2D43B30369DAED2CCB1C" ma:contentTypeVersion="45" ma:contentTypeDescription="Create a new document." ma:contentTypeScope="" ma:versionID="1b9fdb374581140854a9d0518901e886">
   <xsd:schema xmlns:xsd="http://www.w3.org/2001/XMLSchema" xmlns:xs="http://www.w3.org/2001/XMLSchema" xmlns:p="http://schemas.microsoft.com/office/2006/metadata/properties" xmlns:ns1="http://schemas.microsoft.com/sharepoint/v3" xmlns:ns2="0feec74c-ecc7-44c3-9c64-3623cf89ed41" xmlns:ns3="1f707338-ea0f-4fe5-baee-59b996692b22" targetNamespace="http://schemas.microsoft.com/office/2006/metadata/properties" ma:root="true" ma:fieldsID="d4e90b57406cfd253bd268c9429fcd51" ns1:_="" ns2:_="" ns3:_="">
     <xsd:import namespace="http://schemas.microsoft.com/sharepoint/v3"/>
@@ -9033,15 +9840,6 @@
 </ct:contentTypeSchema>
 </file>
 
-<file path=customXml/item4.xml><?xml version="1.0" encoding="utf-8"?>
-<?mso-contentType ?>
-<FormTemplates xmlns="http://schemas.microsoft.com/sharepoint/v3/contenttype/forms">
-  <Display>DocumentLibraryForm</Display>
-  <Edit>DocumentLibraryForm</Edit>
-  <New>DocumentLibraryForm</New>
-</FormTemplates>
-</file>
-
 <file path=customXml/itemProps1.xml><?xml version="1.0" encoding="utf-8"?>
 <ds:datastoreItem xmlns:ds="http://schemas.openxmlformats.org/officeDocument/2006/customXml" ds:itemID="{55AF091B-3C7A-41E3-B477-F2FDAA23CFDA}">
   <ds:schemaRefs>
@@ -9063,6 +9861,14 @@
 </file>
 
 <file path=customXml/itemProps3.xml><?xml version="1.0" encoding="utf-8"?>
+<ds:datastoreItem xmlns:ds="http://schemas.openxmlformats.org/officeDocument/2006/customXml" ds:itemID="{C6552677-A95B-4093-849B-B6AED615DA4B}">
+  <ds:schemaRefs>
+    <ds:schemaRef ds:uri="http://schemas.microsoft.com/sharepoint/v3/contenttype/forms"/>
+  </ds:schemaRefs>
+</ds:datastoreItem>
+</file>
+
+<file path=customXml/itemProps4.xml><?xml version="1.0" encoding="utf-8"?>
 <ds:datastoreItem xmlns:ds="http://schemas.openxmlformats.org/officeDocument/2006/customXml" ds:itemID="{A5D04F1A-573F-4449-9B26-6F35AD920F9A}">
   <ds:schemaRefs>
     <ds:schemaRef ds:uri="http://schemas.microsoft.com/office/2006/metadata/contentType"/>
@@ -9082,14 +9888,6 @@
 </ds:datastoreItem>
 </file>
 
-<file path=customXml/itemProps4.xml><?xml version="1.0" encoding="utf-8"?>
-<ds:datastoreItem xmlns:ds="http://schemas.openxmlformats.org/officeDocument/2006/customXml" ds:itemID="{C6552677-A95B-4093-849B-B6AED615DA4B}">
-  <ds:schemaRefs>
-    <ds:schemaRef ds:uri="http://schemas.microsoft.com/sharepoint/v3/contenttype/forms"/>
-  </ds:schemaRefs>
-</ds:datastoreItem>
-</file>
-
 <file path=docMetadata/LabelInfo.xml><?xml version="1.0" encoding="utf-8"?>
 <clbl:labelList xmlns:clbl="http://schemas.microsoft.com/office/2020/mipLabelMetadata">
   <clbl:label id="{9d258917-277f-42cd-a3cd-14c4e9ee58bc}" enabled="1" method="Standard" siteId="{38ae3bcd-9579-4fd4-adda-b42e1495d55a}" contentBits="0" removed="0"/>

--- a/Task1.docx
+++ b/Task1.docx
@@ -149,33 +149,115 @@
       </w:r>
     </w:p>
     <w:p>
-      <w:r>
-        <w:t>The loan application logic incorrectly requests the first five fiscal years of financial data rather than the five most recent fiscal years</w:t>
-      </w:r>
-      <w:r>
-        <w:t>.</w:t>
-      </w:r>
-      <w:r>
-        <w:t xml:space="preserve"> The </w:t>
-      </w:r>
-      <w:r>
-        <w:t>application's</w:t>
-      </w:r>
-      <w:r>
-        <w:t xml:space="preserve"> functionality is fully functional unless the business is less than 5 years old.</w:t>
-      </w:r>
-      <w:r>
-        <w:t xml:space="preserve"> For example, if a business older than 5 years applies for a loan, the application will be successful and sent to the appropriate parties for approval. However, if the business is less than 5 years old, the application requests the first 5 years of fiscal financial data. This is incorrect because a business that has existed for less than 5 years does not have 5 fiscal years of financial data.</w:t>
-      </w:r>
-    </w:p>
-    <w:p>
-      <w:pPr>
-        <w:spacing w:after="0" w:line="240" w:lineRule="auto"/>
-        <w:rPr>
-          <w:rFonts w:ascii="Verdana" w:hAnsi="Verdana" w:cs="Arial"/>
-          <w:sz w:val="20"/>
-          <w:szCs w:val="20"/>
-        </w:rPr>
+      <w:pPr>
+        <w:pStyle w:val="ListParagraph"/>
+        <w:numPr>
+          <w:ilvl w:val="0"/>
+          <w:numId w:val="20"/>
+        </w:numPr>
+        <w:spacing w:after="0" w:line="240" w:lineRule="auto"/>
+      </w:pPr>
+      <w:r>
+        <w:t>The current loan application system exhibits a critical defect in its financial data submission section, specifically concerning the fiscal years for which financial data is requested. The core issue is that the application's logic incorrectly requests financial data for the first five fiscal years of a business's operation, rather than the five most recent complete fiscal years, which is the intended requirement for accurate financial assessment.</w:t>
+      </w:r>
+    </w:p>
+    <w:p>
+      <w:pPr>
+        <w:pStyle w:val="ListParagraph"/>
+        <w:numPr>
+          <w:ilvl w:val="1"/>
+          <w:numId w:val="20"/>
+        </w:numPr>
+        <w:spacing w:after="0" w:line="240" w:lineRule="auto"/>
+      </w:pPr>
+      <w:r>
+        <w:t>Scenario 1: Businesses Older Than Five Years (Incorrect Data Request)</w:t>
+      </w:r>
+    </w:p>
+    <w:p>
+      <w:pPr>
+        <w:pStyle w:val="ListParagraph"/>
+        <w:numPr>
+          <w:ilvl w:val="2"/>
+          <w:numId w:val="20"/>
+        </w:numPr>
+        <w:spacing w:after="0" w:line="240" w:lineRule="auto"/>
+      </w:pPr>
+      <w:r>
+        <w:t>Current Functionality (Error): For businesses that have been operating for more than five years, the application currently prompts users to enter financial data for their initial five fiscal years (e.g., if a business started in 2000, it asks for 2000-2004 data).</w:t>
+      </w:r>
+    </w:p>
+    <w:p>
+      <w:pPr>
+        <w:pStyle w:val="ListParagraph"/>
+        <w:numPr>
+          <w:ilvl w:val="2"/>
+          <w:numId w:val="20"/>
+        </w:numPr>
+        <w:spacing w:after="0" w:line="240" w:lineRule="auto"/>
+      </w:pPr>
+      <w:r>
+        <w:t>Impact: While the application can technically be submitted with this data, the financial information collected is outdated and irrelevant for current loan assessment purposes. This results in the collection of incorrect and unusable data by the lending institution, necessitating manual intervention or re-submission, thereby hindering the loan approval process. The system appears functional in terms of submission, but the data gathered is fundamentally flawed against business requirements.</w:t>
+      </w:r>
+    </w:p>
+    <w:p>
+      <w:pPr>
+        <w:pStyle w:val="ListParagraph"/>
+        <w:numPr>
+          <w:ilvl w:val="1"/>
+          <w:numId w:val="20"/>
+        </w:numPr>
+        <w:spacing w:after="0" w:line="240" w:lineRule="auto"/>
+      </w:pPr>
+      <w:r>
+        <w:t>Scenario 2: Businesses Less Than Five Years Old (Incomplete/Impossible Request)</w:t>
+      </w:r>
+    </w:p>
+    <w:p>
+      <w:pPr>
+        <w:pStyle w:val="ListParagraph"/>
+        <w:numPr>
+          <w:ilvl w:val="2"/>
+          <w:numId w:val="20"/>
+        </w:numPr>
+        <w:spacing w:after="0" w:line="240" w:lineRule="auto"/>
+      </w:pPr>
+      <w:r>
+        <w:t>Current Functionality (Error): For businesses that have been operating for less than five years, the application still attempts to request data for "the first five fiscal years." This leads to an impossible or nonsensical request, as the business simply does not have five full fiscal years of historical data to provide. For example, a business established in 2023 would be asked for data from 2023, 2024, 2025, 2026, and 2027, even though only 2023 and 2024 might be complete, and the latter years are future forecasts, not historical data.</w:t>
+      </w:r>
+    </w:p>
+    <w:p>
+      <w:pPr>
+        <w:pStyle w:val="ListParagraph"/>
+        <w:numPr>
+          <w:ilvl w:val="2"/>
+          <w:numId w:val="20"/>
+        </w:numPr>
+        <w:spacing w:after="0" w:line="240" w:lineRule="auto"/>
+      </w:pPr>
+      <w:r>
+        <w:t>Impact: This scenario directly prevents users from completing the application accurately. Users are either forced to enter placeholder data for non-existent years (leading to invalid submissions) or are blocked from proceeding, resulting in a critical usability barrier and application abandonmen</w:t>
+      </w:r>
+      <w:r>
+        <w:t>t.</w:t>
+      </w:r>
+    </w:p>
+    <w:p>
+      <w:pPr>
+        <w:pStyle w:val="ListParagraph"/>
+        <w:numPr>
+          <w:ilvl w:val="0"/>
+          <w:numId w:val="20"/>
+        </w:numPr>
+        <w:spacing w:after="0" w:line="240" w:lineRule="auto"/>
+      </w:pPr>
+      <w:r>
+        <w:t>In summary, the application's current logic for determining required financial data fields is erroneous across all business ages, leading to either the collection of irrelevant data or an inability to complete the application, directly impacting the efficiency and accuracy of the loan origination process.</w:t>
+      </w:r>
+    </w:p>
+    <w:p>
+      <w:pPr>
+        <w:spacing w:after="0" w:line="240" w:lineRule="auto"/>
       </w:pPr>
     </w:p>
     <w:p>
@@ -235,6 +317,7 @@
           <w:sz w:val="20"/>
           <w:szCs w:val="20"/>
         </w:rPr>
+        <w:lastRenderedPageBreak/>
         <w:t>Conditional data presentation (in case of an established business): if a business was started more than five years ago, the application shall present the user with fields to input historical financial data for the five most recent fiscal years.</w:t>
       </w:r>
     </w:p>
@@ -559,8 +642,16 @@
           <w:sz w:val="20"/>
           <w:szCs w:val="20"/>
         </w:rPr>
-        <w:lastRenderedPageBreak/>
-        <w:t>Implementing new features could be included in fixing the bug or bugs in question</w:t>
+        <w:t xml:space="preserve">Implementing new features could be included in fixing the bug or bugs in </w:t>
+      </w:r>
+      <w:proofErr w:type="gramStart"/>
+      <w:r>
+        <w:rPr>
+          <w:rFonts w:ascii="Verdana" w:hAnsi="Verdana" w:cs="Arial"/>
+          <w:sz w:val="20"/>
+          <w:szCs w:val="20"/>
+        </w:rPr>
+        <w:t>question</w:t>
       </w:r>
       <w:r>
         <w:rPr>
@@ -576,7 +667,16 @@
           <w:sz w:val="20"/>
           <w:szCs w:val="20"/>
         </w:rPr>
-        <w:t xml:space="preserve"> but would be out of scope because it would not fix the bug or bugs the ticket refers to. New features can be requested using the appropriate channels.</w:t>
+        <w:t xml:space="preserve"> but</w:t>
+      </w:r>
+      <w:proofErr w:type="gramEnd"/>
+      <w:r>
+        <w:rPr>
+          <w:rFonts w:ascii="Verdana" w:hAnsi="Verdana" w:cs="Arial"/>
+          <w:sz w:val="20"/>
+          <w:szCs w:val="20"/>
+        </w:rPr>
+        <w:t xml:space="preserve"> would be out of scope because it would not fix the bug or bugs the ticket refers to. New features can be requested using the appropriate channels.</w:t>
       </w:r>
     </w:p>
     <w:p>
@@ -1692,13 +1792,23 @@
           <w:szCs w:val="20"/>
         </w:rPr>
       </w:pPr>
-      <w:r>
-        <w:rPr>
-          <w:rFonts w:ascii="Verdana" w:hAnsi="Verdana" w:cs="Arial"/>
-          <w:sz w:val="20"/>
-          <w:szCs w:val="20"/>
-        </w:rPr>
-        <w:t xml:space="preserve">Financial_data_form: The main container for the financial data section. I will control the display of individual fiscal year input fields. </w:t>
+      <w:proofErr w:type="spellStart"/>
+      <w:r>
+        <w:rPr>
+          <w:rFonts w:ascii="Verdana" w:hAnsi="Verdana" w:cs="Arial"/>
+          <w:sz w:val="20"/>
+          <w:szCs w:val="20"/>
+        </w:rPr>
+        <w:t>Financial_data_form</w:t>
+      </w:r>
+      <w:proofErr w:type="spellEnd"/>
+      <w:r>
+        <w:rPr>
+          <w:rFonts w:ascii="Verdana" w:hAnsi="Verdana" w:cs="Arial"/>
+          <w:sz w:val="20"/>
+          <w:szCs w:val="20"/>
+        </w:rPr>
+        <w:t xml:space="preserve">: The main container for the financial data section. I will control the display of individual fiscal year input fields. </w:t>
       </w:r>
     </w:p>
     <w:p>
@@ -1715,13 +1825,23 @@
           <w:szCs w:val="20"/>
         </w:rPr>
       </w:pPr>
-      <w:r>
-        <w:rPr>
-          <w:rFonts w:ascii="Verdana" w:hAnsi="Verdana" w:cs="Arial"/>
-          <w:sz w:val="20"/>
-          <w:szCs w:val="20"/>
-        </w:rPr>
-        <w:t xml:space="preserve">Fiscal_year_input_field: A </w:t>
+      <w:proofErr w:type="spellStart"/>
+      <w:r>
+        <w:rPr>
+          <w:rFonts w:ascii="Verdana" w:hAnsi="Verdana" w:cs="Arial"/>
+          <w:sz w:val="20"/>
+          <w:szCs w:val="20"/>
+        </w:rPr>
+        <w:t>Fiscal_year_input_field</w:t>
+      </w:r>
+      <w:proofErr w:type="spellEnd"/>
+      <w:r>
+        <w:rPr>
+          <w:rFonts w:ascii="Verdana" w:hAnsi="Verdana" w:cs="Arial"/>
+          <w:sz w:val="20"/>
+          <w:szCs w:val="20"/>
+        </w:rPr>
+        <w:t xml:space="preserve">: A </w:t>
       </w:r>
       <w:r>
         <w:rPr>
@@ -1978,13 +2098,59 @@
           <w:szCs w:val="20"/>
         </w:rPr>
       </w:pPr>
-      <w:r>
-        <w:rPr>
-          <w:rFonts w:ascii="Verdana" w:hAnsi="Verdana" w:cs="Arial"/>
-          <w:sz w:val="20"/>
-          <w:szCs w:val="20"/>
-        </w:rPr>
-        <w:t xml:space="preserve">Loan_applicaion_controller and financial_data_presenter: This coordinates the financial_data_form. It will detect changes in the business establishment date, trigger the logic to determine fiscal years, and manage the submission of financial </w:t>
+      <w:proofErr w:type="spellStart"/>
+      <w:r>
+        <w:rPr>
+          <w:rFonts w:ascii="Verdana" w:hAnsi="Verdana" w:cs="Arial"/>
+          <w:sz w:val="20"/>
+          <w:szCs w:val="20"/>
+        </w:rPr>
+        <w:t>Loan_applicaion_controller</w:t>
+      </w:r>
+      <w:proofErr w:type="spellEnd"/>
+      <w:r>
+        <w:rPr>
+          <w:rFonts w:ascii="Verdana" w:hAnsi="Verdana" w:cs="Arial"/>
+          <w:sz w:val="20"/>
+          <w:szCs w:val="20"/>
+        </w:rPr>
+        <w:t xml:space="preserve"> and </w:t>
+      </w:r>
+      <w:proofErr w:type="spellStart"/>
+      <w:r>
+        <w:rPr>
+          <w:rFonts w:ascii="Verdana" w:hAnsi="Verdana" w:cs="Arial"/>
+          <w:sz w:val="20"/>
+          <w:szCs w:val="20"/>
+        </w:rPr>
+        <w:t>financial_data_presenter</w:t>
+      </w:r>
+      <w:proofErr w:type="spellEnd"/>
+      <w:r>
+        <w:rPr>
+          <w:rFonts w:ascii="Verdana" w:hAnsi="Verdana" w:cs="Arial"/>
+          <w:sz w:val="20"/>
+          <w:szCs w:val="20"/>
+        </w:rPr>
+        <w:t xml:space="preserve">: This coordinates the </w:t>
+      </w:r>
+      <w:proofErr w:type="spellStart"/>
+      <w:r>
+        <w:rPr>
+          <w:rFonts w:ascii="Verdana" w:hAnsi="Verdana" w:cs="Arial"/>
+          <w:sz w:val="20"/>
+          <w:szCs w:val="20"/>
+        </w:rPr>
+        <w:t>financial_data_form</w:t>
+      </w:r>
+      <w:proofErr w:type="spellEnd"/>
+      <w:r>
+        <w:rPr>
+          <w:rFonts w:ascii="Verdana" w:hAnsi="Verdana" w:cs="Arial"/>
+          <w:sz w:val="20"/>
+          <w:szCs w:val="20"/>
+        </w:rPr>
+        <w:t xml:space="preserve">. It will detect changes in the business establishment date, trigger the logic to determine fiscal years, and manage the submission of financial </w:t>
       </w:r>
       <w:r>
         <w:rPr>
@@ -2061,7 +2227,25 @@
           <w:sz w:val="20"/>
           <w:szCs w:val="20"/>
         </w:rPr>
-        <w:t>Calling the financial_data_service to get the correct fiscal year structure</w:t>
+        <w:t xml:space="preserve">Calling the </w:t>
+      </w:r>
+      <w:proofErr w:type="spellStart"/>
+      <w:r>
+        <w:rPr>
+          <w:rFonts w:ascii="Verdana" w:hAnsi="Verdana" w:cs="Arial"/>
+          <w:sz w:val="20"/>
+          <w:szCs w:val="20"/>
+        </w:rPr>
+        <w:t>financial_data_service</w:t>
+      </w:r>
+      <w:proofErr w:type="spellEnd"/>
+      <w:r>
+        <w:rPr>
+          <w:rFonts w:ascii="Verdana" w:hAnsi="Verdana" w:cs="Arial"/>
+          <w:sz w:val="20"/>
+          <w:szCs w:val="20"/>
+        </w:rPr>
+        <w:t xml:space="preserve"> to get the correct fiscal year structure</w:t>
       </w:r>
     </w:p>
     <w:p>
@@ -2084,7 +2268,43 @@
           <w:sz w:val="20"/>
           <w:szCs w:val="20"/>
         </w:rPr>
-        <w:t>Updating the financial_data_form to display the correct fiscal_year_input_field components</w:t>
+        <w:t xml:space="preserve">Updating the </w:t>
+      </w:r>
+      <w:proofErr w:type="spellStart"/>
+      <w:r>
+        <w:rPr>
+          <w:rFonts w:ascii="Verdana" w:hAnsi="Verdana" w:cs="Arial"/>
+          <w:sz w:val="20"/>
+          <w:szCs w:val="20"/>
+        </w:rPr>
+        <w:t>financial_data_form</w:t>
+      </w:r>
+      <w:proofErr w:type="spellEnd"/>
+      <w:r>
+        <w:rPr>
+          <w:rFonts w:ascii="Verdana" w:hAnsi="Verdana" w:cs="Arial"/>
+          <w:sz w:val="20"/>
+          <w:szCs w:val="20"/>
+        </w:rPr>
+        <w:t xml:space="preserve"> to display the correct </w:t>
+      </w:r>
+      <w:proofErr w:type="spellStart"/>
+      <w:r>
+        <w:rPr>
+          <w:rFonts w:ascii="Verdana" w:hAnsi="Verdana" w:cs="Arial"/>
+          <w:sz w:val="20"/>
+          <w:szCs w:val="20"/>
+        </w:rPr>
+        <w:t>fiscal_year_input_field</w:t>
+      </w:r>
+      <w:proofErr w:type="spellEnd"/>
+      <w:r>
+        <w:rPr>
+          <w:rFonts w:ascii="Verdana" w:hAnsi="Verdana" w:cs="Arial"/>
+          <w:sz w:val="20"/>
+          <w:szCs w:val="20"/>
+        </w:rPr>
+        <w:t xml:space="preserve"> components</w:t>
       </w:r>
     </w:p>
     <w:p>
@@ -2107,7 +2327,25 @@
           <w:sz w:val="20"/>
           <w:szCs w:val="20"/>
         </w:rPr>
-        <w:t>Aggregating data from all fiscal_year_input_field components from the backend</w:t>
+        <w:t xml:space="preserve">Aggregating data from all </w:t>
+      </w:r>
+      <w:proofErr w:type="spellStart"/>
+      <w:r>
+        <w:rPr>
+          <w:rFonts w:ascii="Verdana" w:hAnsi="Verdana" w:cs="Arial"/>
+          <w:sz w:val="20"/>
+          <w:szCs w:val="20"/>
+        </w:rPr>
+        <w:t>fiscal_year_input_field</w:t>
+      </w:r>
+      <w:proofErr w:type="spellEnd"/>
+      <w:r>
+        <w:rPr>
+          <w:rFonts w:ascii="Verdana" w:hAnsi="Verdana" w:cs="Arial"/>
+          <w:sz w:val="20"/>
+          <w:szCs w:val="20"/>
+        </w:rPr>
+        <w:t xml:space="preserve"> components from the backend</w:t>
       </w:r>
     </w:p>
     <w:p>
@@ -2233,13 +2471,41 @@
           <w:szCs w:val="20"/>
         </w:rPr>
       </w:pPr>
-      <w:r>
-        <w:rPr>
-          <w:rFonts w:ascii="Verdana" w:hAnsi="Verdana" w:cs="Arial"/>
-          <w:sz w:val="20"/>
-          <w:szCs w:val="20"/>
-        </w:rPr>
-        <w:t xml:space="preserve">Date_utility: contains functions for calculating the </w:t>
+      <w:proofErr w:type="spellStart"/>
+      <w:r>
+        <w:rPr>
+          <w:rFonts w:ascii="Verdana" w:hAnsi="Verdana" w:cs="Arial"/>
+          <w:sz w:val="20"/>
+          <w:szCs w:val="20"/>
+        </w:rPr>
+        <w:t>Date_</w:t>
+      </w:r>
+      <w:proofErr w:type="gramStart"/>
+      <w:r>
+        <w:rPr>
+          <w:rFonts w:ascii="Verdana" w:hAnsi="Verdana" w:cs="Arial"/>
+          <w:sz w:val="20"/>
+          <w:szCs w:val="20"/>
+        </w:rPr>
+        <w:t>utility</w:t>
+      </w:r>
+      <w:proofErr w:type="spellEnd"/>
+      <w:r>
+        <w:rPr>
+          <w:rFonts w:ascii="Verdana" w:hAnsi="Verdana" w:cs="Arial"/>
+          <w:sz w:val="20"/>
+          <w:szCs w:val="20"/>
+        </w:rPr>
+        <w:t>:</w:t>
+      </w:r>
+      <w:proofErr w:type="gramEnd"/>
+      <w:r>
+        <w:rPr>
+          <w:rFonts w:ascii="Verdana" w:hAnsi="Verdana" w:cs="Arial"/>
+          <w:sz w:val="20"/>
+          <w:szCs w:val="20"/>
+        </w:rPr>
+        <w:t xml:space="preserve"> contains functions for calculating the </w:t>
       </w:r>
       <w:r>
         <w:rPr>
@@ -2288,13 +2554,23 @@
           <w:szCs w:val="20"/>
         </w:rPr>
       </w:pPr>
-      <w:r>
-        <w:rPr>
-          <w:rFonts w:ascii="Verdana" w:hAnsi="Verdana" w:cs="Arial"/>
-          <w:sz w:val="20"/>
-          <w:szCs w:val="20"/>
-        </w:rPr>
-        <w:t xml:space="preserve">Financial_data_api_service: responsible for making API calls to the </w:t>
+      <w:proofErr w:type="spellStart"/>
+      <w:r>
+        <w:rPr>
+          <w:rFonts w:ascii="Verdana" w:hAnsi="Verdana" w:cs="Arial"/>
+          <w:sz w:val="20"/>
+          <w:szCs w:val="20"/>
+        </w:rPr>
+        <w:t>Financial_data_api_service</w:t>
+      </w:r>
+      <w:proofErr w:type="spellEnd"/>
+      <w:r>
+        <w:rPr>
+          <w:rFonts w:ascii="Verdana" w:hAnsi="Verdana" w:cs="Arial"/>
+          <w:sz w:val="20"/>
+          <w:szCs w:val="20"/>
+        </w:rPr>
+        <w:t xml:space="preserve">: responsible for making API calls to the </w:t>
       </w:r>
       <w:r>
         <w:rPr>
@@ -2587,7 +2863,43 @@
           <w:sz w:val="20"/>
           <w:szCs w:val="20"/>
         </w:rPr>
-        <w:t>/api/current_loan_application/{id}/financial_data: A dedicated endpoint for handling data operations related to a specific loan application</w:t>
+        <w:t>/api/</w:t>
+      </w:r>
+      <w:proofErr w:type="spellStart"/>
+      <w:r>
+        <w:rPr>
+          <w:rFonts w:ascii="Verdana" w:hAnsi="Verdana" w:cs="Arial"/>
+          <w:sz w:val="20"/>
+          <w:szCs w:val="20"/>
+        </w:rPr>
+        <w:t>current_loan_</w:t>
+      </w:r>
+      <w:proofErr w:type="gramStart"/>
+      <w:r>
+        <w:rPr>
+          <w:rFonts w:ascii="Verdana" w:hAnsi="Verdana" w:cs="Arial"/>
+          <w:sz w:val="20"/>
+          <w:szCs w:val="20"/>
+        </w:rPr>
+        <w:t>application</w:t>
+      </w:r>
+      <w:proofErr w:type="spellEnd"/>
+      <w:r>
+        <w:rPr>
+          <w:rFonts w:ascii="Verdana" w:hAnsi="Verdana" w:cs="Arial"/>
+          <w:sz w:val="20"/>
+          <w:szCs w:val="20"/>
+        </w:rPr>
+        <w:t>/{id}/</w:t>
+      </w:r>
+      <w:proofErr w:type="gramEnd"/>
+      <w:r>
+        <w:rPr>
+          <w:rFonts w:ascii="Verdana" w:hAnsi="Verdana" w:cs="Arial"/>
+          <w:sz w:val="20"/>
+          <w:szCs w:val="20"/>
+        </w:rPr>
+        <w:t>financial_data: A dedicated endpoint for handling data operations related to a specific loan application</w:t>
       </w:r>
     </w:p>
     <w:p>
@@ -2673,13 +2985,41 @@
           <w:szCs w:val="20"/>
         </w:rPr>
       </w:pPr>
-      <w:r>
-        <w:rPr>
-          <w:rFonts w:ascii="Verdana" w:hAnsi="Verdana" w:cs="Arial"/>
-          <w:sz w:val="20"/>
-          <w:szCs w:val="20"/>
-        </w:rPr>
-        <w:t xml:space="preserve">Calling the financial_data_service to process and securely store the </w:t>
+      <w:proofErr w:type="gramStart"/>
+      <w:r>
+        <w:rPr>
+          <w:rFonts w:ascii="Verdana" w:hAnsi="Verdana" w:cs="Arial"/>
+          <w:sz w:val="20"/>
+          <w:szCs w:val="20"/>
+        </w:rPr>
+        <w:t>Calling</w:t>
+      </w:r>
+      <w:proofErr w:type="gramEnd"/>
+      <w:r>
+        <w:rPr>
+          <w:rFonts w:ascii="Verdana" w:hAnsi="Verdana" w:cs="Arial"/>
+          <w:sz w:val="20"/>
+          <w:szCs w:val="20"/>
+        </w:rPr>
+        <w:t xml:space="preserve"> the </w:t>
+      </w:r>
+      <w:proofErr w:type="spellStart"/>
+      <w:r>
+        <w:rPr>
+          <w:rFonts w:ascii="Verdana" w:hAnsi="Verdana" w:cs="Arial"/>
+          <w:sz w:val="20"/>
+          <w:szCs w:val="20"/>
+        </w:rPr>
+        <w:t>financial_data_service</w:t>
+      </w:r>
+      <w:proofErr w:type="spellEnd"/>
+      <w:r>
+        <w:rPr>
+          <w:rFonts w:ascii="Verdana" w:hAnsi="Verdana" w:cs="Arial"/>
+          <w:sz w:val="20"/>
+          <w:szCs w:val="20"/>
+        </w:rPr>
+        <w:t xml:space="preserve"> to process and securely store the </w:t>
       </w:r>
       <w:r>
         <w:rPr>
@@ -2796,13 +3136,23 @@
           <w:szCs w:val="20"/>
         </w:rPr>
       </w:pPr>
-      <w:r>
-        <w:rPr>
-          <w:rFonts w:ascii="Verdana" w:hAnsi="Verdana" w:cs="Arial"/>
-          <w:sz w:val="20"/>
-          <w:szCs w:val="20"/>
-        </w:rPr>
-        <w:t xml:space="preserve">Financial_data_service: The central class that will contain the logic for determining the correct fiscal year financial data fields to </w:t>
+      <w:proofErr w:type="spellStart"/>
+      <w:r>
+        <w:rPr>
+          <w:rFonts w:ascii="Verdana" w:hAnsi="Verdana" w:cs="Arial"/>
+          <w:sz w:val="20"/>
+          <w:szCs w:val="20"/>
+        </w:rPr>
+        <w:t>Financial_data_service</w:t>
+      </w:r>
+      <w:proofErr w:type="spellEnd"/>
+      <w:r>
+        <w:rPr>
+          <w:rFonts w:ascii="Verdana" w:hAnsi="Verdana" w:cs="Arial"/>
+          <w:sz w:val="20"/>
+          <w:szCs w:val="20"/>
+        </w:rPr>
+        <w:t xml:space="preserve">: The central class that will contain the logic for determining the correct fiscal year financial data fields to </w:t>
       </w:r>
       <w:r>
         <w:rPr>
@@ -2827,13 +3177,23 @@
           <w:szCs w:val="20"/>
         </w:rPr>
       </w:pPr>
-      <w:r>
-        <w:rPr>
-          <w:rFonts w:ascii="Verdana" w:hAnsi="Verdana" w:cs="Arial"/>
-          <w:sz w:val="20"/>
-          <w:szCs w:val="20"/>
-        </w:rPr>
-        <w:t>Loan_application_service: Manages the entire loan application process.</w:t>
+      <w:proofErr w:type="spellStart"/>
+      <w:r>
+        <w:rPr>
+          <w:rFonts w:ascii="Verdana" w:hAnsi="Verdana" w:cs="Arial"/>
+          <w:sz w:val="20"/>
+          <w:szCs w:val="20"/>
+        </w:rPr>
+        <w:t>Loan_application_service</w:t>
+      </w:r>
+      <w:proofErr w:type="spellEnd"/>
+      <w:r>
+        <w:rPr>
+          <w:rFonts w:ascii="Verdana" w:hAnsi="Verdana" w:cs="Arial"/>
+          <w:sz w:val="20"/>
+          <w:szCs w:val="20"/>
+        </w:rPr>
+        <w:t>: Manages the entire loan application process.</w:t>
       </w:r>
     </w:p>
     <w:p>
@@ -2972,7 +3332,25 @@
           <w:sz w:val="20"/>
           <w:szCs w:val="20"/>
         </w:rPr>
-        <w:t>Coordinating with the financial_data_repository for data persistence</w:t>
+        <w:t xml:space="preserve">Coordinating with the </w:t>
+      </w:r>
+      <w:proofErr w:type="spellStart"/>
+      <w:r>
+        <w:rPr>
+          <w:rFonts w:ascii="Verdana" w:hAnsi="Verdana" w:cs="Arial"/>
+          <w:sz w:val="20"/>
+          <w:szCs w:val="20"/>
+        </w:rPr>
+        <w:t>financial_data_repository</w:t>
+      </w:r>
+      <w:proofErr w:type="spellEnd"/>
+      <w:r>
+        <w:rPr>
+          <w:rFonts w:ascii="Verdana" w:hAnsi="Verdana" w:cs="Arial"/>
+          <w:sz w:val="20"/>
+          <w:szCs w:val="20"/>
+        </w:rPr>
+        <w:t xml:space="preserve"> for data persistence</w:t>
       </w:r>
     </w:p>
     <w:p>
@@ -3081,13 +3459,23 @@
           <w:szCs w:val="20"/>
         </w:rPr>
       </w:pPr>
-      <w:r>
-        <w:rPr>
-          <w:rFonts w:ascii="Verdana" w:hAnsi="Verdana" w:cs="Arial"/>
-          <w:sz w:val="20"/>
-          <w:szCs w:val="20"/>
-        </w:rPr>
-        <w:t xml:space="preserve">Financial_data_repo: responsible for all create, read, update, and delete operations related to financial data in the </w:t>
+      <w:proofErr w:type="spellStart"/>
+      <w:r>
+        <w:rPr>
+          <w:rFonts w:ascii="Verdana" w:hAnsi="Verdana" w:cs="Arial"/>
+          <w:sz w:val="20"/>
+          <w:szCs w:val="20"/>
+        </w:rPr>
+        <w:t>Financial_data_repo</w:t>
+      </w:r>
+      <w:proofErr w:type="spellEnd"/>
+      <w:r>
+        <w:rPr>
+          <w:rFonts w:ascii="Verdana" w:hAnsi="Verdana" w:cs="Arial"/>
+          <w:sz w:val="20"/>
+          <w:szCs w:val="20"/>
+        </w:rPr>
+        <w:t xml:space="preserve">: responsible for all create, read, update, and delete operations related to financial data in the </w:t>
       </w:r>
       <w:r>
         <w:rPr>
@@ -3112,13 +3500,41 @@
           <w:szCs w:val="20"/>
         </w:rPr>
       </w:pPr>
-      <w:r>
-        <w:rPr>
-          <w:rFonts w:ascii="Verdana" w:hAnsi="Verdana" w:cs="Arial"/>
-          <w:sz w:val="20"/>
-          <w:szCs w:val="20"/>
-        </w:rPr>
-        <w:t xml:space="preserve">Loan_application_repo: manages persistence for the overall loan </w:t>
+      <w:proofErr w:type="spellStart"/>
+      <w:r>
+        <w:rPr>
+          <w:rFonts w:ascii="Verdana" w:hAnsi="Verdana" w:cs="Arial"/>
+          <w:sz w:val="20"/>
+          <w:szCs w:val="20"/>
+        </w:rPr>
+        <w:t>Loan_application_</w:t>
+      </w:r>
+      <w:proofErr w:type="gramStart"/>
+      <w:r>
+        <w:rPr>
+          <w:rFonts w:ascii="Verdana" w:hAnsi="Verdana" w:cs="Arial"/>
+          <w:sz w:val="20"/>
+          <w:szCs w:val="20"/>
+        </w:rPr>
+        <w:t>repo</w:t>
+      </w:r>
+      <w:proofErr w:type="spellEnd"/>
+      <w:r>
+        <w:rPr>
+          <w:rFonts w:ascii="Verdana" w:hAnsi="Verdana" w:cs="Arial"/>
+          <w:sz w:val="20"/>
+          <w:szCs w:val="20"/>
+        </w:rPr>
+        <w:t>:</w:t>
+      </w:r>
+      <w:proofErr w:type="gramEnd"/>
+      <w:r>
+        <w:rPr>
+          <w:rFonts w:ascii="Verdana" w:hAnsi="Verdana" w:cs="Arial"/>
+          <w:sz w:val="20"/>
+          <w:szCs w:val="20"/>
+        </w:rPr>
+        <w:t xml:space="preserve"> manages persistence for the overall loan </w:t>
       </w:r>
       <w:r>
         <w:rPr>
@@ -3367,13 +3783,23 @@
           <w:szCs w:val="20"/>
         </w:rPr>
       </w:pPr>
-      <w:r>
-        <w:rPr>
-          <w:rFonts w:ascii="Verdana" w:hAnsi="Verdana" w:cs="Arial"/>
-          <w:sz w:val="20"/>
-          <w:szCs w:val="20"/>
-        </w:rPr>
-        <w:t xml:space="preserve">Load_application: Represents the overall loan application, containing collections of </w:t>
+      <w:proofErr w:type="spellStart"/>
+      <w:r>
+        <w:rPr>
+          <w:rFonts w:ascii="Verdana" w:hAnsi="Verdana" w:cs="Arial"/>
+          <w:sz w:val="20"/>
+          <w:szCs w:val="20"/>
+        </w:rPr>
+        <w:t>Load_application</w:t>
+      </w:r>
+      <w:proofErr w:type="spellEnd"/>
+      <w:r>
+        <w:rPr>
+          <w:rFonts w:ascii="Verdana" w:hAnsi="Verdana" w:cs="Arial"/>
+          <w:sz w:val="20"/>
+          <w:szCs w:val="20"/>
+        </w:rPr>
+        <w:t xml:space="preserve">: Represents the overall loan application, containing collections of </w:t>
       </w:r>
       <w:r>
         <w:rPr>
@@ -3613,7 +4039,25 @@
           <w:sz w:val="20"/>
           <w:szCs w:val="20"/>
         </w:rPr>
-        <w:t>Steps to arrive at this deliverable:</w:t>
+        <w:t xml:space="preserve">Steps to arrive at this </w:t>
+      </w:r>
+      <w:proofErr w:type="gramStart"/>
+      <w:r>
+        <w:rPr>
+          <w:rFonts w:ascii="Verdana" w:hAnsi="Verdana" w:cs="Arial"/>
+          <w:sz w:val="20"/>
+          <w:szCs w:val="20"/>
+        </w:rPr>
+        <w:t>deliverable</w:t>
+      </w:r>
+      <w:proofErr w:type="gramEnd"/>
+      <w:r>
+        <w:rPr>
+          <w:rFonts w:ascii="Verdana" w:hAnsi="Verdana" w:cs="Arial"/>
+          <w:sz w:val="20"/>
+          <w:szCs w:val="20"/>
+        </w:rPr>
+        <w:t>:</w:t>
       </w:r>
     </w:p>
     <w:p>
@@ -3728,7 +4172,25 @@
           <w:sz w:val="20"/>
           <w:szCs w:val="20"/>
         </w:rPr>
-        <w:t>Identify most recent fiscal years: If the business is five years or older, the system will identify the five most recently completed fiscal years</w:t>
+        <w:t xml:space="preserve">Identify most recent fiscal years: If the business is five years or older, the system will identify the five most recently </w:t>
+      </w:r>
+      <w:proofErr w:type="gramStart"/>
+      <w:r>
+        <w:rPr>
+          <w:rFonts w:ascii="Verdana" w:hAnsi="Verdana" w:cs="Arial"/>
+          <w:sz w:val="20"/>
+          <w:szCs w:val="20"/>
+        </w:rPr>
+        <w:t>completed</w:t>
+      </w:r>
+      <w:proofErr w:type="gramEnd"/>
+      <w:r>
+        <w:rPr>
+          <w:rFonts w:ascii="Verdana" w:hAnsi="Verdana" w:cs="Arial"/>
+          <w:sz w:val="20"/>
+          <w:szCs w:val="20"/>
+        </w:rPr>
+        <w:t xml:space="preserve"> fiscal years</w:t>
       </w:r>
     </w:p>
     <w:p>
@@ -3751,7 +4213,25 @@
           <w:sz w:val="20"/>
           <w:szCs w:val="20"/>
         </w:rPr>
-        <w:t>Dynamic field generation: For each of the identified five fiscal years, the system will dynamically generate and display the required input fields for financial data</w:t>
+        <w:t xml:space="preserve">Dynamic field generation: For each of the identified five fiscal years, the system will dynamically generate and display the </w:t>
+      </w:r>
+      <w:proofErr w:type="gramStart"/>
+      <w:r>
+        <w:rPr>
+          <w:rFonts w:ascii="Verdana" w:hAnsi="Verdana" w:cs="Arial"/>
+          <w:sz w:val="20"/>
+          <w:szCs w:val="20"/>
+        </w:rPr>
+        <w:t>required input</w:t>
+      </w:r>
+      <w:proofErr w:type="gramEnd"/>
+      <w:r>
+        <w:rPr>
+          <w:rFonts w:ascii="Verdana" w:hAnsi="Verdana" w:cs="Arial"/>
+          <w:sz w:val="20"/>
+          <w:szCs w:val="20"/>
+        </w:rPr>
+        <w:t xml:space="preserve"> fields for financial data</w:t>
       </w:r>
     </w:p>
     <w:p>
@@ -3820,8 +4300,18 @@
           <w:sz w:val="20"/>
           <w:szCs w:val="20"/>
         </w:rPr>
-        <w:t>Steps to arrive at this deliverable</w:t>
-      </w:r>
+        <w:t xml:space="preserve">Steps to arrive at this </w:t>
+      </w:r>
+      <w:proofErr w:type="gramStart"/>
+      <w:r>
+        <w:rPr>
+          <w:rFonts w:ascii="Verdana" w:hAnsi="Verdana" w:cs="Arial"/>
+          <w:sz w:val="20"/>
+          <w:szCs w:val="20"/>
+        </w:rPr>
+        <w:t>deliverable</w:t>
+      </w:r>
+      <w:proofErr w:type="gramEnd"/>
     </w:p>
     <w:p>
       <w:pPr>
@@ -4146,7 +4636,25 @@
           <w:sz w:val="20"/>
           <w:szCs w:val="20"/>
         </w:rPr>
-        <w:t xml:space="preserve">Labeling forecasted fields: Each generated forecasted field will be clearly labeled to indicate it’s a forecast and its corresponding fiscal year </w:t>
+        <w:t xml:space="preserve">Labeling forecasted fields: Each generated forecasted field will be clearly labeled to indicate it’s </w:t>
+      </w:r>
+      <w:proofErr w:type="gramStart"/>
+      <w:r>
+        <w:rPr>
+          <w:rFonts w:ascii="Verdana" w:hAnsi="Verdana" w:cs="Arial"/>
+          <w:sz w:val="20"/>
+          <w:szCs w:val="20"/>
+        </w:rPr>
+        <w:t>a forecast</w:t>
+      </w:r>
+      <w:proofErr w:type="gramEnd"/>
+      <w:r>
+        <w:rPr>
+          <w:rFonts w:ascii="Verdana" w:hAnsi="Verdana" w:cs="Arial"/>
+          <w:sz w:val="20"/>
+          <w:szCs w:val="20"/>
+        </w:rPr>
+        <w:t xml:space="preserve"> and its corresponding fiscal year </w:t>
       </w:r>
     </w:p>
     <w:p>
@@ -4807,7 +5315,25 @@
           <w:sz w:val="20"/>
           <w:szCs w:val="20"/>
         </w:rPr>
-        <w:t xml:space="preserve">The development environment will include the developer’s </w:t>
+        <w:t xml:space="preserve">The development environment will include </w:t>
+      </w:r>
+      <w:proofErr w:type="gramStart"/>
+      <w:r>
+        <w:rPr>
+          <w:rFonts w:ascii="Verdana" w:hAnsi="Verdana" w:cs="Arial"/>
+          <w:sz w:val="20"/>
+          <w:szCs w:val="20"/>
+        </w:rPr>
+        <w:t>the developer’s</w:t>
+      </w:r>
+      <w:proofErr w:type="gramEnd"/>
+      <w:r>
+        <w:rPr>
+          <w:rFonts w:ascii="Verdana" w:hAnsi="Verdana" w:cs="Arial"/>
+          <w:sz w:val="20"/>
+          <w:szCs w:val="20"/>
+        </w:rPr>
+        <w:t xml:space="preserve"> </w:t>
       </w:r>
       <w:r>
         <w:rPr>
@@ -5735,7 +6261,25 @@
           <w:sz w:val="20"/>
           <w:szCs w:val="20"/>
         </w:rPr>
-        <w:t xml:space="preserve"> and QA Validation phases align perfectly with Agile's focus on quick iterations. Bug fixes, once confirmed through these internal tests, can be </w:t>
+        <w:t xml:space="preserve"> and QA Validation phases align perfectly with </w:t>
+      </w:r>
+      <w:proofErr w:type="spellStart"/>
+      <w:r>
+        <w:rPr>
+          <w:rFonts w:ascii="Verdana" w:hAnsi="Verdana" w:cs="Arial"/>
+          <w:sz w:val="20"/>
+          <w:szCs w:val="20"/>
+        </w:rPr>
+        <w:t>Agile's</w:t>
+      </w:r>
+      <w:proofErr w:type="spellEnd"/>
+      <w:r>
+        <w:rPr>
+          <w:rFonts w:ascii="Verdana" w:hAnsi="Verdana" w:cs="Arial"/>
+          <w:sz w:val="20"/>
+          <w:szCs w:val="20"/>
+        </w:rPr>
+        <w:t xml:space="preserve"> focus on quick iterations. Bug fixes, once confirmed through these internal tests, can be </w:t>
       </w:r>
       <w:r>
         <w:rPr>
@@ -5799,7 +6343,25 @@
           <w:sz w:val="20"/>
           <w:szCs w:val="20"/>
         </w:rPr>
-        <w:t>Phased Feature Rollout: For larger features, like the dynamic financial fields, Agile allows for a phased rollout. Initial versions can be tested internally, then refined based on feedback, before a broader release. The User Acceptance Testing (UAT) phase is a direct manifestation of Agile's emphasis on end-user involvement and validation before full Production Deployment.</w:t>
+        <w:t xml:space="preserve">Phased Feature Rollout: For larger features, like the dynamic financial fields, Agile allows for a phased rollout. Initial versions can be tested internally, then refined based on feedback, before a broader release. The User Acceptance Testing (UAT) phase is a direct manifestation of </w:t>
+      </w:r>
+      <w:proofErr w:type="spellStart"/>
+      <w:r>
+        <w:rPr>
+          <w:rFonts w:ascii="Verdana" w:hAnsi="Verdana" w:cs="Arial"/>
+          <w:sz w:val="20"/>
+          <w:szCs w:val="20"/>
+        </w:rPr>
+        <w:t>Agile's</w:t>
+      </w:r>
+      <w:proofErr w:type="spellEnd"/>
+      <w:r>
+        <w:rPr>
+          <w:rFonts w:ascii="Verdana" w:hAnsi="Verdana" w:cs="Arial"/>
+          <w:sz w:val="20"/>
+          <w:szCs w:val="20"/>
+        </w:rPr>
+        <w:t xml:space="preserve"> emphasis on end-user involvement and validation before full Production Deployment.</w:t>
       </w:r>
     </w:p>
     <w:p>
@@ -5946,7 +6508,25 @@
           <w:sz w:val="20"/>
           <w:szCs w:val="20"/>
         </w:rPr>
-        <w:t>Faster Time-to-Market for Bug Fixes and Features: Agile's iterative approach allows for the delivery of working software in short cycles. This means critical bug fixes can be deployed much faster, minimizing downtime or operational impact. New features can also be introduced incrementally, providing value to users sooner rather than waiting for a monolithic release.</w:t>
+        <w:t xml:space="preserve">Faster Time-to-Market for Bug Fixes and Features: </w:t>
+      </w:r>
+      <w:proofErr w:type="spellStart"/>
+      <w:r>
+        <w:rPr>
+          <w:rFonts w:ascii="Verdana" w:hAnsi="Verdana" w:cs="Arial"/>
+          <w:sz w:val="20"/>
+          <w:szCs w:val="20"/>
+        </w:rPr>
+        <w:t>Agile's</w:t>
+      </w:r>
+      <w:proofErr w:type="spellEnd"/>
+      <w:r>
+        <w:rPr>
+          <w:rFonts w:ascii="Verdana" w:hAnsi="Verdana" w:cs="Arial"/>
+          <w:sz w:val="20"/>
+          <w:szCs w:val="20"/>
+        </w:rPr>
+        <w:t xml:space="preserve"> iterative approach allows for the delivery of working software in short cycles. This means critical bug fixes can be deployed much faster, minimizing downtime or operational impact. New features can also be introduced incrementally, providing value to users sooner rather than waiting for a monolithic release.</w:t>
       </w:r>
     </w:p>
     <w:p>
@@ -6665,6 +7245,119 @@
     </w:lvl>
   </w:abstractNum>
   <w:abstractNum w:abstractNumId="2" w15:restartNumberingAfterBreak="0">
+    <w:nsid w:val="124062BB"/>
+    <w:multiLevelType w:val="hybridMultilevel"/>
+    <w:tmpl w:val="CA967B7E"/>
+    <w:lvl w:ilvl="0" w:tplc="04090001">
+      <w:start w:val="1"/>
+      <w:numFmt w:val="bullet"/>
+      <w:lvlText w:val=""/>
+      <w:lvlJc w:val="left"/>
+      <w:pPr>
+        <w:ind w:left="720" w:hanging="360"/>
+      </w:pPr>
+      <w:rPr>
+        <w:rFonts w:ascii="Symbol" w:hAnsi="Symbol" w:hint="default"/>
+      </w:rPr>
+    </w:lvl>
+    <w:lvl w:ilvl="1" w:tplc="04090003">
+      <w:start w:val="1"/>
+      <w:numFmt w:val="bullet"/>
+      <w:lvlText w:val="o"/>
+      <w:lvlJc w:val="left"/>
+      <w:pPr>
+        <w:ind w:left="1440" w:hanging="360"/>
+      </w:pPr>
+      <w:rPr>
+        <w:rFonts w:ascii="Courier New" w:hAnsi="Courier New" w:cs="Courier New" w:hint="default"/>
+      </w:rPr>
+    </w:lvl>
+    <w:lvl w:ilvl="2" w:tplc="04090005">
+      <w:start w:val="1"/>
+      <w:numFmt w:val="bullet"/>
+      <w:lvlText w:val=""/>
+      <w:lvlJc w:val="left"/>
+      <w:pPr>
+        <w:ind w:left="2160" w:hanging="360"/>
+      </w:pPr>
+      <w:rPr>
+        <w:rFonts w:ascii="Wingdings" w:hAnsi="Wingdings" w:hint="default"/>
+      </w:rPr>
+    </w:lvl>
+    <w:lvl w:ilvl="3" w:tplc="04090001" w:tentative="1">
+      <w:start w:val="1"/>
+      <w:numFmt w:val="bullet"/>
+      <w:lvlText w:val=""/>
+      <w:lvlJc w:val="left"/>
+      <w:pPr>
+        <w:ind w:left="2880" w:hanging="360"/>
+      </w:pPr>
+      <w:rPr>
+        <w:rFonts w:ascii="Symbol" w:hAnsi="Symbol" w:hint="default"/>
+      </w:rPr>
+    </w:lvl>
+    <w:lvl w:ilvl="4" w:tplc="04090003" w:tentative="1">
+      <w:start w:val="1"/>
+      <w:numFmt w:val="bullet"/>
+      <w:lvlText w:val="o"/>
+      <w:lvlJc w:val="left"/>
+      <w:pPr>
+        <w:ind w:left="3600" w:hanging="360"/>
+      </w:pPr>
+      <w:rPr>
+        <w:rFonts w:ascii="Courier New" w:hAnsi="Courier New" w:cs="Courier New" w:hint="default"/>
+      </w:rPr>
+    </w:lvl>
+    <w:lvl w:ilvl="5" w:tplc="04090005" w:tentative="1">
+      <w:start w:val="1"/>
+      <w:numFmt w:val="bullet"/>
+      <w:lvlText w:val=""/>
+      <w:lvlJc w:val="left"/>
+      <w:pPr>
+        <w:ind w:left="4320" w:hanging="360"/>
+      </w:pPr>
+      <w:rPr>
+        <w:rFonts w:ascii="Wingdings" w:hAnsi="Wingdings" w:hint="default"/>
+      </w:rPr>
+    </w:lvl>
+    <w:lvl w:ilvl="6" w:tplc="04090001" w:tentative="1">
+      <w:start w:val="1"/>
+      <w:numFmt w:val="bullet"/>
+      <w:lvlText w:val=""/>
+      <w:lvlJc w:val="left"/>
+      <w:pPr>
+        <w:ind w:left="5040" w:hanging="360"/>
+      </w:pPr>
+      <w:rPr>
+        <w:rFonts w:ascii="Symbol" w:hAnsi="Symbol" w:hint="default"/>
+      </w:rPr>
+    </w:lvl>
+    <w:lvl w:ilvl="7" w:tplc="04090003" w:tentative="1">
+      <w:start w:val="1"/>
+      <w:numFmt w:val="bullet"/>
+      <w:lvlText w:val="o"/>
+      <w:lvlJc w:val="left"/>
+      <w:pPr>
+        <w:ind w:left="5760" w:hanging="360"/>
+      </w:pPr>
+      <w:rPr>
+        <w:rFonts w:ascii="Courier New" w:hAnsi="Courier New" w:cs="Courier New" w:hint="default"/>
+      </w:rPr>
+    </w:lvl>
+    <w:lvl w:ilvl="8" w:tplc="04090005" w:tentative="1">
+      <w:start w:val="1"/>
+      <w:numFmt w:val="bullet"/>
+      <w:lvlText w:val=""/>
+      <w:lvlJc w:val="left"/>
+      <w:pPr>
+        <w:ind w:left="6480" w:hanging="360"/>
+      </w:pPr>
+      <w:rPr>
+        <w:rFonts w:ascii="Wingdings" w:hAnsi="Wingdings" w:hint="default"/>
+      </w:rPr>
+    </w:lvl>
+  </w:abstractNum>
+  <w:abstractNum w:abstractNumId="3" w15:restartNumberingAfterBreak="0">
     <w:nsid w:val="136D7379"/>
     <w:multiLevelType w:val="hybridMultilevel"/>
     <w:tmpl w:val="556EB804"/>
@@ -6777,7 +7470,7 @@
       </w:rPr>
     </w:lvl>
   </w:abstractNum>
-  <w:abstractNum w:abstractNumId="3" w15:restartNumberingAfterBreak="0">
+  <w:abstractNum w:abstractNumId="4" w15:restartNumberingAfterBreak="0">
     <w:nsid w:val="235A6FC4"/>
     <w:multiLevelType w:val="hybridMultilevel"/>
     <w:tmpl w:val="05C23554"/>
@@ -6890,7 +7583,7 @@
       </w:rPr>
     </w:lvl>
   </w:abstractNum>
-  <w:abstractNum w:abstractNumId="4" w15:restartNumberingAfterBreak="0">
+  <w:abstractNum w:abstractNumId="5" w15:restartNumberingAfterBreak="0">
     <w:nsid w:val="26361E36"/>
     <w:multiLevelType w:val="hybridMultilevel"/>
     <w:tmpl w:val="70CCC398"/>
@@ -7003,7 +7696,7 @@
       </w:rPr>
     </w:lvl>
   </w:abstractNum>
-  <w:abstractNum w:abstractNumId="5" w15:restartNumberingAfterBreak="0">
+  <w:abstractNum w:abstractNumId="6" w15:restartNumberingAfterBreak="0">
     <w:nsid w:val="2D8D2E60"/>
     <w:multiLevelType w:val="hybridMultilevel"/>
     <w:tmpl w:val="97B8EA24"/>
@@ -7116,7 +7809,7 @@
       </w:rPr>
     </w:lvl>
   </w:abstractNum>
-  <w:abstractNum w:abstractNumId="6" w15:restartNumberingAfterBreak="0">
+  <w:abstractNum w:abstractNumId="7" w15:restartNumberingAfterBreak="0">
     <w:nsid w:val="31820E4A"/>
     <w:multiLevelType w:val="hybridMultilevel"/>
     <w:tmpl w:val="B584330C"/>
@@ -7202,7 +7895,7 @@
       </w:pPr>
     </w:lvl>
   </w:abstractNum>
-  <w:abstractNum w:abstractNumId="7" w15:restartNumberingAfterBreak="0">
+  <w:abstractNum w:abstractNumId="8" w15:restartNumberingAfterBreak="0">
     <w:nsid w:val="33C13EBA"/>
     <w:multiLevelType w:val="hybridMultilevel"/>
     <w:tmpl w:val="D3E23CC6"/>
@@ -7291,7 +7984,7 @@
       </w:pPr>
     </w:lvl>
   </w:abstractNum>
-  <w:abstractNum w:abstractNumId="8" w15:restartNumberingAfterBreak="0">
+  <w:abstractNum w:abstractNumId="9" w15:restartNumberingAfterBreak="0">
     <w:nsid w:val="33CB3072"/>
     <w:multiLevelType w:val="hybridMultilevel"/>
     <w:tmpl w:val="B584330C"/>
@@ -7377,7 +8070,7 @@
       </w:pPr>
     </w:lvl>
   </w:abstractNum>
-  <w:abstractNum w:abstractNumId="9" w15:restartNumberingAfterBreak="0">
+  <w:abstractNum w:abstractNumId="10" w15:restartNumberingAfterBreak="0">
     <w:nsid w:val="375D25B1"/>
     <w:multiLevelType w:val="hybridMultilevel"/>
     <w:tmpl w:val="B584330C"/>
@@ -7463,7 +8156,7 @@
       </w:pPr>
     </w:lvl>
   </w:abstractNum>
-  <w:abstractNum w:abstractNumId="10" w15:restartNumberingAfterBreak="0">
+  <w:abstractNum w:abstractNumId="11" w15:restartNumberingAfterBreak="0">
     <w:nsid w:val="4B7D3F85"/>
     <w:multiLevelType w:val="hybridMultilevel"/>
     <w:tmpl w:val="342ABCC6"/>
@@ -7549,7 +8242,7 @@
       </w:pPr>
     </w:lvl>
   </w:abstractNum>
-  <w:abstractNum w:abstractNumId="11" w15:restartNumberingAfterBreak="0">
+  <w:abstractNum w:abstractNumId="12" w15:restartNumberingAfterBreak="0">
     <w:nsid w:val="50435E5C"/>
     <w:multiLevelType w:val="hybridMultilevel"/>
     <w:tmpl w:val="92F2F086"/>
@@ -7662,7 +8355,7 @@
       </w:rPr>
     </w:lvl>
   </w:abstractNum>
-  <w:abstractNum w:abstractNumId="12" w15:restartNumberingAfterBreak="0">
+  <w:abstractNum w:abstractNumId="13" w15:restartNumberingAfterBreak="0">
     <w:nsid w:val="573C681C"/>
     <w:multiLevelType w:val="hybridMultilevel"/>
     <w:tmpl w:val="9C1A4180"/>
@@ -7775,7 +8468,7 @@
       </w:pPr>
     </w:lvl>
   </w:abstractNum>
-  <w:abstractNum w:abstractNumId="13" w15:restartNumberingAfterBreak="0">
+  <w:abstractNum w:abstractNumId="14" w15:restartNumberingAfterBreak="0">
     <w:nsid w:val="60671FF2"/>
     <w:multiLevelType w:val="hybridMultilevel"/>
     <w:tmpl w:val="6A56F530"/>
@@ -7864,7 +8557,7 @@
       </w:pPr>
     </w:lvl>
   </w:abstractNum>
-  <w:abstractNum w:abstractNumId="14" w15:restartNumberingAfterBreak="0">
+  <w:abstractNum w:abstractNumId="15" w15:restartNumberingAfterBreak="0">
     <w:nsid w:val="617C2A44"/>
     <w:multiLevelType w:val="hybridMultilevel"/>
     <w:tmpl w:val="B584330C"/>
@@ -7950,7 +8643,7 @@
       </w:pPr>
     </w:lvl>
   </w:abstractNum>
-  <w:abstractNum w:abstractNumId="15" w15:restartNumberingAfterBreak="0">
+  <w:abstractNum w:abstractNumId="16" w15:restartNumberingAfterBreak="0">
     <w:nsid w:val="63EA4D81"/>
     <w:multiLevelType w:val="hybridMultilevel"/>
     <w:tmpl w:val="4CF6E376"/>
@@ -8063,7 +8756,7 @@
       </w:rPr>
     </w:lvl>
   </w:abstractNum>
-  <w:abstractNum w:abstractNumId="16" w15:restartNumberingAfterBreak="0">
+  <w:abstractNum w:abstractNumId="17" w15:restartNumberingAfterBreak="0">
     <w:nsid w:val="66157158"/>
     <w:multiLevelType w:val="hybridMultilevel"/>
     <w:tmpl w:val="B584330C"/>
@@ -8149,7 +8842,7 @@
       </w:pPr>
     </w:lvl>
   </w:abstractNum>
-  <w:abstractNum w:abstractNumId="17" w15:restartNumberingAfterBreak="0">
+  <w:abstractNum w:abstractNumId="18" w15:restartNumberingAfterBreak="0">
     <w:nsid w:val="74B932CD"/>
     <w:multiLevelType w:val="hybridMultilevel"/>
     <w:tmpl w:val="2D94D86C"/>
@@ -8235,7 +8928,7 @@
       </w:pPr>
     </w:lvl>
   </w:abstractNum>
-  <w:abstractNum w:abstractNumId="18" w15:restartNumberingAfterBreak="0">
+  <w:abstractNum w:abstractNumId="19" w15:restartNumberingAfterBreak="0">
     <w:nsid w:val="778B6EEC"/>
     <w:multiLevelType w:val="hybridMultilevel"/>
     <w:tmpl w:val="2494AD16"/>
@@ -8352,58 +9045,61 @@
     <w:abstractNumId w:val="1"/>
   </w:num>
   <w:num w:numId="2" w16cid:durableId="1788430539">
+    <w:abstractNumId w:val="13"/>
+  </w:num>
+  <w:num w:numId="3" w16cid:durableId="88083760">
+    <w:abstractNumId w:val="14"/>
+  </w:num>
+  <w:num w:numId="4" w16cid:durableId="302465446">
+    <w:abstractNumId w:val="11"/>
+  </w:num>
+  <w:num w:numId="5" w16cid:durableId="1502886874">
+    <w:abstractNumId w:val="8"/>
+  </w:num>
+  <w:num w:numId="6" w16cid:durableId="900288135">
+    <w:abstractNumId w:val="16"/>
+  </w:num>
+  <w:num w:numId="7" w16cid:durableId="649290782">
+    <w:abstractNumId w:val="7"/>
+  </w:num>
+  <w:num w:numId="8" w16cid:durableId="1176074739">
+    <w:abstractNumId w:val="5"/>
+  </w:num>
+  <w:num w:numId="9" w16cid:durableId="174030540">
+    <w:abstractNumId w:val="4"/>
+  </w:num>
+  <w:num w:numId="10" w16cid:durableId="108546584">
+    <w:abstractNumId w:val="6"/>
+  </w:num>
+  <w:num w:numId="11" w16cid:durableId="251474012">
+    <w:abstractNumId w:val="19"/>
+  </w:num>
+  <w:num w:numId="12" w16cid:durableId="1775131934">
+    <w:abstractNumId w:val="3"/>
+  </w:num>
+  <w:num w:numId="13" w16cid:durableId="271978231">
     <w:abstractNumId w:val="12"/>
   </w:num>
-  <w:num w:numId="3" w16cid:durableId="88083760">
-    <w:abstractNumId w:val="13"/>
-  </w:num>
-  <w:num w:numId="4" w16cid:durableId="302465446">
-    <w:abstractNumId w:val="10"/>
-  </w:num>
-  <w:num w:numId="5" w16cid:durableId="1502886874">
-    <w:abstractNumId w:val="7"/>
-  </w:num>
-  <w:num w:numId="6" w16cid:durableId="900288135">
-    <w:abstractNumId w:val="15"/>
-  </w:num>
-  <w:num w:numId="7" w16cid:durableId="649290782">
-    <w:abstractNumId w:val="6"/>
-  </w:num>
-  <w:num w:numId="8" w16cid:durableId="1176074739">
-    <w:abstractNumId w:val="4"/>
-  </w:num>
-  <w:num w:numId="9" w16cid:durableId="174030540">
-    <w:abstractNumId w:val="3"/>
-  </w:num>
-  <w:num w:numId="10" w16cid:durableId="108546584">
-    <w:abstractNumId w:val="5"/>
-  </w:num>
-  <w:num w:numId="11" w16cid:durableId="251474012">
-    <w:abstractNumId w:val="18"/>
-  </w:num>
-  <w:num w:numId="12" w16cid:durableId="1775131934">
-    <w:abstractNumId w:val="2"/>
-  </w:num>
-  <w:num w:numId="13" w16cid:durableId="271978231">
-    <w:abstractNumId w:val="11"/>
-  </w:num>
   <w:num w:numId="14" w16cid:durableId="151530716">
-    <w:abstractNumId w:val="16"/>
+    <w:abstractNumId w:val="17"/>
   </w:num>
   <w:num w:numId="15" w16cid:durableId="1286235883">
     <w:abstractNumId w:val="0"/>
   </w:num>
   <w:num w:numId="16" w16cid:durableId="546452709">
-    <w:abstractNumId w:val="17"/>
+    <w:abstractNumId w:val="18"/>
   </w:num>
   <w:num w:numId="17" w16cid:durableId="532688891">
-    <w:abstractNumId w:val="14"/>
+    <w:abstractNumId w:val="15"/>
   </w:num>
   <w:num w:numId="18" w16cid:durableId="744844425">
+    <w:abstractNumId w:val="10"/>
+  </w:num>
+  <w:num w:numId="19" w16cid:durableId="1305234513">
     <w:abstractNumId w:val="9"/>
   </w:num>
-  <w:num w:numId="19" w16cid:durableId="1305234513">
-    <w:abstractNumId w:val="8"/>
+  <w:num w:numId="20" w16cid:durableId="1498224728">
+    <w:abstractNumId w:val="2"/>
   </w:num>
 </w:numbering>
 </file>
@@ -8854,7 +9550,6 @@
   <w:style w:type="character" w:default="1" w:styleId="DefaultParagraphFont">
     <w:name w:val="Default Paragraph Font"/>
     <w:uiPriority w:val="1"/>
-    <w:semiHidden/>
     <w:unhideWhenUsed/>
   </w:style>
   <w:style w:type="table" w:default="1" w:styleId="TableNormal">
@@ -9318,57 +10013,6 @@
 </file>
 
 <file path=customXml/item2.xml><?xml version="1.0" encoding="utf-8"?>
-<p:properties xmlns:p="http://schemas.microsoft.com/office/2006/metadata/properties" xmlns:xsi="http://www.w3.org/2001/XMLSchema-instance" xmlns:pc="http://schemas.microsoft.com/office/infopath/2007/PartnerControls">
-  <documentManagement>
-    <Vendor xmlns="0feec74c-ecc7-44c3-9c64-3623cf89ed41">N/A</Vendor>
-    <_ip_UnifiedCompliancePolicyUIAction xmlns="http://schemas.microsoft.com/sharepoint/v3" xsi:nil="true"/>
-    <Launch_x0020_Date xmlns="0feec74c-ecc7-44c3-9c64-3623cf89ed41" xsi:nil="true"/>
-    <Discipline xmlns="0feec74c-ecc7-44c3-9c64-3623cf89ed41" xsi:nil="true"/>
-    <Course_x0020_code xmlns="0feec74c-ecc7-44c3-9c64-3623cf89ed41" xsi:nil="true"/>
-    <Performance_x0020_Steps_x0020_Completed xmlns="0feec74c-ecc7-44c3-9c64-3623cf89ed41">
-      <Value>N/A</Value>
-    </Performance_x0020_Steps_x0020_Completed>
-    <Course_x0020_short_x0020_name xmlns="0feec74c-ecc7-44c3-9c64-3623cf89ed41" xsi:nil="true"/>
-    <_ip_UnifiedCompliancePolicyProperties xmlns="http://schemas.microsoft.com/sharepoint/v3" xsi:nil="true"/>
-    <AssessmentCode xmlns="0feec74c-ecc7-44c3-9c64-3623cf89ed41" xsi:nil="true"/>
-    <Course_x0020_number xmlns="0feec74c-ecc7-44c3-9c64-3623cf89ed41" xsi:nil="true"/>
-    <Course_x0020_title xmlns="0feec74c-ecc7-44c3-9c64-3623cf89ed41" xsi:nil="true"/>
-    <d5fh xmlns="0feec74c-ecc7-44c3-9c64-3623cf89ed41" xsi:nil="true"/>
-    <Step_x0020_Completed xmlns="0feec74c-ecc7-44c3-9c64-3623cf89ed41">
-      <Value>N/A</Value>
-    </Step_x0020_Completed>
-    <Assessment_x0020_Type xmlns="0feec74c-ecc7-44c3-9c64-3623cf89ed41">
-      <Value>Objective</Value>
-    </Assessment_x0020_Type>
-    <Publication_x0020_Date xmlns="0feec74c-ecc7-44c3-9c64-3623cf89ed41" xsi:nil="true"/>
-    <SME xmlns="0feec74c-ecc7-44c3-9c64-3623cf89ed41" xsi:nil="true"/>
-    <Editor0 xmlns="0feec74c-ecc7-44c3-9c64-3623cf89ed41">
-      <UserInfo>
-        <DisplayName/>
-        <AccountId xsi:nil="true"/>
-        <AccountType/>
-      </UserInfo>
-    </Editor0>
-    <Doc_x0020_Type xmlns="0feec74c-ecc7-44c3-9c64-3623cf89ed41" xsi:nil="true"/>
-    <qrac xmlns="0feec74c-ecc7-44c3-9c64-3623cf89ed41" xsi:nil="true"/>
-    <lcf76f155ced4ddcb4097134ff3c332f xmlns="0feec74c-ecc7-44c3-9c64-3623cf89ed41">
-      <Terms xmlns="http://schemas.microsoft.com/office/infopath/2007/PartnerControls"/>
-    </lcf76f155ced4ddcb4097134ff3c332f>
-    <TaxCatchAll xmlns="1f707338-ea0f-4fe5-baee-59b996692b22" xsi:nil="true"/>
-  </documentManagement>
-</p:properties>
-</file>
-
-<file path=customXml/item3.xml><?xml version="1.0" encoding="utf-8"?>
-<?mso-contentType ?>
-<FormTemplates xmlns="http://schemas.microsoft.com/sharepoint/v3/contenttype/forms">
-  <Display>DocumentLibraryForm</Display>
-  <Edit>DocumentLibraryForm</Edit>
-  <New>DocumentLibraryForm</New>
-</FormTemplates>
-</file>
-
-<file path=customXml/item4.xml><?xml version="1.0" encoding="utf-8"?>
 <ct:contentTypeSchema xmlns:ct="http://schemas.microsoft.com/office/2006/metadata/contentType" xmlns:ma="http://schemas.microsoft.com/office/2006/metadata/properties/metaAttributes" ct:_="" ma:_="" ma:contentTypeName="Document" ma:contentTypeID="0x010100C39F2A75005F2D43B30369DAED2CCB1C" ma:contentTypeVersion="45" ma:contentTypeDescription="Create a new document." ma:contentTypeScope="" ma:versionID="1b9fdb374581140854a9d0518901e886">
   <xsd:schema xmlns:xsd="http://www.w3.org/2001/XMLSchema" xmlns:xs="http://www.w3.org/2001/XMLSchema" xmlns:p="http://schemas.microsoft.com/office/2006/metadata/properties" xmlns:ns1="http://schemas.microsoft.com/sharepoint/v3" xmlns:ns2="0feec74c-ecc7-44c3-9c64-3623cf89ed41" xmlns:ns3="1f707338-ea0f-4fe5-baee-59b996692b22" targetNamespace="http://schemas.microsoft.com/office/2006/metadata/properties" ma:root="true" ma:fieldsID="d4e90b57406cfd253bd268c9429fcd51" ns1:_="" ns2:_="" ns3:_="">
     <xsd:import namespace="http://schemas.microsoft.com/sharepoint/v3"/>
@@ -9840,6 +10484,57 @@
 </ct:contentTypeSchema>
 </file>
 
+<file path=customXml/item3.xml><?xml version="1.0" encoding="utf-8"?>
+<?mso-contentType ?>
+<FormTemplates xmlns="http://schemas.microsoft.com/sharepoint/v3/contenttype/forms">
+  <Display>DocumentLibraryForm</Display>
+  <Edit>DocumentLibraryForm</Edit>
+  <New>DocumentLibraryForm</New>
+</FormTemplates>
+</file>
+
+<file path=customXml/item4.xml><?xml version="1.0" encoding="utf-8"?>
+<p:properties xmlns:p="http://schemas.microsoft.com/office/2006/metadata/properties" xmlns:xsi="http://www.w3.org/2001/XMLSchema-instance" xmlns:pc="http://schemas.microsoft.com/office/infopath/2007/PartnerControls">
+  <documentManagement>
+    <Vendor xmlns="0feec74c-ecc7-44c3-9c64-3623cf89ed41">N/A</Vendor>
+    <_ip_UnifiedCompliancePolicyUIAction xmlns="http://schemas.microsoft.com/sharepoint/v3" xsi:nil="true"/>
+    <Launch_x0020_Date xmlns="0feec74c-ecc7-44c3-9c64-3623cf89ed41" xsi:nil="true"/>
+    <Discipline xmlns="0feec74c-ecc7-44c3-9c64-3623cf89ed41" xsi:nil="true"/>
+    <Course_x0020_code xmlns="0feec74c-ecc7-44c3-9c64-3623cf89ed41" xsi:nil="true"/>
+    <Performance_x0020_Steps_x0020_Completed xmlns="0feec74c-ecc7-44c3-9c64-3623cf89ed41">
+      <Value>N/A</Value>
+    </Performance_x0020_Steps_x0020_Completed>
+    <Course_x0020_short_x0020_name xmlns="0feec74c-ecc7-44c3-9c64-3623cf89ed41" xsi:nil="true"/>
+    <_ip_UnifiedCompliancePolicyProperties xmlns="http://schemas.microsoft.com/sharepoint/v3" xsi:nil="true"/>
+    <AssessmentCode xmlns="0feec74c-ecc7-44c3-9c64-3623cf89ed41" xsi:nil="true"/>
+    <Course_x0020_number xmlns="0feec74c-ecc7-44c3-9c64-3623cf89ed41" xsi:nil="true"/>
+    <Course_x0020_title xmlns="0feec74c-ecc7-44c3-9c64-3623cf89ed41" xsi:nil="true"/>
+    <d5fh xmlns="0feec74c-ecc7-44c3-9c64-3623cf89ed41" xsi:nil="true"/>
+    <Step_x0020_Completed xmlns="0feec74c-ecc7-44c3-9c64-3623cf89ed41">
+      <Value>N/A</Value>
+    </Step_x0020_Completed>
+    <Assessment_x0020_Type xmlns="0feec74c-ecc7-44c3-9c64-3623cf89ed41">
+      <Value>Objective</Value>
+    </Assessment_x0020_Type>
+    <Publication_x0020_Date xmlns="0feec74c-ecc7-44c3-9c64-3623cf89ed41" xsi:nil="true"/>
+    <SME xmlns="0feec74c-ecc7-44c3-9c64-3623cf89ed41" xsi:nil="true"/>
+    <Editor0 xmlns="0feec74c-ecc7-44c3-9c64-3623cf89ed41">
+      <UserInfo>
+        <DisplayName/>
+        <AccountId xsi:nil="true"/>
+        <AccountType/>
+      </UserInfo>
+    </Editor0>
+    <Doc_x0020_Type xmlns="0feec74c-ecc7-44c3-9c64-3623cf89ed41" xsi:nil="true"/>
+    <qrac xmlns="0feec74c-ecc7-44c3-9c64-3623cf89ed41" xsi:nil="true"/>
+    <lcf76f155ced4ddcb4097134ff3c332f xmlns="0feec74c-ecc7-44c3-9c64-3623cf89ed41">
+      <Terms xmlns="http://schemas.microsoft.com/office/infopath/2007/PartnerControls"/>
+    </lcf76f155ced4ddcb4097134ff3c332f>
+    <TaxCatchAll xmlns="1f707338-ea0f-4fe5-baee-59b996692b22" xsi:nil="true"/>
+  </documentManagement>
+</p:properties>
+</file>
+
 <file path=customXml/itemProps1.xml><?xml version="1.0" encoding="utf-8"?>
 <ds:datastoreItem xmlns:ds="http://schemas.openxmlformats.org/officeDocument/2006/customXml" ds:itemID="{55AF091B-3C7A-41E3-B477-F2FDAA23CFDA}">
   <ds:schemaRefs>
@@ -9849,26 +10544,6 @@
 </file>
 
 <file path=customXml/itemProps2.xml><?xml version="1.0" encoding="utf-8"?>
-<ds:datastoreItem xmlns:ds="http://schemas.openxmlformats.org/officeDocument/2006/customXml" ds:itemID="{E23E4120-D6A2-4237-8072-707FB1C50E55}">
-  <ds:schemaRefs>
-    <ds:schemaRef ds:uri="http://schemas.microsoft.com/office/2006/metadata/properties"/>
-    <ds:schemaRef ds:uri="http://schemas.microsoft.com/office/infopath/2007/PartnerControls"/>
-    <ds:schemaRef ds:uri="0feec74c-ecc7-44c3-9c64-3623cf89ed41"/>
-    <ds:schemaRef ds:uri="http://schemas.microsoft.com/sharepoint/v3"/>
-    <ds:schemaRef ds:uri="1f707338-ea0f-4fe5-baee-59b996692b22"/>
-  </ds:schemaRefs>
-</ds:datastoreItem>
-</file>
-
-<file path=customXml/itemProps3.xml><?xml version="1.0" encoding="utf-8"?>
-<ds:datastoreItem xmlns:ds="http://schemas.openxmlformats.org/officeDocument/2006/customXml" ds:itemID="{C6552677-A95B-4093-849B-B6AED615DA4B}">
-  <ds:schemaRefs>
-    <ds:schemaRef ds:uri="http://schemas.microsoft.com/sharepoint/v3/contenttype/forms"/>
-  </ds:schemaRefs>
-</ds:datastoreItem>
-</file>
-
-<file path=customXml/itemProps4.xml><?xml version="1.0" encoding="utf-8"?>
 <ds:datastoreItem xmlns:ds="http://schemas.openxmlformats.org/officeDocument/2006/customXml" ds:itemID="{A5D04F1A-573F-4449-9B26-6F35AD920F9A}">
   <ds:schemaRefs>
     <ds:schemaRef ds:uri="http://schemas.microsoft.com/office/2006/metadata/contentType"/>
@@ -9888,6 +10563,26 @@
 </ds:datastoreItem>
 </file>
 
+<file path=customXml/itemProps3.xml><?xml version="1.0" encoding="utf-8"?>
+<ds:datastoreItem xmlns:ds="http://schemas.openxmlformats.org/officeDocument/2006/customXml" ds:itemID="{C6552677-A95B-4093-849B-B6AED615DA4B}">
+  <ds:schemaRefs>
+    <ds:schemaRef ds:uri="http://schemas.microsoft.com/sharepoint/v3/contenttype/forms"/>
+  </ds:schemaRefs>
+</ds:datastoreItem>
+</file>
+
+<file path=customXml/itemProps4.xml><?xml version="1.0" encoding="utf-8"?>
+<ds:datastoreItem xmlns:ds="http://schemas.openxmlformats.org/officeDocument/2006/customXml" ds:itemID="{E23E4120-D6A2-4237-8072-707FB1C50E55}">
+  <ds:schemaRefs>
+    <ds:schemaRef ds:uri="http://schemas.microsoft.com/office/2006/metadata/properties"/>
+    <ds:schemaRef ds:uri="http://schemas.microsoft.com/office/infopath/2007/PartnerControls"/>
+    <ds:schemaRef ds:uri="0feec74c-ecc7-44c3-9c64-3623cf89ed41"/>
+    <ds:schemaRef ds:uri="http://schemas.microsoft.com/sharepoint/v3"/>
+    <ds:schemaRef ds:uri="1f707338-ea0f-4fe5-baee-59b996692b22"/>
+  </ds:schemaRefs>
+</ds:datastoreItem>
+</file>
+
 <file path=docMetadata/LabelInfo.xml><?xml version="1.0" encoding="utf-8"?>
 <clbl:labelList xmlns:clbl="http://schemas.microsoft.com/office/2020/mipLabelMetadata">
   <clbl:label id="{9d258917-277f-42cd-a3cd-14c4e9ee58bc}" enabled="1" method="Standard" siteId="{38ae3bcd-9579-4fd4-adda-b42e1495d55a}" contentBits="0" removed="0"/>
